--- a/01-电源电路/02-开关电源/推挽/推挽逆变电路/推挽逆变电路.docx
+++ b/01-电源电路/02-开关电源/推挽/推挽逆变电路/推挽逆变电路.docx
@@ -2499,6 +2499,20 @@
     </w:p>
     <w:bookmarkEnd w:id="26"/>
     <w:bookmarkEnd w:id="27"/>
+    <w:p>
+      <w:pPr>
+        <w:spacing w:before="360"/>
+        <w:jc w:val="center"/>
+      </w:pPr>
+      <w:r>
+        <w:rPr>
+          <w:rFonts w:ascii="Times New Roman" w:hAnsi="Times New Roman"/>
+          <w:color w:val="555555"/>
+          <w:sz w:val="21"/>
+        </w:rPr>
+        <w:t>材料收集者：杜文杰</w:t>
+      </w:r>
+    </w:p>
     <w:sectPr>
       <w:headerReference r:id="rId9" w:type="default"/>
       <w:footerReference r:id="rId10" w:type="default"/>

--- a/01-电源电路/02-开关电源/推挽/推挽逆变电路/推挽逆变电路.docx
+++ b/01-电源电路/02-开关电源/推挽/推挽逆变电路/推挽逆变电路.docx
@@ -1,6 +1,6 @@
 
 <file path=word/document.xml><?xml version="1.0" encoding="utf-8"?>
-<w:document xmlns:w="http://schemas.openxmlformats.org/wordprocessingml/2006/main" xmlns:m="http://schemas.openxmlformats.org/officeDocument/2006/math" xmlns:r="http://schemas.openxmlformats.org/officeDocument/2006/relationships" xmlns:o="urn:schemas-microsoft-com:office:office" xmlns:v="urn:schemas-microsoft-com:vml" xmlns:w10="urn:schemas-microsoft-com:office:word" xmlns:a="http://schemas.openxmlformats.org/drawingml/2006/main" xmlns:pic="http://schemas.openxmlformats.org/drawingml/2006/picture" xmlns:wp="http://schemas.openxmlformats.org/drawingml/2006/wordprocessingDrawing">
+<w:document xmlns:m="http://schemas.openxmlformats.org/officeDocument/2006/math" xmlns:r="http://schemas.openxmlformats.org/officeDocument/2006/relationships" xmlns:w="http://schemas.openxmlformats.org/wordprocessingml/2006/main" xmlns:o="urn:schemas-microsoft-com:office:office" xmlns:v="urn:schemas-microsoft-com:vml" xmlns:w10="urn:schemas-microsoft-com:office:word" xmlns:a="http://schemas.openxmlformats.org/drawingml/2006/main" xmlns:pic="http://schemas.openxmlformats.org/drawingml/2006/picture" xmlns:wp="http://schemas.openxmlformats.org/drawingml/2006/wordprocessingDrawing">
   <w:body>
     <w:bookmarkStart w:id="27" w:name="推挽逆变电路"/>
     <w:p>
@@ -9,7 +9,7 @@
       </w:pPr>
       <w:r>
         <w:rPr>
-          <w:rFonts w:hint="eastAsia"/>
+          <w:rFonts w:hint="eastAsia" w:eastAsia="黑体"/>
         </w:rPr>
         <w:t xml:space="preserve">推挽逆变电路</w:t>
       </w:r>
@@ -21,7 +21,7 @@
       </w:pPr>
       <w:r>
         <w:rPr>
-          <w:rFonts w:hint="eastAsia"/>
+          <w:rFonts w:hint="eastAsia" w:eastAsia="黑体"/>
         </w:rPr>
         <w:t xml:space="preserve">拓扑描述</w:t>
       </w:r>
@@ -32,16 +32,19 @@
       </w:pPr>
       <w:r>
         <w:rPr>
-          <w:rFonts w:hint="eastAsia"/>
+          <w:rFonts w:hint="eastAsia" w:eastAsia="黑体"/>
         </w:rPr>
         <w:t xml:space="preserve">由</w:t>
       </w:r>
       <w:r>
+        <w:rPr>
+          <w:rFonts w:eastAsia="黑体"/>
+        </w:rPr>
         <w:t xml:space="preserve"> </w:t>
       </w:r>
       <w:r>
         <w:rPr>
-          <w:rFonts w:hint="eastAsia"/>
+          <w:rFonts w:hint="eastAsia" w:eastAsia="黑体"/>
           <w:b/>
           <w:bCs/>
         </w:rPr>
@@ -49,6 +52,7 @@
       </w:r>
       <w:r>
         <w:rPr>
+          <w:rFonts w:eastAsia="黑体"/>
           <w:b/>
           <w:bCs/>
         </w:rPr>
@@ -60,11 +64,14 @@
         </m:r>
       </m:oMath>
       <w:r>
+        <w:rPr>
+          <w:rFonts w:eastAsia="黑体"/>
+        </w:rPr>
         <w:t xml:space="preserve">、</w:t>
       </w:r>
       <w:r>
         <w:rPr>
-          <w:rFonts w:hint="eastAsia"/>
+          <w:rFonts w:hint="eastAsia" w:eastAsia="黑体"/>
           <w:b/>
           <w:bCs/>
         </w:rPr>
@@ -72,6 +79,7 @@
       </w:r>
       <w:r>
         <w:rPr>
+          <w:rFonts w:eastAsia="黑体"/>
           <w:b/>
           <w:bCs/>
         </w:rPr>
@@ -93,6 +101,7 @@
       </m:oMath>
       <w:r>
         <w:rPr>
+          <w:rFonts w:eastAsia="黑体"/>
           <w:b/>
           <w:bCs/>
         </w:rPr>
@@ -114,13 +123,13 @@
       </m:oMath>
       <w:r>
         <w:rPr>
-          <w:rFonts w:hint="eastAsia"/>
+          <w:rFonts w:hint="eastAsia" w:eastAsia="黑体"/>
         </w:rPr>
         <w:t xml:space="preserve">（分别接在初级两半绕组与地之间）组成，负载接副边交流输出。电路关键节点：</w:t>
       </w:r>
       <w:r>
         <w:rPr>
-          <w:rFonts w:hint="eastAsia"/>
+          <w:rFonts w:hint="eastAsia" w:eastAsia="黑体"/>
           <w:b/>
           <w:bCs/>
         </w:rPr>
@@ -128,6 +137,7 @@
       </w:r>
       <w:r>
         <w:rPr>
+          <w:rFonts w:eastAsia="黑体"/>
           <w:b/>
           <w:bCs/>
         </w:rPr>
@@ -135,7 +145,7 @@
       </w:r>
       <w:r>
         <w:rPr>
-          <w:rFonts w:hint="eastAsia"/>
+          <w:rFonts w:hint="eastAsia" w:eastAsia="黑体"/>
           <w:b/>
           <w:bCs/>
         </w:rPr>
@@ -143,6 +153,7 @@
       </w:r>
       <w:r>
         <w:rPr>
+          <w:rFonts w:eastAsia="黑体"/>
           <w:b/>
           <w:bCs/>
         </w:rPr>
@@ -173,13 +184,13 @@
       </m:oMath>
       <w:r>
         <w:rPr>
-          <w:rFonts w:hint="eastAsia"/>
+          <w:rFonts w:hint="eastAsia" w:eastAsia="黑体"/>
         </w:rPr>
         <w:t xml:space="preserve">（变压器初级中心抽头相连）；</w:t>
       </w:r>
       <w:r>
         <w:rPr>
-          <w:rFonts w:hint="eastAsia"/>
+          <w:rFonts w:hint="eastAsia" w:eastAsia="黑体"/>
           <w:b/>
           <w:bCs/>
         </w:rPr>
@@ -187,6 +198,7 @@
       </w:r>
       <w:r>
         <w:rPr>
+          <w:rFonts w:eastAsia="黑体"/>
           <w:b/>
           <w:bCs/>
         </w:rPr>
@@ -194,7 +206,7 @@
       </w:r>
       <w:r>
         <w:rPr>
-          <w:rFonts w:hint="eastAsia"/>
+          <w:rFonts w:hint="eastAsia" w:eastAsia="黑体"/>
           <w:b/>
           <w:bCs/>
         </w:rPr>
@@ -202,6 +214,7 @@
       </w:r>
       <w:r>
         <w:rPr>
+          <w:rFonts w:eastAsia="黑体"/>
           <w:b/>
           <w:bCs/>
         </w:rPr>
@@ -209,7 +222,7 @@
       </w:r>
       <w:r>
         <w:rPr>
-          <w:rFonts w:hint="eastAsia"/>
+          <w:rFonts w:hint="eastAsia" w:eastAsia="黑体"/>
         </w:rPr>
         <w:t xml:space="preserve">（</w:t>
       </w:r>
@@ -228,15 +241,21 @@
         </m:sSub>
       </m:oMath>
       <w:r>
+        <w:rPr>
+          <w:rFonts w:eastAsia="黑体"/>
+        </w:rPr>
         <w:t xml:space="preserve"> </w:t>
       </w:r>
       <w:r>
         <w:rPr>
-          <w:rFonts w:hint="eastAsia"/>
+          <w:rFonts w:hint="eastAsia" w:eastAsia="黑体"/>
         </w:rPr>
         <w:t xml:space="preserve">与</w:t>
       </w:r>
       <w:r>
+        <w:rPr>
+          <w:rFonts w:eastAsia="黑体"/>
+        </w:rPr>
         <w:t xml:space="preserve"> </w:t>
       </w:r>
       <m:oMath>
@@ -254,17 +273,20 @@
         </m:sSub>
       </m:oMath>
       <w:r>
+        <w:rPr>
+          <w:rFonts w:eastAsia="黑体"/>
+        </w:rPr>
         <w:t xml:space="preserve"> </w:t>
       </w:r>
       <w:r>
         <w:rPr>
-          <w:rFonts w:hint="eastAsia"/>
+          <w:rFonts w:hint="eastAsia" w:eastAsia="黑体"/>
         </w:rPr>
         <w:t xml:space="preserve">源极相连）；</w:t>
       </w:r>
       <w:r>
         <w:rPr>
-          <w:rFonts w:hint="eastAsia"/>
+          <w:rFonts w:hint="eastAsia" w:eastAsia="黑体"/>
           <w:b/>
           <w:bCs/>
         </w:rPr>
@@ -272,6 +294,7 @@
       </w:r>
       <w:r>
         <w:rPr>
+          <w:rFonts w:eastAsia="黑体"/>
           <w:b/>
           <w:bCs/>
         </w:rPr>
@@ -279,7 +302,7 @@
       </w:r>
       <w:r>
         <w:rPr>
-          <w:rFonts w:hint="eastAsia"/>
+          <w:rFonts w:hint="eastAsia" w:eastAsia="黑体"/>
           <w:b/>
           <w:bCs/>
         </w:rPr>
@@ -287,6 +310,7 @@
       </w:r>
       <w:r>
         <w:rPr>
+          <w:rFonts w:eastAsia="黑体"/>
           <w:b/>
           <w:bCs/>
         </w:rPr>
@@ -294,7 +318,7 @@
       </w:r>
       <w:r>
         <w:rPr>
-          <w:rFonts w:hint="eastAsia"/>
+          <w:rFonts w:hint="eastAsia" w:eastAsia="黑体"/>
         </w:rPr>
         <w:t xml:space="preserve">（变压器初级上半绕组另一端、</w:t>
       </w:r>
@@ -313,17 +337,20 @@
         </m:sSub>
       </m:oMath>
       <w:r>
+        <w:rPr>
+          <w:rFonts w:eastAsia="黑体"/>
+        </w:rPr>
         <w:t xml:space="preserve"> </w:t>
       </w:r>
       <w:r>
         <w:rPr>
-          <w:rFonts w:hint="eastAsia"/>
+          <w:rFonts w:hint="eastAsia" w:eastAsia="黑体"/>
         </w:rPr>
         <w:t xml:space="preserve">漏极相连）；</w:t>
       </w:r>
       <w:r>
         <w:rPr>
-          <w:rFonts w:hint="eastAsia"/>
+          <w:rFonts w:hint="eastAsia" w:eastAsia="黑体"/>
           <w:b/>
           <w:bCs/>
         </w:rPr>
@@ -331,6 +358,7 @@
       </w:r>
       <w:r>
         <w:rPr>
+          <w:rFonts w:eastAsia="黑体"/>
           <w:b/>
           <w:bCs/>
         </w:rPr>
@@ -338,7 +366,7 @@
       </w:r>
       <w:r>
         <w:rPr>
-          <w:rFonts w:hint="eastAsia"/>
+          <w:rFonts w:hint="eastAsia" w:eastAsia="黑体"/>
           <w:b/>
           <w:bCs/>
         </w:rPr>
@@ -346,6 +374,7 @@
       </w:r>
       <w:r>
         <w:rPr>
+          <w:rFonts w:eastAsia="黑体"/>
           <w:b/>
           <w:bCs/>
         </w:rPr>
@@ -353,7 +382,7 @@
       </w:r>
       <w:r>
         <w:rPr>
-          <w:rFonts w:hint="eastAsia"/>
+          <w:rFonts w:hint="eastAsia" w:eastAsia="黑体"/>
         </w:rPr>
         <w:t xml:space="preserve">（变压器初级下半绕组另一端、</w:t>
       </w:r>
@@ -372,17 +401,20 @@
         </m:sSub>
       </m:oMath>
       <w:r>
+        <w:rPr>
+          <w:rFonts w:eastAsia="黑体"/>
+        </w:rPr>
         <w:t xml:space="preserve"> </w:t>
       </w:r>
       <w:r>
         <w:rPr>
-          <w:rFonts w:hint="eastAsia"/>
+          <w:rFonts w:hint="eastAsia" w:eastAsia="黑体"/>
         </w:rPr>
         <w:t xml:space="preserve">漏极相连）；</w:t>
       </w:r>
       <w:r>
         <w:rPr>
-          <w:rFonts w:hint="eastAsia"/>
+          <w:rFonts w:hint="eastAsia" w:eastAsia="黑体"/>
           <w:b/>
           <w:bCs/>
         </w:rPr>
@@ -390,6 +422,7 @@
       </w:r>
       <w:r>
         <w:rPr>
+          <w:rFonts w:eastAsia="黑体"/>
           <w:b/>
           <w:bCs/>
         </w:rPr>
@@ -397,7 +430,7 @@
       </w:r>
       <w:r>
         <w:rPr>
-          <w:rFonts w:hint="eastAsia"/>
+          <w:rFonts w:hint="eastAsia" w:eastAsia="黑体"/>
           <w:b/>
           <w:bCs/>
         </w:rPr>
@@ -405,7 +438,7 @@
       </w:r>
       <w:r>
         <w:rPr>
-          <w:rFonts w:hint="eastAsia"/>
+          <w:rFonts w:hint="eastAsia" w:eastAsia="黑体"/>
         </w:rPr>
         <w:t xml:space="preserve">（变压器次级两端、负载两端相连）。</w:t>
       </w:r>
@@ -414,7 +447,7 @@
       <w:pPr/>
       <w:r>
         <w:rPr>
-          <w:rFonts w:hint="eastAsia"/>
+          <w:rFonts w:hint="eastAsia" w:eastAsia="黑体"/>
         </w:rPr>
         <w:t xml:space="preserve">各元件管脚连接：</w:t>
       </w:r>
@@ -433,20 +466,26 @@
         </m:sSub>
       </m:oMath>
       <w:r>
+        <w:rPr>
+          <w:rFonts w:eastAsia="黑体"/>
+        </w:rPr>
         <w:t xml:space="preserve"> </w:t>
       </w:r>
       <w:r>
         <w:rPr>
-          <w:rFonts w:hint="eastAsia"/>
+          <w:rFonts w:hint="eastAsia" w:eastAsia="黑体"/>
         </w:rPr>
         <w:t xml:space="preserve">漏极接开关节点</w:t>
       </w:r>
       <w:r>
+        <w:rPr>
+          <w:rFonts w:eastAsia="黑体"/>
+        </w:rPr>
         <w:t xml:space="preserve"> </w:t>
       </w:r>
       <w:r>
         <w:rPr>
-          <w:rFonts w:hint="eastAsia"/>
+          <w:rFonts w:hint="eastAsia" w:eastAsia="黑体"/>
         </w:rPr>
         <w:t xml:space="preserve">A、源极接地、栅极接驱动；</w:t>
       </w:r>
@@ -465,26 +504,32 @@
         </m:sSub>
       </m:oMath>
       <w:r>
+        <w:rPr>
+          <w:rFonts w:eastAsia="黑体"/>
+        </w:rPr>
         <w:t xml:space="preserve"> </w:t>
       </w:r>
       <w:r>
         <w:rPr>
-          <w:rFonts w:hint="eastAsia"/>
+          <w:rFonts w:hint="eastAsia" w:eastAsia="黑体"/>
         </w:rPr>
         <w:t xml:space="preserve">漏极接开关节点</w:t>
       </w:r>
       <w:r>
+        <w:rPr>
+          <w:rFonts w:eastAsia="黑体"/>
+        </w:rPr>
         <w:t xml:space="preserve"> </w:t>
       </w:r>
       <w:r>
         <w:rPr>
-          <w:rFonts w:hint="eastAsia"/>
+          <w:rFonts w:hint="eastAsia" w:eastAsia="黑体"/>
         </w:rPr>
         <w:t xml:space="preserve">B、源极接地、栅极接驱动；</w:t>
       </w:r>
       <w:r>
         <w:rPr>
-          <w:rFonts w:hint="eastAsia"/>
+          <w:rFonts w:hint="eastAsia" w:eastAsia="黑体"/>
           <w:b/>
           <w:bCs/>
         </w:rPr>
@@ -492,6 +537,7 @@
       </w:r>
       <w:r>
         <w:rPr>
+          <w:rFonts w:eastAsia="黑体"/>
           <w:b/>
           <w:bCs/>
         </w:rPr>
@@ -503,15 +549,21 @@
         </m:r>
       </m:oMath>
       <w:r>
+        <w:rPr>
+          <w:rFonts w:eastAsia="黑体"/>
+        </w:rPr>
         <w:t xml:space="preserve"> </w:t>
       </w:r>
       <w:r>
         <w:rPr>
-          <w:rFonts w:hint="eastAsia"/>
+          <w:rFonts w:hint="eastAsia" w:eastAsia="黑体"/>
         </w:rPr>
         <w:t xml:space="preserve">初级中心抽头接</w:t>
       </w:r>
       <w:r>
+        <w:rPr>
+          <w:rFonts w:eastAsia="黑体"/>
+        </w:rPr>
         <w:t xml:space="preserve"> </w:t>
       </w:r>
       <m:oMath>
@@ -539,25 +591,31 @@
       </m:oMath>
       <w:r>
         <w:rPr>
-          <w:rFonts w:hint="eastAsia"/>
+          <w:rFonts w:hint="eastAsia" w:eastAsia="黑体"/>
         </w:rPr>
         <w:t xml:space="preserve">、上半绕组另一端接开关节点</w:t>
       </w:r>
       <w:r>
+        <w:rPr>
+          <w:rFonts w:eastAsia="黑体"/>
+        </w:rPr>
         <w:t xml:space="preserve"> </w:t>
       </w:r>
       <w:r>
         <w:rPr>
-          <w:rFonts w:hint="eastAsia"/>
+          <w:rFonts w:hint="eastAsia" w:eastAsia="黑体"/>
         </w:rPr>
         <w:t xml:space="preserve">A、下半绕组另一端接开关节点</w:t>
       </w:r>
       <w:r>
+        <w:rPr>
+          <w:rFonts w:eastAsia="黑体"/>
+        </w:rPr>
         <w:t xml:space="preserve"> </w:t>
       </w:r>
       <w:r>
         <w:rPr>
-          <w:rFonts w:hint="eastAsia"/>
+          <w:rFonts w:hint="eastAsia" w:eastAsia="黑体"/>
         </w:rPr>
         <w:t xml:space="preserve">B，次级两端接交流输出负载。</w:t>
       </w:r>
@@ -566,25 +624,31 @@
       <w:pPr/>
       <w:r>
         <w:rPr>
-          <w:rFonts w:hint="eastAsia"/>
+          <w:rFonts w:hint="eastAsia" w:eastAsia="黑体"/>
         </w:rPr>
         <w:t xml:space="preserve">由此构成两管交替导通把低压直流斩波为正负交替高频方波、经中心抽头变压器升压后直接输出交流的推挽</w:t>
       </w:r>
       <w:r>
+        <w:rPr>
+          <w:rFonts w:eastAsia="黑体"/>
+        </w:rPr>
         <w:t xml:space="preserve"> DC-AC </w:t>
       </w:r>
       <w:r>
         <w:rPr>
-          <w:rFonts w:hint="eastAsia"/>
+          <w:rFonts w:hint="eastAsia" w:eastAsia="黑体"/>
         </w:rPr>
         <w:t xml:space="preserve">逆变组态，常见于车载逆变器、UPS</w:t>
       </w:r>
       <w:r>
+        <w:rPr>
+          <w:rFonts w:eastAsia="黑体"/>
+        </w:rPr>
         <w:t xml:space="preserve"> </w:t>
       </w:r>
       <w:r>
         <w:rPr>
-          <w:rFonts w:hint="eastAsia"/>
+          <w:rFonts w:hint="eastAsia" w:eastAsia="黑体"/>
         </w:rPr>
         <w:t xml:space="preserve">与荧光灯驱动。</w:t>
       </w:r>
@@ -597,7 +661,7 @@
       </w:pPr>
       <w:r>
         <w:rPr>
-          <w:rFonts w:hint="eastAsia"/>
+          <w:rFonts w:hint="eastAsia" w:eastAsia="黑体"/>
         </w:rPr>
         <w:t xml:space="preserve">工作原理</w:t>
       </w:r>
@@ -621,6 +685,9 @@
         </m:sSub>
       </m:oMath>
       <w:r>
+        <w:rPr>
+          <w:rFonts w:eastAsia="黑体"/>
+        </w:rPr>
         <w:t xml:space="preserve">、</w:t>
       </w:r>
       <m:oMath>
@@ -638,20 +705,26 @@
         </m:sSub>
       </m:oMath>
       <w:r>
+        <w:rPr>
+          <w:rFonts w:eastAsia="黑体"/>
+        </w:rPr>
         <w:t xml:space="preserve"> </w:t>
       </w:r>
       <w:r>
         <w:rPr>
-          <w:rFonts w:hint="eastAsia"/>
+          <w:rFonts w:hint="eastAsia" w:eastAsia="黑体"/>
         </w:rPr>
         <w:t xml:space="preserve">轮流导通，使变压器初级两半绕组交替流过电流，磁芯双向磁化；副边感应的交变电压被升压输出。两管交替频率即为输出交流频率，通过斩波或</w:t>
       </w:r>
       <w:r>
+        <w:rPr>
+          <w:rFonts w:eastAsia="黑体"/>
+        </w:rPr>
         <w:t xml:space="preserve"> PWM </w:t>
       </w:r>
       <w:r>
         <w:rPr>
-          <w:rFonts w:hint="eastAsia"/>
+          <w:rFonts w:hint="eastAsia" w:eastAsia="黑体"/>
         </w:rPr>
         <w:t xml:space="preserve">控制可调节输出波形与幅值。</w:t>
       </w:r>
@@ -664,7 +737,7 @@
       </w:pPr>
       <w:r>
         <w:rPr>
-          <w:rFonts w:hint="eastAsia"/>
+          <w:rFonts w:hint="eastAsia" w:eastAsia="黑体"/>
         </w:rPr>
         <w:t xml:space="preserve">关键计算公式</w:t>
       </w:r>
@@ -678,7 +751,7 @@
       </w:pPr>
       <w:r>
         <w:rPr>
-          <w:rFonts w:hint="eastAsia"/>
+          <w:rFonts w:hint="eastAsia" w:eastAsia="黑体"/>
         </w:rPr>
         <w:t xml:space="preserve">输出峰值电压：</w:t>
       </w:r>
@@ -789,7 +862,7 @@
       </w:pPr>
       <w:r>
         <w:rPr>
-          <w:rFonts w:hint="eastAsia"/>
+          <w:rFonts w:hint="eastAsia" w:eastAsia="黑体"/>
         </w:rPr>
         <w:t xml:space="preserve">开关管关断电压应力（含漏感尖峰时更高）：</w:t>
       </w:r>
@@ -876,7 +949,7 @@
       </w:pPr>
       <w:r>
         <w:rPr>
-          <w:rFonts w:hint="eastAsia"/>
+          <w:rFonts w:hint="eastAsia" w:eastAsia="黑体"/>
         </w:rPr>
         <w:t xml:space="preserve">每管导通占空比：</w:t>
       </w:r>
@@ -960,7 +1033,7 @@
       </w:pPr>
       <w:r>
         <w:rPr>
-          <w:rFonts w:hint="eastAsia"/>
+          <w:rFonts w:hint="eastAsia" w:eastAsia="黑体"/>
         </w:rPr>
         <w:t xml:space="preserve">变压器初级电流峰值：</w:t>
       </w:r>
@@ -1087,7 +1160,7 @@
             </w:pPr>
             <w:r>
               <w:rPr>
-                <w:rFonts w:hint="eastAsia"/>
+                <w:rFonts w:hint="eastAsia" w:eastAsia="黑体"/>
               </w:rPr>
               <w:t xml:space="preserve">符号</w:t>
             </w:r>
@@ -1101,7 +1174,7 @@
             </w:pPr>
             <w:r>
               <w:rPr>
-                <w:rFonts w:hint="eastAsia"/>
+                <w:rFonts w:hint="eastAsia" w:eastAsia="黑体"/>
               </w:rPr>
               <w:t xml:space="preserve">含义</w:t>
             </w:r>
@@ -1115,7 +1188,7 @@
             </w:pPr>
             <w:r>
               <w:rPr>
-                <w:rFonts w:hint="eastAsia"/>
+                <w:rFonts w:hint="eastAsia" w:eastAsia="黑体"/>
               </w:rPr>
               <w:t xml:space="preserve">单位</w:t>
             </w:r>
@@ -1147,6 +1220,9 @@
               </m:sSub>
             </m:oMath>
             <w:r>
+              <w:rPr>
+                <w:rFonts w:eastAsia="黑体"/>
+              </w:rPr>
               <w:t xml:space="preserve">​</w:t>
             </w:r>
           </w:p>
@@ -1159,7 +1235,7 @@
             </w:pPr>
             <w:r>
               <w:rPr>
-                <w:rFonts w:hint="eastAsia"/>
+                <w:rFonts w:hint="eastAsia" w:eastAsia="黑体"/>
               </w:rPr>
               <w:t xml:space="preserve">输入直流电压</w:t>
             </w:r>
@@ -1172,6 +1248,9 @@
               <w:pStyle w:val="Compact"/>
             </w:pPr>
             <w:r>
+              <w:rPr>
+                <w:rFonts w:eastAsia="黑体"/>
+              </w:rPr>
               <w:t xml:space="preserve">V</w:t>
             </w:r>
           </w:p>
@@ -1217,6 +1296,9 @@
               </m:sSub>
             </m:oMath>
             <w:r>
+              <w:rPr>
+                <w:rFonts w:eastAsia="黑体"/>
+              </w:rPr>
               <w:t xml:space="preserve">​</w:t>
             </w:r>
           </w:p>
@@ -1229,7 +1311,7 @@
             </w:pPr>
             <w:r>
               <w:rPr>
-                <w:rFonts w:hint="eastAsia"/>
+                <w:rFonts w:hint="eastAsia" w:eastAsia="黑体"/>
               </w:rPr>
               <w:t xml:space="preserve">输出峰值电压</w:t>
             </w:r>
@@ -1242,6 +1324,9 @@
               <w:pStyle w:val="Compact"/>
             </w:pPr>
             <w:r>
+              <w:rPr>
+                <w:rFonts w:eastAsia="黑体"/>
+              </w:rPr>
               <w:t xml:space="preserve">V</w:t>
             </w:r>
           </w:p>
@@ -1287,6 +1372,9 @@
               </m:sSub>
             </m:oMath>
             <w:r>
+              <w:rPr>
+                <w:rFonts w:eastAsia="黑体"/>
+              </w:rPr>
               <w:t xml:space="preserve">​</w:t>
             </w:r>
           </w:p>
@@ -1299,7 +1387,7 @@
             </w:pPr>
             <w:r>
               <w:rPr>
-                <w:rFonts w:hint="eastAsia"/>
+                <w:rFonts w:hint="eastAsia" w:eastAsia="黑体"/>
               </w:rPr>
               <w:t xml:space="preserve">初级半绕组、副边匝数</w:t>
             </w:r>
@@ -1312,6 +1400,9 @@
               <w:pStyle w:val="Compact"/>
             </w:pPr>
             <w:r>
+              <w:rPr>
+                <w:rFonts w:eastAsia="黑体"/>
+              </w:rPr>
               <w:t xml:space="preserve">—</w:t>
             </w:r>
           </w:p>
@@ -1339,6 +1430,9 @@
               </m:sSub>
             </m:oMath>
             <w:r>
+              <w:rPr>
+                <w:rFonts w:eastAsia="黑体"/>
+              </w:rPr>
               <w:t xml:space="preserve">​</w:t>
             </w:r>
           </w:p>
@@ -1351,7 +1445,7 @@
             </w:pPr>
             <w:r>
               <w:rPr>
-                <w:rFonts w:hint="eastAsia"/>
+                <w:rFonts w:hint="eastAsia" w:eastAsia="黑体"/>
               </w:rPr>
               <w:t xml:space="preserve">输出功率</w:t>
             </w:r>
@@ -1364,6 +1458,9 @@
               <w:pStyle w:val="Compact"/>
             </w:pPr>
             <w:r>
+              <w:rPr>
+                <w:rFonts w:eastAsia="黑体"/>
+              </w:rPr>
               <w:t xml:space="preserve">W</w:t>
             </w:r>
           </w:p>
@@ -1382,6 +1479,9 @@
               </m:r>
             </m:oMath>
             <w:r>
+              <w:rPr>
+                <w:rFonts w:eastAsia="黑体"/>
+              </w:rPr>
               <w:t xml:space="preserve">​</w:t>
             </w:r>
           </w:p>
@@ -1394,7 +1494,7 @@
             </w:pPr>
             <w:r>
               <w:rPr>
-                <w:rFonts w:hint="eastAsia"/>
+                <w:rFonts w:hint="eastAsia" w:eastAsia="黑体"/>
               </w:rPr>
               <w:t xml:space="preserve">效率</w:t>
             </w:r>
@@ -1407,6 +1507,9 @@
               <w:pStyle w:val="Compact"/>
             </w:pPr>
             <w:r>
+              <w:rPr>
+                <w:rFonts w:eastAsia="黑体"/>
+              </w:rPr>
               <w:t xml:space="preserve">—</w:t>
             </w:r>
           </w:p>
@@ -1425,6 +1528,9 @@
               </m:r>
             </m:oMath>
             <w:r>
+              <w:rPr>
+                <w:rFonts w:eastAsia="黑体"/>
+              </w:rPr>
               <w:t xml:space="preserve">​</w:t>
             </w:r>
           </w:p>
@@ -1437,7 +1543,7 @@
             </w:pPr>
             <w:r>
               <w:rPr>
-                <w:rFonts w:hint="eastAsia"/>
+                <w:rFonts w:hint="eastAsia" w:eastAsia="黑体"/>
               </w:rPr>
               <w:t xml:space="preserve">每管占空比</w:t>
             </w:r>
@@ -1450,6 +1556,9 @@
               <w:pStyle w:val="Compact"/>
             </w:pPr>
             <w:r>
+              <w:rPr>
+                <w:rFonts w:eastAsia="黑体"/>
+              </w:rPr>
               <w:t xml:space="preserve">—</w:t>
             </w:r>
           </w:p>
@@ -1464,7 +1573,7 @@
       </w:pPr>
       <w:r>
         <w:rPr>
-          <w:rFonts w:hint="eastAsia"/>
+          <w:rFonts w:hint="eastAsia" w:eastAsia="黑体"/>
         </w:rPr>
         <w:t xml:space="preserve">元件调整影响</w:t>
       </w:r>
@@ -1479,7 +1588,7 @@
       </w:pPr>
       <w:r>
         <w:rPr>
-          <w:rFonts w:hint="eastAsia"/>
+          <w:rFonts w:hint="eastAsia" w:eastAsia="黑体"/>
           <w:b/>
           <w:bCs/>
         </w:rPr>
@@ -1487,6 +1596,7 @@
       </w:r>
       <w:r>
         <w:rPr>
+          <w:rFonts w:eastAsia="黑体"/>
           <w:b/>
           <w:bCs/>
         </w:rPr>
@@ -1526,6 +1636,7 @@
       </m:oMath>
       <w:r>
         <w:rPr>
+          <w:rFonts w:eastAsia="黑体"/>
           <w:b/>
           <w:bCs/>
         </w:rPr>
@@ -1533,21 +1644,27 @@
       </w:r>
       <w:r>
         <w:rPr>
-          <w:rFonts w:hint="eastAsia"/>
+          <w:rFonts w:hint="eastAsia" w:eastAsia="黑体"/>
           <w:b/>
           <w:bCs/>
         </w:rPr>
         <w:t xml:space="preserve">增大</w:t>
       </w:r>
       <w:r>
+        <w:rPr>
+          <w:rFonts w:eastAsia="黑体"/>
+        </w:rPr>
         <w:t xml:space="preserve"> </w:t>
       </w:r>
       <w:r>
+        <w:rPr>
+          <w:rFonts w:eastAsia="黑体"/>
+        </w:rPr>
         <w:t xml:space="preserve">→ </w:t>
       </w:r>
       <w:r>
         <w:rPr>
-          <w:rFonts w:hint="eastAsia"/>
+          <w:rFonts w:hint="eastAsia" w:eastAsia="黑体"/>
         </w:rPr>
         <w:t xml:space="preserve">输出电压升高，但初级电流与开关管电流应力增大。</w:t>
       </w:r>
@@ -1567,6 +1684,7 @@
       </m:oMath>
       <w:r>
         <w:rPr>
+          <w:rFonts w:eastAsia="黑体"/>
           <w:b/>
           <w:bCs/>
         </w:rPr>
@@ -1574,7 +1692,7 @@
       </w:r>
       <w:r>
         <w:rPr>
-          <w:rFonts w:hint="eastAsia"/>
+          <w:rFonts w:hint="eastAsia" w:eastAsia="黑体"/>
           <w:b/>
           <w:bCs/>
         </w:rPr>
@@ -1582,16 +1700,19 @@
       </w:r>
       <w:r>
         <w:rPr>
-          <w:rFonts w:hint="eastAsia"/>
+          <w:rFonts w:hint="eastAsia" w:eastAsia="黑体"/>
         </w:rPr>
         <w:t xml:space="preserve">（&lt;0.5）→</w:t>
       </w:r>
       <w:r>
+        <w:rPr>
+          <w:rFonts w:eastAsia="黑体"/>
+        </w:rPr>
         <w:t xml:space="preserve"> </w:t>
       </w:r>
       <w:r>
         <w:rPr>
-          <w:rFonts w:hint="eastAsia"/>
+          <w:rFonts w:hint="eastAsia" w:eastAsia="黑体"/>
         </w:rPr>
         <w:t xml:space="preserve">输出电压升高，但更接近磁通饱和与直通危险。</w:t>
       </w:r>
@@ -1623,6 +1744,7 @@
       </m:oMath>
       <w:r>
         <w:rPr>
+          <w:rFonts w:eastAsia="黑体"/>
           <w:b/>
           <w:bCs/>
         </w:rPr>
@@ -1630,30 +1752,39 @@
       </w:r>
       <w:r>
         <w:rPr>
-          <w:rFonts w:hint="eastAsia"/>
+          <w:rFonts w:hint="eastAsia" w:eastAsia="黑体"/>
           <w:b/>
           <w:bCs/>
         </w:rPr>
         <w:t xml:space="preserve">升高</w:t>
       </w:r>
       <w:r>
+        <w:rPr>
+          <w:rFonts w:eastAsia="黑体"/>
+        </w:rPr>
         <w:t xml:space="preserve"> </w:t>
       </w:r>
       <w:r>
+        <w:rPr>
+          <w:rFonts w:eastAsia="黑体"/>
+        </w:rPr>
         <w:t xml:space="preserve">→ </w:t>
       </w:r>
       <w:r>
         <w:rPr>
-          <w:rFonts w:hint="eastAsia"/>
+          <w:rFonts w:hint="eastAsia" w:eastAsia="黑体"/>
         </w:rPr>
         <w:t xml:space="preserve">变压器体积减小，但开关损耗与</w:t>
       </w:r>
       <w:r>
+        <w:rPr>
+          <w:rFonts w:eastAsia="黑体"/>
+        </w:rPr>
         <w:t xml:space="preserve"> EMI </w:t>
       </w:r>
       <w:r>
         <w:rPr>
-          <w:rFonts w:hint="eastAsia"/>
+          <w:rFonts w:hint="eastAsia" w:eastAsia="黑体"/>
         </w:rPr>
         <w:t xml:space="preserve">增大。</w:t>
       </w:r>
@@ -1668,25 +1799,34 @@
       </w:pPr>
       <w:r>
         <w:rPr>
-          <w:rFonts w:hint="eastAsia"/>
+          <w:rFonts w:hint="eastAsia" w:eastAsia="黑体"/>
           <w:b/>
           <w:bCs/>
         </w:rPr>
         <w:t xml:space="preserve">输入电压升高</w:t>
       </w:r>
       <w:r>
+        <w:rPr>
+          <w:rFonts w:eastAsia="黑体"/>
+        </w:rPr>
         <w:t xml:space="preserve"> </w:t>
       </w:r>
       <w:r>
+        <w:rPr>
+          <w:rFonts w:eastAsia="黑体"/>
+        </w:rPr>
         <w:t xml:space="preserve">→ </w:t>
       </w:r>
       <w:r>
         <w:rPr>
-          <w:rFonts w:hint="eastAsia"/>
+          <w:rFonts w:hint="eastAsia" w:eastAsia="黑体"/>
         </w:rPr>
         <w:t xml:space="preserve">输出成比例升高，开关管关断电压应力按</w:t>
       </w:r>
       <w:r>
+        <w:rPr>
+          <w:rFonts w:eastAsia="黑体"/>
+        </w:rPr>
         <w:t xml:space="preserve"> </w:t>
       </w:r>
       <m:oMath>
@@ -1710,11 +1850,14 @@
         </m:sSub>
       </m:oMath>
       <w:r>
+        <w:rPr>
+          <w:rFonts w:eastAsia="黑体"/>
+        </w:rPr>
         <w:t xml:space="preserve"> </w:t>
       </w:r>
       <w:r>
         <w:rPr>
-          <w:rFonts w:hint="eastAsia"/>
+          <w:rFonts w:hint="eastAsia" w:eastAsia="黑体"/>
         </w:rPr>
         <w:t xml:space="preserve">升高。</w:t>
       </w:r>
@@ -1727,7 +1870,7 @@
       </w:pPr>
       <w:r>
         <w:rPr>
-          <w:rFonts w:hint="eastAsia"/>
+          <w:rFonts w:hint="eastAsia" w:eastAsia="黑体"/>
         </w:rPr>
         <w:t xml:space="preserve">典型参数示例</w:t>
       </w:r>
@@ -1742,11 +1885,14 @@
       </w:pPr>
       <w:r>
         <w:rPr>
-          <w:rFonts w:hint="eastAsia"/>
+          <w:rFonts w:hint="eastAsia" w:eastAsia="黑体"/>
         </w:rPr>
         <w:t xml:space="preserve">取</w:t>
       </w:r>
       <w:r>
+        <w:rPr>
+          <w:rFonts w:eastAsia="黑体"/>
+        </w:rPr>
         <w:t xml:space="preserve"> </w:t>
       </w:r>
       <m:oMath>
@@ -1786,6 +1932,9 @@
         </m:r>
       </m:oMath>
       <w:r>
+        <w:rPr>
+          <w:rFonts w:eastAsia="黑体"/>
+        </w:rPr>
         <w:t xml:space="preserve">、</w:t>
       </w:r>
       <m:oMath>
@@ -1840,11 +1989,14 @@
       </m:oMath>
       <w:r>
         <w:rPr>
-          <w:rFonts w:hint="eastAsia"/>
+          <w:rFonts w:hint="eastAsia" w:eastAsia="黑体"/>
         </w:rPr>
         <w:t xml:space="preserve">：输出峰值</w:t>
       </w:r>
       <w:r>
+        <w:rPr>
+          <w:rFonts w:eastAsia="黑体"/>
+        </w:rPr>
         <w:t xml:space="preserve"> </w:t>
       </w:r>
       <m:oMath>
@@ -1939,25 +2091,31 @@
       </m:oMath>
       <w:r>
         <w:rPr>
-          <w:rFonts w:hint="eastAsia"/>
+          <w:rFonts w:hint="eastAsia" w:eastAsia="黑体"/>
         </w:rPr>
         <w:t xml:space="preserve">（接近</w:t>
       </w:r>
       <w:r>
+        <w:rPr>
+          <w:rFonts w:eastAsia="黑体"/>
+        </w:rPr>
         <w:t xml:space="preserve"> 50 Hz </w:t>
       </w:r>
       <w:r>
         <w:rPr>
-          <w:rFonts w:hint="eastAsia"/>
+          <w:rFonts w:hint="eastAsia" w:eastAsia="黑体"/>
         </w:rPr>
         <w:t xml:space="preserve">正弦峰-峰值</w:t>
       </w:r>
       <w:r>
+        <w:rPr>
+          <w:rFonts w:eastAsia="黑体"/>
+        </w:rPr>
         <w:t xml:space="preserve"> 311 V </w:t>
       </w:r>
       <w:r>
         <w:rPr>
-          <w:rFonts w:hint="eastAsia"/>
+          <w:rFonts w:hint="eastAsia" w:eastAsia="黑体"/>
         </w:rPr>
         <w:t xml:space="preserve">的一半，需配合调制）。</w:t>
       </w:r>
@@ -1972,11 +2130,14 @@
       </w:pPr>
       <w:r>
         <w:rPr>
-          <w:rFonts w:hint="eastAsia"/>
+          <w:rFonts w:hint="eastAsia" w:eastAsia="黑体"/>
         </w:rPr>
         <w:t xml:space="preserve">取</w:t>
       </w:r>
       <w:r>
+        <w:rPr>
+          <w:rFonts w:eastAsia="黑体"/>
+        </w:rPr>
         <w:t xml:space="preserve"> </w:t>
       </w:r>
       <m:oMath>
@@ -2013,6 +2174,9 @@
         </m:r>
       </m:oMath>
       <w:r>
+        <w:rPr>
+          <w:rFonts w:eastAsia="黑体"/>
+        </w:rPr>
         <w:t xml:space="preserve">、</w:t>
       </w:r>
       <m:oMath>
@@ -2030,6 +2194,9 @@
         </m:r>
       </m:oMath>
       <w:r>
+        <w:rPr>
+          <w:rFonts w:eastAsia="黑体"/>
+        </w:rPr>
         <w:t xml:space="preserve">、</w:t>
       </w:r>
       <m:oMath>
@@ -2069,6 +2236,9 @@
         </m:r>
       </m:oMath>
       <w:r>
+        <w:rPr>
+          <w:rFonts w:eastAsia="黑体"/>
+        </w:rPr>
         <w:t xml:space="preserve">、</w:t>
       </w:r>
       <m:oMath>
@@ -2087,7 +2257,7 @@
       </m:oMath>
       <w:r>
         <w:rPr>
-          <w:rFonts w:hint="eastAsia"/>
+          <w:rFonts w:hint="eastAsia" w:eastAsia="黑体"/>
         </w:rPr>
         <w:t xml:space="preserve">：</w:t>
       </w:r>
@@ -2191,6 +2361,9 @@
         </m:r>
       </m:oMath>
       <w:r>
+        <w:rPr>
+          <w:rFonts w:eastAsia="黑体"/>
+        </w:rPr>
         <w:t xml:space="preserve">。</w:t>
       </w:r>
     </w:p>
@@ -2202,7 +2375,7 @@
       </w:pPr>
       <w:r>
         <w:rPr>
-          <w:rFonts w:hint="eastAsia"/>
+          <w:rFonts w:hint="eastAsia" w:eastAsia="黑体"/>
         </w:rPr>
         <w:t xml:space="preserve">常见器件型号</w:t>
       </w:r>
@@ -2217,7 +2390,7 @@
       </w:pPr>
       <w:r>
         <w:rPr>
-          <w:rFonts w:hint="eastAsia"/>
+          <w:rFonts w:hint="eastAsia" w:eastAsia="黑体"/>
         </w:rPr>
         <w:t xml:space="preserve">开关管：IRF3205、IRF1404、STP80NF70、FDP085N10A。</w:t>
       </w:r>
@@ -2232,7 +2405,7 @@
       </w:pPr>
       <w:r>
         <w:rPr>
-          <w:rFonts w:hint="eastAsia"/>
+          <w:rFonts w:hint="eastAsia" w:eastAsia="黑体"/>
         </w:rPr>
         <w:t xml:space="preserve">控制器：SG3525、TL494、TL594、EG8010（逆变专用）。</w:t>
       </w:r>
@@ -2247,7 +2420,7 @@
       </w:pPr>
       <w:r>
         <w:rPr>
-          <w:rFonts w:hint="eastAsia"/>
+          <w:rFonts w:hint="eastAsia" w:eastAsia="黑体"/>
         </w:rPr>
         <w:t xml:space="preserve">变压器：定制铁氧体或环形功率磁芯。</w:t>
       </w:r>
@@ -2260,7 +2433,7 @@
       </w:pPr>
       <w:r>
         <w:rPr>
-          <w:rFonts w:hint="eastAsia"/>
+          <w:rFonts w:hint="eastAsia" w:eastAsia="黑体"/>
         </w:rPr>
         <w:t xml:space="preserve">注意事项</w:t>
       </w:r>
@@ -2275,11 +2448,14 @@
       </w:pPr>
       <w:r>
         <w:rPr>
-          <w:rFonts w:hint="eastAsia"/>
+          <w:rFonts w:hint="eastAsia" w:eastAsia="黑体"/>
         </w:rPr>
         <w:t xml:space="preserve">低压大电流输入需用低</w:t>
       </w:r>
       <w:r>
+        <w:rPr>
+          <w:rFonts w:eastAsia="黑体"/>
+        </w:rPr>
         <w:t xml:space="preserve"> </w:t>
       </w:r>
       <m:oMath>
@@ -2319,11 +2495,14 @@
       </m:oMath>
       <w:r>
         <w:rPr>
-          <w:rFonts w:hint="eastAsia"/>
+          <w:rFonts w:hint="eastAsia" w:eastAsia="黑体"/>
         </w:rPr>
         <w:t xml:space="preserve">、耐大电流的</w:t>
       </w:r>
       <w:r>
+        <w:rPr>
+          <w:rFonts w:eastAsia="黑体"/>
+        </w:rPr>
         <w:t xml:space="preserve"> MOSFET。</w:t>
       </w:r>
     </w:p>
@@ -2337,16 +2516,19 @@
       </w:pPr>
       <w:r>
         <w:rPr>
-          <w:rFonts w:hint="eastAsia"/>
+          <w:rFonts w:hint="eastAsia" w:eastAsia="黑体"/>
         </w:rPr>
         <w:t xml:space="preserve">每管占空比必须</w:t>
       </w:r>
       <w:r>
+        <w:rPr>
+          <w:rFonts w:eastAsia="黑体"/>
+        </w:rPr>
         <w:t xml:space="preserve"> &lt;0.5 </w:t>
       </w:r>
       <w:r>
         <w:rPr>
-          <w:rFonts w:hint="eastAsia"/>
+          <w:rFonts w:hint="eastAsia" w:eastAsia="黑体"/>
         </w:rPr>
         <w:t xml:space="preserve">并留死区，防止两管同时导通差。</w:t>
       </w:r>
@@ -2361,11 +2543,14 @@
       </w:pPr>
       <w:r>
         <w:rPr>
-          <w:rFonts w:hint="eastAsia"/>
+          <w:rFonts w:hint="eastAsia" w:eastAsia="黑体"/>
         </w:rPr>
         <w:t xml:space="preserve">漏感尖峰可能使</w:t>
       </w:r>
       <w:r>
+        <w:rPr>
+          <w:rFonts w:eastAsia="黑体"/>
+        </w:rPr>
         <w:t xml:space="preserve"> </w:t>
       </w:r>
       <m:oMath>
@@ -2386,15 +2571,21 @@
         </m:sSub>
       </m:oMath>
       <w:r>
+        <w:rPr>
+          <w:rFonts w:eastAsia="黑体"/>
+        </w:rPr>
         <w:t xml:space="preserve"> </w:t>
       </w:r>
       <w:r>
         <w:rPr>
-          <w:rFonts w:hint="eastAsia"/>
+          <w:rFonts w:hint="eastAsia" w:eastAsia="黑体"/>
         </w:rPr>
         <w:t xml:space="preserve">超过被测的</w:t>
       </w:r>
       <w:r>
+        <w:rPr>
+          <w:rFonts w:eastAsia="黑体"/>
+        </w:rPr>
         <w:t xml:space="preserve"> </w:t>
       </w:r>
       <m:oMath>
@@ -2419,7 +2610,7 @@
       </m:oMath>
       <w:r>
         <w:rPr>
-          <w:rFonts w:hint="eastAsia"/>
+          <w:rFonts w:hint="eastAsia" w:eastAsia="黑体"/>
         </w:rPr>
         <w:t xml:space="preserve">，需加吸收回路。</w:t>
       </w:r>
@@ -2434,7 +2625,7 @@
       </w:pPr>
       <w:r>
         <w:rPr>
-          <w:rFonts w:hint="eastAsia"/>
+          <w:rFonts w:hint="eastAsia" w:eastAsia="黑体"/>
         </w:rPr>
         <w:t xml:space="preserve">变压器需双向磁化、避免直流偏磁导致饱和。</w:t>
       </w:r>
@@ -2447,7 +2638,7 @@
       </w:pPr>
       <w:r>
         <w:rPr>
-          <w:rFonts w:hint="eastAsia"/>
+          <w:rFonts w:hint="eastAsia" w:eastAsia="黑体"/>
         </w:rPr>
         <w:t xml:space="preserve">参考资料</w:t>
       </w:r>
@@ -2461,6 +2652,9 @@
         </w:numPr>
       </w:pPr>
       <w:r>
+        <w:rPr>
+          <w:rFonts w:eastAsia="黑体"/>
+        </w:rPr>
         <w:t xml:space="preserve">Wikipedia: Push–pull converter。</w:t>
       </w:r>
     </w:p>
@@ -2474,7 +2668,7 @@
       </w:pPr>
       <w:r>
         <w:rPr>
-          <w:rFonts w:hint="eastAsia"/>
+          <w:rFonts w:hint="eastAsia" w:eastAsia="黑体"/>
         </w:rPr>
         <w:t xml:space="preserve">《电力电子技术》（王兆安、刘进军）。</w:t>
       </w:r>
@@ -2488,11 +2682,14 @@
         </w:numPr>
       </w:pPr>
       <w:r>
+        <w:rPr>
+          <w:rFonts w:eastAsia="黑体"/>
+        </w:rPr>
         <w:t xml:space="preserve">IRF3205 </w:t>
       </w:r>
       <w:r>
         <w:rPr>
-          <w:rFonts w:hint="eastAsia"/>
+          <w:rFonts w:hint="eastAsia" w:eastAsia="黑体"/>
         </w:rPr>
         <w:t xml:space="preserve">数据手册（Infineon）。</w:t>
       </w:r>
@@ -2506,11 +2703,11 @@
       </w:pPr>
       <w:r>
         <w:rPr>
-          <w:rFonts w:ascii="Times New Roman" w:hAnsi="Times New Roman"/>
+          <w:rFonts w:ascii="Times New Roman" w:hAnsi="Times New Roman" w:eastAsia="黑体"/>
           <w:color w:val="555555"/>
           <w:sz w:val="21"/>
         </w:rPr>
-        <w:t>材料收集者：杜文杰</w:t>
+        <w:t>材料收集者：杜文杰，WX手机：19519196569，QQ:3478827729</w:t>
       </w:r>
     </w:p>
     <w:sectPr>
@@ -2530,7 +2727,7 @@
 </file>
 
 <file path=word/footer1.xml><?xml version="1.0" encoding="utf-8"?>
-<w:ftr xmlns:m="http://schemas.openxmlformats.org/officeDocument/2006/math" xmlns:mc="http://schemas.openxmlformats.org/markup-compatibility/2006" xmlns:mo="http://schemas.microsoft.com/office/mac/office/2008/main" xmlns:mv="urn:schemas-microsoft-com:mac:vml" xmlns:o="urn:schemas-microsoft-com:office:office" xmlns:r="http://schemas.openxmlformats.org/officeDocument/2006/relationships" xmlns:v="urn:schemas-microsoft-com:vml" xmlns:w10="urn:schemas-microsoft-com:office:word" xmlns:w14="http://schemas.microsoft.com/office/word/2010/wordml" xmlns:w="http://schemas.openxmlformats.org/wordprocessingml/2006/main" xmlns:wne="http://schemas.microsoft.com/office/word/2006/wordml" xmlns:wp14="http://schemas.microsoft.com/office/word/2010/wordprocessingDrawing" xmlns:wp="http://schemas.openxmlformats.org/drawingml/2006/wordprocessingDrawing" xmlns:wpc="http://schemas.microsoft.com/office/word/2010/wordprocessingCanvas" xmlns:wpg="http://schemas.microsoft.com/office/word/2010/wordprocessingGroup" xmlns:wpi="http://schemas.microsoft.com/office/word/2010/wordprocessingInk" xmlns:wps="http://schemas.microsoft.com/office/word/2010/wordprocessingShape" mc:Ignorable="w14 wp14">
+<w:ftr xmlns:mc="http://schemas.openxmlformats.org/markup-compatibility/2006" xmlns:w="http://schemas.openxmlformats.org/wordprocessingml/2006/main" xmlns:m="http://schemas.openxmlformats.org/officeDocument/2006/math" xmlns:mo="http://schemas.microsoft.com/office/mac/office/2008/main" xmlns:mv="urn:schemas-microsoft-com:mac:vml" xmlns:o="urn:schemas-microsoft-com:office:office" xmlns:r="http://schemas.openxmlformats.org/officeDocument/2006/relationships" xmlns:v="urn:schemas-microsoft-com:vml" xmlns:w10="urn:schemas-microsoft-com:office:word" xmlns:w14="http://schemas.microsoft.com/office/word/2010/wordml" xmlns:wne="http://schemas.microsoft.com/office/word/2006/wordml" xmlns:wp14="http://schemas.microsoft.com/office/word/2010/wordprocessingDrawing" xmlns:wp="http://schemas.openxmlformats.org/drawingml/2006/wordprocessingDrawing" xmlns:wpc="http://schemas.microsoft.com/office/word/2010/wordprocessingCanvas" xmlns:wpg="http://schemas.microsoft.com/office/word/2010/wordprocessingGroup" xmlns:wpi="http://schemas.microsoft.com/office/word/2010/wordprocessingInk" xmlns:wps="http://schemas.microsoft.com/office/word/2010/wordprocessingShape" mc:Ignorable="w14 wp14">
   <w:p>
     <w:pPr>
       <w:pStyle w:val="Footer"/>
@@ -2538,12 +2735,14 @@
     </w:pPr>
     <w:r>
       <w:rPr>
+        <w:rFonts w:eastAsia="黑体"/>
         <w:sz w:val="18"/>
       </w:rPr>
       <w:t xml:space="preserve">第 </w:t>
     </w:r>
     <w:r>
       <w:rPr>
+        <w:rFonts w:eastAsia="黑体"/>
         <w:sz w:val="18"/>
       </w:rPr>
       <w:fldChar w:fldCharType="begin"/>
@@ -2552,6 +2751,7 @@
     </w:r>
     <w:r>
       <w:rPr>
+        <w:rFonts w:eastAsia="黑体"/>
         <w:sz w:val="18"/>
       </w:rPr>
       <w:t xml:space="preserve"> 页</w:t>
@@ -2565,6 +2765,9 @@
   <w:footnote w:type="continuationSeparator" w:id="0">
     <w:p>
       <w:r>
+        <w:rPr>
+          <w:rFonts w:eastAsia="黑体"/>
+        </w:rPr>
         <w:continuationSeparator/>
       </w:r>
     </w:p>
@@ -2572,6 +2775,9 @@
   <w:footnote w:type="separator" w:id="-1">
     <w:p>
       <w:r>
+        <w:rPr>
+          <w:rFonts w:eastAsia="黑体"/>
+        </w:rPr>
         <w:separator/>
       </w:r>
     </w:p>
@@ -2580,7 +2786,7 @@
 </file>
 
 <file path=word/header1.xml><?xml version="1.0" encoding="utf-8"?>
-<w:hdr xmlns:m="http://schemas.openxmlformats.org/officeDocument/2006/math" xmlns:mc="http://schemas.openxmlformats.org/markup-compatibility/2006" xmlns:mo="http://schemas.microsoft.com/office/mac/office/2008/main" xmlns:mv="urn:schemas-microsoft-com:mac:vml" xmlns:o="urn:schemas-microsoft-com:office:office" xmlns:r="http://schemas.openxmlformats.org/officeDocument/2006/relationships" xmlns:v="urn:schemas-microsoft-com:vml" xmlns:w10="urn:schemas-microsoft-com:office:word" xmlns:w14="http://schemas.microsoft.com/office/word/2010/wordml" xmlns:w="http://schemas.openxmlformats.org/wordprocessingml/2006/main" xmlns:wne="http://schemas.microsoft.com/office/word/2006/wordml" xmlns:wp14="http://schemas.microsoft.com/office/word/2010/wordprocessingDrawing" xmlns:wp="http://schemas.openxmlformats.org/drawingml/2006/wordprocessingDrawing" xmlns:wpc="http://schemas.microsoft.com/office/word/2010/wordprocessingCanvas" xmlns:wpg="http://schemas.microsoft.com/office/word/2010/wordprocessingGroup" xmlns:wpi="http://schemas.microsoft.com/office/word/2010/wordprocessingInk" xmlns:wps="http://schemas.microsoft.com/office/word/2010/wordprocessingShape" mc:Ignorable="w14 wp14">
+<w:hdr xmlns:mc="http://schemas.openxmlformats.org/markup-compatibility/2006" xmlns:w="http://schemas.openxmlformats.org/wordprocessingml/2006/main" xmlns:m="http://schemas.openxmlformats.org/officeDocument/2006/math" xmlns:mo="http://schemas.microsoft.com/office/mac/office/2008/main" xmlns:mv="urn:schemas-microsoft-com:mac:vml" xmlns:o="urn:schemas-microsoft-com:office:office" xmlns:r="http://schemas.openxmlformats.org/officeDocument/2006/relationships" xmlns:v="urn:schemas-microsoft-com:vml" xmlns:w10="urn:schemas-microsoft-com:office:word" xmlns:w14="http://schemas.microsoft.com/office/word/2010/wordml" xmlns:wne="http://schemas.microsoft.com/office/word/2006/wordml" xmlns:wp14="http://schemas.microsoft.com/office/word/2010/wordprocessingDrawing" xmlns:wp="http://schemas.openxmlformats.org/drawingml/2006/wordprocessingDrawing" xmlns:wpc="http://schemas.microsoft.com/office/word/2010/wordprocessingCanvas" xmlns:wpg="http://schemas.microsoft.com/office/word/2010/wordprocessingGroup" xmlns:wpi="http://schemas.microsoft.com/office/word/2010/wordprocessingInk" xmlns:wps="http://schemas.microsoft.com/office/word/2010/wordprocessingShape" mc:Ignorable="w14 wp14">
   <w:p>
     <w:pPr>
       <w:pStyle w:val="Header"/>
@@ -2588,7 +2794,7 @@
     </w:pPr>
     <w:r>
       <w:rPr>
-        <w:rFonts w:ascii="Times New Roman" w:hAnsi="Times New Roman"/>
+        <w:rFonts w:ascii="Times New Roman" w:hAnsi="Times New Roman" w:eastAsia="黑体"/>
         <w:sz w:val="18"/>
         <w:rFonts w:eastAsia="黑体"/>
         <w:rFonts w:eastAsia="黑体"/>
@@ -2600,7 +2806,7 @@
 </file>
 
 <file path=word/numbering.xml><?xml version="1.0" encoding="utf-8"?>
-<w:numbering xmlns:m="http://schemas.openxmlformats.org/officeDocument/2006/math" xmlns:mc="http://schemas.openxmlformats.org/markup-compatibility/2006" xmlns:mo="http://schemas.microsoft.com/office/mac/office/2008/main" xmlns:mv="urn:schemas-microsoft-com:mac:vml" xmlns:o="urn:schemas-microsoft-com:office:office" xmlns:r="http://schemas.openxmlformats.org/officeDocument/2006/relationships" xmlns:v="urn:schemas-microsoft-com:vml" xmlns:w="http://schemas.openxmlformats.org/wordprocessingml/2006/main" xmlns:w10="urn:schemas-microsoft-com:office:word" xmlns:w14="http://schemas.microsoft.com/office/word/2010/wordml" xmlns:wne="http://schemas.microsoft.com/office/word/2006/wordml" xmlns:wp="http://schemas.openxmlformats.org/drawingml/2006/wordprocessingDrawing" xmlns:wp14="http://schemas.microsoft.com/office/word/2010/wordprocessingDrawing" xmlns:wpc="http://schemas.microsoft.com/office/word/2010/wordprocessingCanvas" xmlns:wpg="http://schemas.microsoft.com/office/word/2010/wordprocessingGroup" xmlns:wpi="http://schemas.microsoft.com/office/word/2010/wordprocessingInk" xmlns:wps="http://schemas.microsoft.com/office/word/2010/wordprocessingShape" mc:Ignorable="w14 wp14">
+<w:numbering xmlns:mc="http://schemas.openxmlformats.org/markup-compatibility/2006" xmlns:w="http://schemas.openxmlformats.org/wordprocessingml/2006/main" xmlns:m="http://schemas.openxmlformats.org/officeDocument/2006/math" xmlns:mo="http://schemas.microsoft.com/office/mac/office/2008/main" xmlns:mv="urn:schemas-microsoft-com:mac:vml" xmlns:o="urn:schemas-microsoft-com:office:office" xmlns:r="http://schemas.openxmlformats.org/officeDocument/2006/relationships" xmlns:v="urn:schemas-microsoft-com:vml" xmlns:w10="urn:schemas-microsoft-com:office:word" xmlns:w14="http://schemas.microsoft.com/office/word/2010/wordml" xmlns:wne="http://schemas.microsoft.com/office/word/2006/wordml" xmlns:wp="http://schemas.openxmlformats.org/drawingml/2006/wordprocessingDrawing" xmlns:wp14="http://schemas.microsoft.com/office/word/2010/wordprocessingDrawing" xmlns:wpc="http://schemas.microsoft.com/office/word/2010/wordprocessingCanvas" xmlns:wpg="http://schemas.microsoft.com/office/word/2010/wordprocessingGroup" xmlns:wpi="http://schemas.microsoft.com/office/word/2010/wordprocessingInk" xmlns:wps="http://schemas.microsoft.com/office/word/2010/wordprocessingShape" mc:Ignorable="w14 wp14">
   <w:abstractNum w:abstractNumId="0">
     <w:nsid w:val="FFFFFF7C"/>
     <w:multiLevelType w:val="singleLevel"/>
@@ -2687,7 +2893,7 @@
         <w:ind w:hanging="360" w:left="1440"/>
       </w:pPr>
       <w:rPr>
-        <w:rFonts w:ascii="Symbol" w:hAnsi="Symbol" w:hint="default"/>
+        <w:rFonts w:ascii="Symbol" w:hAnsi="Symbol" w:hint="default" w:eastAsia="黑体"/>
       </w:rPr>
     </w:lvl>
   </w:abstractNum>
@@ -2708,7 +2914,7 @@
         <w:ind w:hanging="360" w:left="1080"/>
       </w:pPr>
       <w:rPr>
-        <w:rFonts w:ascii="Symbol" w:hAnsi="Symbol" w:hint="default"/>
+        <w:rFonts w:ascii="Symbol" w:hAnsi="Symbol" w:hint="default" w:eastAsia="黑体"/>
       </w:rPr>
     </w:lvl>
   </w:abstractNum>
@@ -2729,7 +2935,7 @@
         <w:ind w:hanging="360" w:left="720"/>
       </w:pPr>
       <w:rPr>
-        <w:rFonts w:ascii="Symbol" w:hAnsi="Symbol" w:hint="default"/>
+        <w:rFonts w:ascii="Symbol" w:hAnsi="Symbol" w:hint="default" w:eastAsia="黑体"/>
       </w:rPr>
     </w:lvl>
   </w:abstractNum>
@@ -2768,7 +2974,7 @@
         <w:ind w:hanging="360" w:left="360"/>
       </w:pPr>
       <w:rPr>
-        <w:rFonts w:ascii="Symbol" w:hAnsi="Symbol" w:hint="default"/>
+        <w:rFonts w:ascii="Symbol" w:hAnsi="Symbol" w:hint="default" w:eastAsia="黑体"/>
       </w:rPr>
     </w:lvl>
   </w:abstractNum>
@@ -2859,7 +3065,7 @@
         <w:ind w:left="720" w:hanging="360"/>
       </w:pPr>
       <w:rPr>
-        <w:rFonts w:ascii="Symbol" w:hAnsi="Symbol" w:cs="Symbol" w:hint="default"/>
+        <w:rFonts w:ascii="Symbol" w:hAnsi="Symbol" w:cs="Symbol" w:hint="default" w:eastAsia="黑体"/>
       </w:rPr>
     </w:lvl>
     <w:lvl w:ilvl="1">
@@ -2870,7 +3076,7 @@
         <w:ind w:left="1440" w:hanging="360"/>
       </w:pPr>
       <w:rPr>
-        <w:rFonts w:ascii="Courier New" w:hAnsi="Courier New" w:cs="Courier New" w:hint="default"/>
+        <w:rFonts w:ascii="Courier New" w:hAnsi="Courier New" w:cs="Courier New" w:hint="default" w:eastAsia="黑体"/>
       </w:rPr>
     </w:lvl>
     <w:lvl w:ilvl="2">
@@ -2881,7 +3087,7 @@
         <w:ind w:left="2160" w:hanging="360"/>
       </w:pPr>
       <w:rPr>
-        <w:rFonts w:ascii="Wingdings" w:hAnsi="Wingdings" w:cs="Wingdings" w:hint="default"/>
+        <w:rFonts w:ascii="Wingdings" w:hAnsi="Wingdings" w:cs="Wingdings" w:hint="default" w:eastAsia="黑体"/>
       </w:rPr>
     </w:lvl>
     <w:lvl w:ilvl="3">
@@ -2892,7 +3098,7 @@
         <w:ind w:left="2880" w:hanging="360"/>
       </w:pPr>
       <w:rPr>
-        <w:rFonts w:ascii="Symbol" w:hAnsi="Symbol" w:cs="Symbol" w:hint="default"/>
+        <w:rFonts w:ascii="Symbol" w:hAnsi="Symbol" w:cs="Symbol" w:hint="default" w:eastAsia="黑体"/>
       </w:rPr>
     </w:lvl>
     <w:lvl w:ilvl="4">
@@ -2903,7 +3109,7 @@
         <w:ind w:left="3600" w:hanging="360"/>
       </w:pPr>
       <w:rPr>
-        <w:rFonts w:ascii="Courier New" w:hAnsi="Courier New" w:cs="Courier New" w:hint="default"/>
+        <w:rFonts w:ascii="Courier New" w:hAnsi="Courier New" w:cs="Courier New" w:hint="default" w:eastAsia="黑体"/>
       </w:rPr>
     </w:lvl>
     <w:lvl w:ilvl="5">
@@ -2914,7 +3120,7 @@
         <w:ind w:left="4320" w:hanging="360"/>
       </w:pPr>
       <w:rPr>
-        <w:rFonts w:ascii="Wingdings" w:hAnsi="Wingdings" w:cs="Wingdings" w:hint="default"/>
+        <w:rFonts w:ascii="Wingdings" w:hAnsi="Wingdings" w:cs="Wingdings" w:hint="default" w:eastAsia="黑体"/>
       </w:rPr>
     </w:lvl>
     <w:lvl w:ilvl="6">
@@ -2925,7 +3131,7 @@
         <w:ind w:left="5040" w:hanging="360"/>
       </w:pPr>
       <w:rPr>
-        <w:rFonts w:ascii="Symbol" w:hAnsi="Symbol" w:cs="Symbol" w:hint="default"/>
+        <w:rFonts w:ascii="Symbol" w:hAnsi="Symbol" w:cs="Symbol" w:hint="default" w:eastAsia="黑体"/>
       </w:rPr>
     </w:lvl>
     <w:lvl w:ilvl="7">
@@ -2936,7 +3142,7 @@
         <w:ind w:left="5760" w:hanging="360"/>
       </w:pPr>
       <w:rPr>
-        <w:rFonts w:ascii="Courier New" w:hAnsi="Courier New" w:cs="Courier New" w:hint="default"/>
+        <w:rFonts w:ascii="Courier New" w:hAnsi="Courier New" w:cs="Courier New" w:hint="default" w:eastAsia="黑体"/>
       </w:rPr>
     </w:lvl>
     <w:lvl w:ilvl="8">
@@ -2947,7 +3153,7 @@
         <w:ind w:left="6480" w:hanging="360"/>
       </w:pPr>
       <w:rPr>
-        <w:rFonts w:ascii="Wingdings" w:hAnsi="Wingdings" w:cs="Wingdings" w:hint="default"/>
+        <w:rFonts w:ascii="Wingdings" w:hAnsi="Wingdings" w:cs="Wingdings" w:hint="default" w:eastAsia="黑体"/>
       </w:rPr>
     </w:lvl>
   </w:abstractNum>
@@ -3003,11 +3209,11 @@
 </file>
 
 <file path=word/styles.xml><?xml version="1.0" encoding="utf-8"?>
-<w:styles xmlns:mc="http://schemas.openxmlformats.org/markup-compatibility/2006" xmlns:r="http://schemas.openxmlformats.org/officeDocument/2006/relationships" xmlns:w="http://schemas.openxmlformats.org/wordprocessingml/2006/main" xmlns:w14="http://schemas.microsoft.com/office/word/2010/wordml" mc:Ignorable="w14">
+<w:styles xmlns:mc="http://schemas.openxmlformats.org/markup-compatibility/2006" xmlns:w="http://schemas.openxmlformats.org/wordprocessingml/2006/main" xmlns:r="http://schemas.openxmlformats.org/officeDocument/2006/relationships" xmlns:w14="http://schemas.microsoft.com/office/word/2010/wordml" mc:Ignorable="w14">
   <w:docDefaults>
     <w:rPrDefault>
       <w:rPr>
-        <w:rFonts w:asciiTheme="minorHAnsi" w:cstheme="minorBidi" w:eastAsiaTheme="minorEastAsia" w:hAnsiTheme="minorHAnsi"/>
+        <w:rFonts w:asciiTheme="minorHAnsi" w:cstheme="minorBidi" w:hAnsiTheme="minorHAnsi" w:eastAsia="黑体"/>
         <w:sz w:val="22"/>
         <w:szCs w:val="22"/>
         <w:lang w:bidi="ar-SA" w:eastAsia="en-US" w:val="en-US"/>
@@ -3229,7 +3435,7 @@
       <w:outlineLvl w:val="0"/>
     </w:pPr>
     <w:rPr>
-      <w:rFonts w:ascii="Times New Roman" w:asciiTheme="majorHAnsi" w:cstheme="majorBidi" w:eastAsia="黑体" w:eastAsiaTheme="majorEastAsia" w:hAnsi="Times New Roman" w:hAnsiTheme="majorHAnsi"/>
+      <w:rFonts w:ascii="Times New Roman" w:asciiTheme="majorHAnsi" w:cstheme="majorBidi" w:eastAsia="黑体" w:hAnsi="Times New Roman" w:hAnsiTheme="majorHAnsi"/>
       <w:b/>
       <w:bCs/>
       <w:color w:val="1F3864"/>
@@ -3253,7 +3459,7 @@
       <w:outlineLvl w:val="1"/>
     </w:pPr>
     <w:rPr>
-      <w:rFonts w:ascii="Times New Roman" w:asciiTheme="majorHAnsi" w:cstheme="majorBidi" w:eastAsia="黑体" w:eastAsiaTheme="majorEastAsia" w:hAnsi="Times New Roman" w:hAnsiTheme="majorHAnsi"/>
+      <w:rFonts w:ascii="Times New Roman" w:asciiTheme="majorHAnsi" w:cstheme="majorBidi" w:eastAsia="黑体" w:hAnsi="Times New Roman" w:hAnsiTheme="majorHAnsi"/>
       <w:b/>
       <w:bCs/>
       <w:color w:val="2E4E7E"/>
@@ -3277,7 +3483,7 @@
       <w:outlineLvl w:val="2"/>
     </w:pPr>
     <w:rPr>
-      <w:rFonts w:ascii="Times New Roman" w:asciiTheme="majorHAnsi" w:cstheme="majorBidi" w:eastAsia="黑体" w:eastAsiaTheme="majorEastAsia" w:hAnsi="Times New Roman" w:hAnsiTheme="majorHAnsi"/>
+      <w:rFonts w:ascii="Times New Roman" w:asciiTheme="majorHAnsi" w:cstheme="majorBidi" w:eastAsia="黑体" w:hAnsi="Times New Roman" w:hAnsiTheme="majorHAnsi"/>
       <w:b/>
       <w:bCs/>
       <w:color w:val="2E4E7E"/>
@@ -3301,7 +3507,7 @@
       <w:outlineLvl w:val="3"/>
     </w:pPr>
     <w:rPr>
-      <w:rFonts w:ascii="Times New Roman" w:asciiTheme="majorHAnsi" w:cstheme="majorBidi" w:eastAsia="黑体" w:eastAsiaTheme="majorEastAsia" w:hAnsi="Times New Roman" w:hAnsiTheme="majorHAnsi"/>
+      <w:rFonts w:ascii="Times New Roman" w:asciiTheme="majorHAnsi" w:cstheme="majorBidi" w:eastAsia="黑体" w:hAnsi="Times New Roman" w:hAnsiTheme="majorHAnsi"/>
       <w:b/>
       <w:bCs/>
       <w:i/>
@@ -3327,7 +3533,7 @@
       <w:outlineLvl w:val="4"/>
     </w:pPr>
     <w:rPr>
-      <w:rFonts w:ascii="Times New Roman" w:asciiTheme="majorHAnsi" w:cstheme="majorBidi" w:eastAsia="黑体" w:eastAsiaTheme="majorEastAsia" w:hAnsi="Times New Roman" w:hAnsiTheme="majorHAnsi"/>
+      <w:rFonts w:ascii="Times New Roman" w:asciiTheme="majorHAnsi" w:cstheme="majorBidi" w:eastAsia="黑体" w:hAnsi="Times New Roman" w:hAnsiTheme="majorHAnsi"/>
       <w:b/>
       <w:color w:val="333333"/>
       <w:sz w:val="22"/>
@@ -3350,7 +3556,7 @@
       <w:outlineLvl w:val="5"/>
     </w:pPr>
     <w:rPr>
-      <w:rFonts w:asciiTheme="majorHAnsi" w:cstheme="majorBidi" w:eastAsiaTheme="majorEastAsia" w:hAnsiTheme="majorHAnsi"/>
+      <w:rFonts w:asciiTheme="majorHAnsi" w:cstheme="majorBidi" w:hAnsiTheme="majorHAnsi" w:eastAsia="黑体"/>
       <w:i/>
       <w:iCs/>
       <w:color w:themeColor="accent1" w:themeShade="7F" w:val="243F60"/>
@@ -3373,7 +3579,7 @@
       <w:outlineLvl w:val="6"/>
     </w:pPr>
     <w:rPr>
-      <w:rFonts w:asciiTheme="majorHAnsi" w:cstheme="majorBidi" w:eastAsiaTheme="majorEastAsia" w:hAnsiTheme="majorHAnsi"/>
+      <w:rFonts w:asciiTheme="majorHAnsi" w:cstheme="majorBidi" w:hAnsiTheme="majorHAnsi" w:eastAsia="黑体"/>
       <w:i/>
       <w:iCs/>
       <w:color w:themeColor="text1" w:themeTint="BF" w:val="404040"/>
@@ -3396,7 +3602,7 @@
       <w:outlineLvl w:val="7"/>
     </w:pPr>
     <w:rPr>
-      <w:rFonts w:asciiTheme="majorHAnsi" w:cstheme="majorBidi" w:eastAsiaTheme="majorEastAsia" w:hAnsiTheme="majorHAnsi"/>
+      <w:rFonts w:asciiTheme="majorHAnsi" w:cstheme="majorBidi" w:hAnsiTheme="majorHAnsi" w:eastAsia="黑体"/>
       <w:color w:themeColor="accent1" w:val="4F81BD"/>
       <w:sz w:val="20"/>
       <w:szCs w:val="20"/>
@@ -3419,7 +3625,7 @@
       <w:outlineLvl w:val="8"/>
     </w:pPr>
     <w:rPr>
-      <w:rFonts w:asciiTheme="majorHAnsi" w:cstheme="majorBidi" w:eastAsiaTheme="majorEastAsia" w:hAnsiTheme="majorHAnsi"/>
+      <w:rFonts w:asciiTheme="majorHAnsi" w:cstheme="majorBidi" w:hAnsiTheme="majorHAnsi" w:eastAsia="黑体"/>
       <w:i/>
       <w:iCs/>
       <w:color w:themeColor="text1" w:themeTint="BF" w:val="404040"/>
@@ -3470,7 +3676,7 @@
     <w:uiPriority w:val="9"/>
     <w:rsid w:val="00FC693F"/>
     <w:rPr>
-      <w:rFonts w:asciiTheme="majorHAnsi" w:cstheme="majorBidi" w:eastAsiaTheme="majorEastAsia" w:hAnsiTheme="majorHAnsi"/>
+      <w:rFonts w:asciiTheme="majorHAnsi" w:cstheme="majorBidi" w:hAnsiTheme="majorHAnsi" w:eastAsia="黑体"/>
       <w:b/>
       <w:bCs/>
       <w:color w:themeColor="accent1" w:themeShade="BF" w:val="365F91"/>
@@ -3485,7 +3691,7 @@
     <w:uiPriority w:val="9"/>
     <w:rsid w:val="00FC693F"/>
     <w:rPr>
-      <w:rFonts w:asciiTheme="majorHAnsi" w:cstheme="majorBidi" w:eastAsiaTheme="majorEastAsia" w:hAnsiTheme="majorHAnsi"/>
+      <w:rFonts w:asciiTheme="majorHAnsi" w:cstheme="majorBidi" w:hAnsiTheme="majorHAnsi" w:eastAsia="黑体"/>
       <w:b/>
       <w:bCs/>
       <w:color w:themeColor="accent1" w:val="4F81BD"/>
@@ -3500,7 +3706,7 @@
     <w:uiPriority w:val="9"/>
     <w:rsid w:val="00FC693F"/>
     <w:rPr>
-      <w:rFonts w:asciiTheme="majorHAnsi" w:cstheme="majorBidi" w:eastAsiaTheme="majorEastAsia" w:hAnsiTheme="majorHAnsi"/>
+      <w:rFonts w:asciiTheme="majorHAnsi" w:cstheme="majorBidi" w:hAnsiTheme="majorHAnsi" w:eastAsia="黑体"/>
       <w:b/>
       <w:bCs/>
       <w:color w:themeColor="accent1" w:val="4F81BD"/>
@@ -3523,7 +3729,7 @@
       <w:contextualSpacing/>
     </w:pPr>
     <w:rPr>
-      <w:rFonts w:ascii="Times New Roman" w:asciiTheme="majorHAnsi" w:cstheme="majorBidi" w:eastAsia="黑体" w:eastAsiaTheme="majorEastAsia" w:hAnsi="Times New Roman" w:hAnsiTheme="majorHAnsi"/>
+      <w:rFonts w:ascii="Times New Roman" w:asciiTheme="majorHAnsi" w:cstheme="majorBidi" w:eastAsia="黑体" w:hAnsi="Times New Roman" w:hAnsiTheme="majorHAnsi"/>
       <w:b/>
       <w:color w:val="1F3864"/>
       <w:spacing w:val="5"/>
@@ -3539,7 +3745,7 @@
     <w:uiPriority w:val="10"/>
     <w:rsid w:val="00FC693F"/>
     <w:rPr>
-      <w:rFonts w:asciiTheme="majorHAnsi" w:cstheme="majorBidi" w:eastAsiaTheme="majorEastAsia" w:hAnsiTheme="majorHAnsi"/>
+      <w:rFonts w:asciiTheme="majorHAnsi" w:cstheme="majorBidi" w:hAnsiTheme="majorHAnsi" w:eastAsia="黑体"/>
       <w:color w:themeColor="text2" w:themeShade="BF" w:val="17365D"/>
       <w:spacing w:val="5"/>
       <w:kern w:val="28"/>
@@ -3561,7 +3767,7 @@
       </w:numPr>
     </w:pPr>
     <w:rPr>
-      <w:rFonts w:asciiTheme="majorHAnsi" w:cstheme="majorBidi" w:eastAsiaTheme="majorEastAsia" w:hAnsiTheme="majorHAnsi"/>
+      <w:rFonts w:asciiTheme="majorHAnsi" w:cstheme="majorBidi" w:hAnsiTheme="majorHAnsi" w:eastAsia="黑体"/>
       <w:i/>
       <w:iCs/>
       <w:color w:themeColor="accent1" w:val="4F81BD"/>
@@ -3577,7 +3783,7 @@
     <w:uiPriority w:val="11"/>
     <w:rsid w:val="00FC693F"/>
     <w:rPr>
-      <w:rFonts w:asciiTheme="majorHAnsi" w:cstheme="majorBidi" w:eastAsiaTheme="majorEastAsia" w:hAnsiTheme="majorHAnsi"/>
+      <w:rFonts w:asciiTheme="majorHAnsi" w:cstheme="majorBidi" w:hAnsiTheme="majorHAnsi" w:eastAsia="黑体"/>
       <w:i/>
       <w:iCs/>
       <w:color w:themeColor="accent1" w:val="4F81BD"/>
@@ -3644,6 +3850,7 @@
       <w:spacing w:after="120"/>
     </w:pPr>
     <w:rPr>
+      <w:rFonts w:eastAsia="黑体"/>
       <w:sz w:val="16"/>
       <w:szCs w:val="16"/>
     </w:rPr>
@@ -3655,6 +3862,7 @@
     <w:uiPriority w:val="99"/>
     <w:rsid w:val="00AA1D8D"/>
     <w:rPr>
+      <w:rFonts w:eastAsia="黑体"/>
       <w:sz w:val="16"/>
       <w:szCs w:val="16"/>
     </w:rPr>
@@ -3824,7 +4032,7 @@
       </w:tabs>
     </w:pPr>
     <w:rPr>
-      <w:rFonts w:ascii="Courier" w:hAnsi="Courier"/>
+      <w:rFonts w:ascii="Courier" w:hAnsi="Courier" w:eastAsia="黑体"/>
       <w:sz w:val="20"/>
       <w:szCs w:val="20"/>
     </w:rPr>
@@ -3836,7 +4044,7 @@
     <w:uiPriority w:val="99"/>
     <w:rsid w:val="0029639D"/>
     <w:rPr>
-      <w:rFonts w:ascii="Courier" w:hAnsi="Courier"/>
+      <w:rFonts w:ascii="Courier" w:hAnsi="Courier" w:eastAsia="黑体"/>
       <w:sz w:val="20"/>
       <w:szCs w:val="20"/>
     </w:rPr>
@@ -3872,6 +4080,7 @@
     <w:uiPriority w:val="29"/>
     <w:rsid w:val="00FC693F"/>
     <w:rPr>
+      <w:rFonts w:eastAsia="黑体"/>
       <w:i/>
       <w:iCs/>
       <w:color w:themeColor="text1" w:val="000000"/>
@@ -3885,7 +4094,7 @@
     <w:semiHidden/>
     <w:rsid w:val="00FC693F"/>
     <w:rPr>
-      <w:rFonts w:asciiTheme="majorHAnsi" w:cstheme="majorBidi" w:eastAsiaTheme="majorEastAsia" w:hAnsiTheme="majorHAnsi"/>
+      <w:rFonts w:asciiTheme="majorHAnsi" w:cstheme="majorBidi" w:hAnsiTheme="majorHAnsi" w:eastAsia="黑体"/>
       <w:b/>
       <w:bCs/>
       <w:i/>
@@ -3901,7 +4110,7 @@
     <w:semiHidden/>
     <w:rsid w:val="00FC693F"/>
     <w:rPr>
-      <w:rFonts w:asciiTheme="majorHAnsi" w:cstheme="majorBidi" w:eastAsiaTheme="majorEastAsia" w:hAnsiTheme="majorHAnsi"/>
+      <w:rFonts w:asciiTheme="majorHAnsi" w:cstheme="majorBidi" w:hAnsiTheme="majorHAnsi" w:eastAsia="黑体"/>
       <w:color w:themeColor="accent1" w:themeShade="7F" w:val="243F60"/>
     </w:rPr>
   </w:style>
@@ -3913,7 +4122,7 @@
     <w:semiHidden/>
     <w:rsid w:val="00FC693F"/>
     <w:rPr>
-      <w:rFonts w:asciiTheme="majorHAnsi" w:cstheme="majorBidi" w:eastAsiaTheme="majorEastAsia" w:hAnsiTheme="majorHAnsi"/>
+      <w:rFonts w:asciiTheme="majorHAnsi" w:cstheme="majorBidi" w:hAnsiTheme="majorHAnsi" w:eastAsia="黑体"/>
       <w:i/>
       <w:iCs/>
       <w:color w:themeColor="accent1" w:themeShade="7F" w:val="243F60"/>
@@ -3927,7 +4136,7 @@
     <w:semiHidden/>
     <w:rsid w:val="00FC693F"/>
     <w:rPr>
-      <w:rFonts w:asciiTheme="majorHAnsi" w:cstheme="majorBidi" w:eastAsiaTheme="majorEastAsia" w:hAnsiTheme="majorHAnsi"/>
+      <w:rFonts w:asciiTheme="majorHAnsi" w:cstheme="majorBidi" w:hAnsiTheme="majorHAnsi" w:eastAsia="黑体"/>
       <w:i/>
       <w:iCs/>
       <w:color w:themeColor="text1" w:themeTint="BF" w:val="404040"/>
@@ -3941,7 +4150,7 @@
     <w:semiHidden/>
     <w:rsid w:val="00FC693F"/>
     <w:rPr>
-      <w:rFonts w:asciiTheme="majorHAnsi" w:cstheme="majorBidi" w:eastAsiaTheme="majorEastAsia" w:hAnsiTheme="majorHAnsi"/>
+      <w:rFonts w:asciiTheme="majorHAnsi" w:cstheme="majorBidi" w:hAnsiTheme="majorHAnsi" w:eastAsia="黑体"/>
       <w:color w:themeColor="accent1" w:val="4F81BD"/>
       <w:sz w:val="20"/>
       <w:szCs w:val="20"/>
@@ -3955,7 +4164,7 @@
     <w:semiHidden/>
     <w:rsid w:val="00FC693F"/>
     <w:rPr>
-      <w:rFonts w:asciiTheme="majorHAnsi" w:cstheme="majorBidi" w:eastAsiaTheme="majorEastAsia" w:hAnsiTheme="majorHAnsi"/>
+      <w:rFonts w:asciiTheme="majorHAnsi" w:cstheme="majorBidi" w:hAnsiTheme="majorHAnsi" w:eastAsia="黑体"/>
       <w:i/>
       <w:iCs/>
       <w:color w:themeColor="text1" w:themeTint="BF" w:val="404040"/>
@@ -3976,6 +4185,7 @@
       <w:spacing w:line="240" w:lineRule="auto"/>
     </w:pPr>
     <w:rPr>
+      <w:rFonts w:eastAsia="黑体"/>
       <w:b/>
       <w:bCs/>
       <w:color w:themeColor="accent1" w:val="4F81BD"/>
@@ -3990,6 +4200,7 @@
     <w:qFormat/>
     <w:rsid w:val="00FC693F"/>
     <w:rPr>
+      <w:rFonts w:eastAsia="黑体"/>
       <w:b/>
       <w:bCs/>
     </w:rPr>
@@ -4001,6 +4212,7 @@
     <w:qFormat/>
     <w:rsid w:val="00FC693F"/>
     <w:rPr>
+      <w:rFonts w:eastAsia="黑体"/>
       <w:i/>
       <w:iCs/>
     </w:rPr>
@@ -4021,6 +4233,7 @@
       <w:ind w:left="936" w:right="936"/>
     </w:pPr>
     <w:rPr>
+      <w:rFonts w:eastAsia="黑体"/>
       <w:b/>
       <w:bCs/>
       <w:i/>
@@ -4035,6 +4248,7 @@
     <w:uiPriority w:val="30"/>
     <w:rsid w:val="00FC693F"/>
     <w:rPr>
+      <w:rFonts w:eastAsia="黑体"/>
       <w:b/>
       <w:bCs/>
       <w:i/>
@@ -4049,6 +4263,7 @@
     <w:qFormat/>
     <w:rsid w:val="00FC693F"/>
     <w:rPr>
+      <w:rFonts w:eastAsia="黑体"/>
       <w:i/>
       <w:iCs/>
       <w:color w:themeColor="text1" w:themeTint="7F" w:val="808080"/>
@@ -4061,6 +4276,7 @@
     <w:qFormat/>
     <w:rsid w:val="00FC693F"/>
     <w:rPr>
+      <w:rFonts w:eastAsia="黑体"/>
       <w:b/>
       <w:bCs/>
       <w:i/>
@@ -4075,6 +4291,7 @@
     <w:qFormat/>
     <w:rsid w:val="00FC693F"/>
     <w:rPr>
+      <w:rFonts w:eastAsia="黑体"/>
       <w:smallCaps/>
       <w:color w:themeColor="accent2" w:val="C0504D"/>
       <w:u w:val="single"/>
@@ -4087,6 +4304,7 @@
     <w:qFormat/>
     <w:rsid w:val="00FC693F"/>
     <w:rPr>
+      <w:rFonts w:eastAsia="黑体"/>
       <w:b/>
       <w:bCs/>
       <w:smallCaps/>
@@ -4102,6 +4320,7 @@
     <w:qFormat/>
     <w:rsid w:val="00FC693F"/>
     <w:rPr>
+      <w:rFonts w:eastAsia="黑体"/>
       <w:b/>
       <w:bCs/>
       <w:smallCaps/>
@@ -4156,6 +4375,7 @@
       <w:spacing w:after="0" w:line="240" w:lineRule="auto"/>
     </w:pPr>
     <w:rPr>
+      <w:rFonts w:eastAsia="黑体"/>
       <w:color w:themeColor="text1" w:themeShade="BF" w:val="000000"/>
     </w:rPr>
     <w:tblPr>
@@ -4178,6 +4398,7 @@
         <w:spacing w:after="0" w:before="0" w:line="240" w:lineRule="auto"/>
       </w:pPr>
       <w:rPr>
+        <w:rFonts w:eastAsia="黑体"/>
         <w:b/>
         <w:bCs/>
       </w:rPr>
@@ -4198,6 +4419,7 @@
         <w:spacing w:after="0" w:before="0" w:line="240" w:lineRule="auto"/>
       </w:pPr>
       <w:rPr>
+        <w:rFonts w:eastAsia="黑体"/>
         <w:b/>
         <w:bCs/>
       </w:rPr>
@@ -4215,12 +4437,14 @@
     </w:tblStylePr>
     <w:tblStylePr w:type="firstCol">
       <w:rPr>
+        <w:rFonts w:eastAsia="黑体"/>
         <w:b/>
         <w:bCs/>
       </w:rPr>
     </w:tblStylePr>
     <w:tblStylePr w:type="lastCol">
       <w:rPr>
+        <w:rFonts w:eastAsia="黑体"/>
         <w:b/>
         <w:bCs/>
       </w:rPr>
@@ -4259,6 +4483,7 @@
       <w:spacing w:after="0" w:line="240" w:lineRule="auto"/>
     </w:pPr>
     <w:rPr>
+      <w:rFonts w:eastAsia="黑体"/>
       <w:color w:themeColor="accent1" w:themeShade="BF" w:val="365F91"/>
     </w:rPr>
     <w:tblPr>
@@ -4281,6 +4506,7 @@
         <w:spacing w:after="0" w:before="0" w:line="240" w:lineRule="auto"/>
       </w:pPr>
       <w:rPr>
+        <w:rFonts w:eastAsia="黑体"/>
         <w:b/>
         <w:bCs/>
       </w:rPr>
@@ -4301,6 +4527,7 @@
         <w:spacing w:after="0" w:before="0" w:line="240" w:lineRule="auto"/>
       </w:pPr>
       <w:rPr>
+        <w:rFonts w:eastAsia="黑体"/>
         <w:b/>
         <w:bCs/>
       </w:rPr>
@@ -4318,12 +4545,14 @@
     </w:tblStylePr>
     <w:tblStylePr w:type="firstCol">
       <w:rPr>
+        <w:rFonts w:eastAsia="黑体"/>
         <w:b/>
         <w:bCs/>
       </w:rPr>
     </w:tblStylePr>
     <w:tblStylePr w:type="lastCol">
       <w:rPr>
+        <w:rFonts w:eastAsia="黑体"/>
         <w:b/>
         <w:bCs/>
       </w:rPr>
@@ -4362,6 +4591,7 @@
       <w:spacing w:after="0" w:line="240" w:lineRule="auto"/>
     </w:pPr>
     <w:rPr>
+      <w:rFonts w:eastAsia="黑体"/>
       <w:color w:themeColor="accent2" w:themeShade="BF" w:val="943634"/>
     </w:rPr>
     <w:tblPr>
@@ -4384,6 +4614,7 @@
         <w:spacing w:after="0" w:before="0" w:line="240" w:lineRule="auto"/>
       </w:pPr>
       <w:rPr>
+        <w:rFonts w:eastAsia="黑体"/>
         <w:b/>
         <w:bCs/>
       </w:rPr>
@@ -4404,6 +4635,7 @@
         <w:spacing w:after="0" w:before="0" w:line="240" w:lineRule="auto"/>
       </w:pPr>
       <w:rPr>
+        <w:rFonts w:eastAsia="黑体"/>
         <w:b/>
         <w:bCs/>
       </w:rPr>
@@ -4421,12 +4653,14 @@
     </w:tblStylePr>
     <w:tblStylePr w:type="firstCol">
       <w:rPr>
+        <w:rFonts w:eastAsia="黑体"/>
         <w:b/>
         <w:bCs/>
       </w:rPr>
     </w:tblStylePr>
     <w:tblStylePr w:type="lastCol">
       <w:rPr>
+        <w:rFonts w:eastAsia="黑体"/>
         <w:b/>
         <w:bCs/>
       </w:rPr>
@@ -4465,6 +4699,7 @@
       <w:spacing w:after="0" w:line="240" w:lineRule="auto"/>
     </w:pPr>
     <w:rPr>
+      <w:rFonts w:eastAsia="黑体"/>
       <w:color w:themeColor="accent3" w:themeShade="BF" w:val="76923C"/>
     </w:rPr>
     <w:tblPr>
@@ -4487,6 +4722,7 @@
         <w:spacing w:after="0" w:before="0" w:line="240" w:lineRule="auto"/>
       </w:pPr>
       <w:rPr>
+        <w:rFonts w:eastAsia="黑体"/>
         <w:b/>
         <w:bCs/>
       </w:rPr>
@@ -4507,6 +4743,7 @@
         <w:spacing w:after="0" w:before="0" w:line="240" w:lineRule="auto"/>
       </w:pPr>
       <w:rPr>
+        <w:rFonts w:eastAsia="黑体"/>
         <w:b/>
         <w:bCs/>
       </w:rPr>
@@ -4524,12 +4761,14 @@
     </w:tblStylePr>
     <w:tblStylePr w:type="firstCol">
       <w:rPr>
+        <w:rFonts w:eastAsia="黑体"/>
         <w:b/>
         <w:bCs/>
       </w:rPr>
     </w:tblStylePr>
     <w:tblStylePr w:type="lastCol">
       <w:rPr>
+        <w:rFonts w:eastAsia="黑体"/>
         <w:b/>
         <w:bCs/>
       </w:rPr>
@@ -4568,6 +4807,7 @@
       <w:spacing w:after="0" w:line="240" w:lineRule="auto"/>
     </w:pPr>
     <w:rPr>
+      <w:rFonts w:eastAsia="黑体"/>
       <w:color w:themeColor="accent4" w:themeShade="BF" w:val="5F497A"/>
     </w:rPr>
     <w:tblPr>
@@ -4590,6 +4830,7 @@
         <w:spacing w:after="0" w:before="0" w:line="240" w:lineRule="auto"/>
       </w:pPr>
       <w:rPr>
+        <w:rFonts w:eastAsia="黑体"/>
         <w:b/>
         <w:bCs/>
       </w:rPr>
@@ -4610,6 +4851,7 @@
         <w:spacing w:after="0" w:before="0" w:line="240" w:lineRule="auto"/>
       </w:pPr>
       <w:rPr>
+        <w:rFonts w:eastAsia="黑体"/>
         <w:b/>
         <w:bCs/>
       </w:rPr>
@@ -4627,12 +4869,14 @@
     </w:tblStylePr>
     <w:tblStylePr w:type="firstCol">
       <w:rPr>
+        <w:rFonts w:eastAsia="黑体"/>
         <w:b/>
         <w:bCs/>
       </w:rPr>
     </w:tblStylePr>
     <w:tblStylePr w:type="lastCol">
       <w:rPr>
+        <w:rFonts w:eastAsia="黑体"/>
         <w:b/>
         <w:bCs/>
       </w:rPr>
@@ -4671,6 +4915,7 @@
       <w:spacing w:after="0" w:line="240" w:lineRule="auto"/>
     </w:pPr>
     <w:rPr>
+      <w:rFonts w:eastAsia="黑体"/>
       <w:color w:themeColor="accent5" w:themeShade="BF" w:val="31849B"/>
     </w:rPr>
     <w:tblPr>
@@ -4693,6 +4938,7 @@
         <w:spacing w:after="0" w:before="0" w:line="240" w:lineRule="auto"/>
       </w:pPr>
       <w:rPr>
+        <w:rFonts w:eastAsia="黑体"/>
         <w:b/>
         <w:bCs/>
       </w:rPr>
@@ -4713,6 +4959,7 @@
         <w:spacing w:after="0" w:before="0" w:line="240" w:lineRule="auto"/>
       </w:pPr>
       <w:rPr>
+        <w:rFonts w:eastAsia="黑体"/>
         <w:b/>
         <w:bCs/>
       </w:rPr>
@@ -4730,12 +4977,14 @@
     </w:tblStylePr>
     <w:tblStylePr w:type="firstCol">
       <w:rPr>
+        <w:rFonts w:eastAsia="黑体"/>
         <w:b/>
         <w:bCs/>
       </w:rPr>
     </w:tblStylePr>
     <w:tblStylePr w:type="lastCol">
       <w:rPr>
+        <w:rFonts w:eastAsia="黑体"/>
         <w:b/>
         <w:bCs/>
       </w:rPr>
@@ -4774,6 +5023,7 @@
       <w:spacing w:after="0" w:line="240" w:lineRule="auto"/>
     </w:pPr>
     <w:rPr>
+      <w:rFonts w:eastAsia="黑体"/>
       <w:color w:themeColor="accent6" w:themeShade="BF" w:val="E36C0A"/>
     </w:rPr>
     <w:tblPr>
@@ -4796,6 +5046,7 @@
         <w:spacing w:after="0" w:before="0" w:line="240" w:lineRule="auto"/>
       </w:pPr>
       <w:rPr>
+        <w:rFonts w:eastAsia="黑体"/>
         <w:b/>
         <w:bCs/>
       </w:rPr>
@@ -4816,6 +5067,7 @@
         <w:spacing w:after="0" w:before="0" w:line="240" w:lineRule="auto"/>
       </w:pPr>
       <w:rPr>
+        <w:rFonts w:eastAsia="黑体"/>
         <w:b/>
         <w:bCs/>
       </w:rPr>
@@ -4833,12 +5085,14 @@
     </w:tblStylePr>
     <w:tblStylePr w:type="firstCol">
       <w:rPr>
+        <w:rFonts w:eastAsia="黑体"/>
         <w:b/>
         <w:bCs/>
       </w:rPr>
     </w:tblStylePr>
     <w:tblStylePr w:type="lastCol">
       <w:rPr>
+        <w:rFonts w:eastAsia="黑体"/>
         <w:b/>
         <w:bCs/>
       </w:rPr>
@@ -4898,6 +5152,7 @@
         <w:spacing w:after="0" w:before="0" w:line="240" w:lineRule="auto"/>
       </w:pPr>
       <w:rPr>
+        <w:rFonts w:eastAsia="黑体"/>
         <w:b/>
         <w:bCs/>
         <w:color w:themeColor="background1" w:val="FFFFFF"/>
@@ -4912,6 +5167,7 @@
         <w:spacing w:after="0" w:before="0" w:line="240" w:lineRule="auto"/>
       </w:pPr>
       <w:rPr>
+        <w:rFonts w:eastAsia="黑体"/>
         <w:b/>
         <w:bCs/>
       </w:rPr>
@@ -4927,12 +5183,14 @@
     </w:tblStylePr>
     <w:tblStylePr w:type="firstCol">
       <w:rPr>
+        <w:rFonts w:eastAsia="黑体"/>
         <w:b/>
         <w:bCs/>
       </w:rPr>
     </w:tblStylePr>
     <w:tblStylePr w:type="lastCol">
       <w:rPr>
+        <w:rFonts w:eastAsia="黑体"/>
         <w:b/>
         <w:bCs/>
       </w:rPr>
@@ -4990,6 +5248,7 @@
         <w:spacing w:after="0" w:before="0" w:line="240" w:lineRule="auto"/>
       </w:pPr>
       <w:rPr>
+        <w:rFonts w:eastAsia="黑体"/>
         <w:b/>
         <w:bCs/>
         <w:color w:themeColor="background1" w:val="FFFFFF"/>
@@ -5004,6 +5263,7 @@
         <w:spacing w:after="0" w:before="0" w:line="240" w:lineRule="auto"/>
       </w:pPr>
       <w:rPr>
+        <w:rFonts w:eastAsia="黑体"/>
         <w:b/>
         <w:bCs/>
       </w:rPr>
@@ -5019,12 +5279,14 @@
     </w:tblStylePr>
     <w:tblStylePr w:type="firstCol">
       <w:rPr>
+        <w:rFonts w:eastAsia="黑体"/>
         <w:b/>
         <w:bCs/>
       </w:rPr>
     </w:tblStylePr>
     <w:tblStylePr w:type="lastCol">
       <w:rPr>
+        <w:rFonts w:eastAsia="黑体"/>
         <w:b/>
         <w:bCs/>
       </w:rPr>
@@ -5082,6 +5344,7 @@
         <w:spacing w:after="0" w:before="0" w:line="240" w:lineRule="auto"/>
       </w:pPr>
       <w:rPr>
+        <w:rFonts w:eastAsia="黑体"/>
         <w:b/>
         <w:bCs/>
         <w:color w:themeColor="background1" w:val="FFFFFF"/>
@@ -5096,6 +5359,7 @@
         <w:spacing w:after="0" w:before="0" w:line="240" w:lineRule="auto"/>
       </w:pPr>
       <w:rPr>
+        <w:rFonts w:eastAsia="黑体"/>
         <w:b/>
         <w:bCs/>
       </w:rPr>
@@ -5111,12 +5375,14 @@
     </w:tblStylePr>
     <w:tblStylePr w:type="firstCol">
       <w:rPr>
+        <w:rFonts w:eastAsia="黑体"/>
         <w:b/>
         <w:bCs/>
       </w:rPr>
     </w:tblStylePr>
     <w:tblStylePr w:type="lastCol">
       <w:rPr>
+        <w:rFonts w:eastAsia="黑体"/>
         <w:b/>
         <w:bCs/>
       </w:rPr>
@@ -5174,6 +5440,7 @@
         <w:spacing w:after="0" w:before="0" w:line="240" w:lineRule="auto"/>
       </w:pPr>
       <w:rPr>
+        <w:rFonts w:eastAsia="黑体"/>
         <w:b/>
         <w:bCs/>
         <w:color w:themeColor="background1" w:val="FFFFFF"/>
@@ -5188,6 +5455,7 @@
         <w:spacing w:after="0" w:before="0" w:line="240" w:lineRule="auto"/>
       </w:pPr>
       <w:rPr>
+        <w:rFonts w:eastAsia="黑体"/>
         <w:b/>
         <w:bCs/>
       </w:rPr>
@@ -5203,12 +5471,14 @@
     </w:tblStylePr>
     <w:tblStylePr w:type="firstCol">
       <w:rPr>
+        <w:rFonts w:eastAsia="黑体"/>
         <w:b/>
         <w:bCs/>
       </w:rPr>
     </w:tblStylePr>
     <w:tblStylePr w:type="lastCol">
       <w:rPr>
+        <w:rFonts w:eastAsia="黑体"/>
         <w:b/>
         <w:bCs/>
       </w:rPr>
@@ -5266,6 +5536,7 @@
         <w:spacing w:after="0" w:before="0" w:line="240" w:lineRule="auto"/>
       </w:pPr>
       <w:rPr>
+        <w:rFonts w:eastAsia="黑体"/>
         <w:b/>
         <w:bCs/>
         <w:color w:themeColor="background1" w:val="FFFFFF"/>
@@ -5280,6 +5551,7 @@
         <w:spacing w:after="0" w:before="0" w:line="240" w:lineRule="auto"/>
       </w:pPr>
       <w:rPr>
+        <w:rFonts w:eastAsia="黑体"/>
         <w:b/>
         <w:bCs/>
       </w:rPr>
@@ -5295,12 +5567,14 @@
     </w:tblStylePr>
     <w:tblStylePr w:type="firstCol">
       <w:rPr>
+        <w:rFonts w:eastAsia="黑体"/>
         <w:b/>
         <w:bCs/>
       </w:rPr>
     </w:tblStylePr>
     <w:tblStylePr w:type="lastCol">
       <w:rPr>
+        <w:rFonts w:eastAsia="黑体"/>
         <w:b/>
         <w:bCs/>
       </w:rPr>
@@ -5358,6 +5632,7 @@
         <w:spacing w:after="0" w:before="0" w:line="240" w:lineRule="auto"/>
       </w:pPr>
       <w:rPr>
+        <w:rFonts w:eastAsia="黑体"/>
         <w:b/>
         <w:bCs/>
         <w:color w:themeColor="background1" w:val="FFFFFF"/>
@@ -5372,6 +5647,7 @@
         <w:spacing w:after="0" w:before="0" w:line="240" w:lineRule="auto"/>
       </w:pPr>
       <w:rPr>
+        <w:rFonts w:eastAsia="黑体"/>
         <w:b/>
         <w:bCs/>
       </w:rPr>
@@ -5387,12 +5663,14 @@
     </w:tblStylePr>
     <w:tblStylePr w:type="firstCol">
       <w:rPr>
+        <w:rFonts w:eastAsia="黑体"/>
         <w:b/>
         <w:bCs/>
       </w:rPr>
     </w:tblStylePr>
     <w:tblStylePr w:type="lastCol">
       <w:rPr>
+        <w:rFonts w:eastAsia="黑体"/>
         <w:b/>
         <w:bCs/>
       </w:rPr>
@@ -5450,6 +5728,7 @@
         <w:spacing w:after="0" w:before="0" w:line="240" w:lineRule="auto"/>
       </w:pPr>
       <w:rPr>
+        <w:rFonts w:eastAsia="黑体"/>
         <w:b/>
         <w:bCs/>
         <w:color w:themeColor="background1" w:val="FFFFFF"/>
@@ -5464,6 +5743,7 @@
         <w:spacing w:after="0" w:before="0" w:line="240" w:lineRule="auto"/>
       </w:pPr>
       <w:rPr>
+        <w:rFonts w:eastAsia="黑体"/>
         <w:b/>
         <w:bCs/>
       </w:rPr>
@@ -5479,12 +5759,14 @@
     </w:tblStylePr>
     <w:tblStylePr w:type="firstCol">
       <w:rPr>
+        <w:rFonts w:eastAsia="黑体"/>
         <w:b/>
         <w:bCs/>
       </w:rPr>
     </w:tblStylePr>
     <w:tblStylePr w:type="lastCol">
       <w:rPr>
+        <w:rFonts w:eastAsia="黑体"/>
         <w:b/>
         <w:bCs/>
       </w:rPr>
@@ -5544,7 +5826,7 @@
         <w:spacing w:after="0" w:before="0" w:line="240" w:lineRule="auto"/>
       </w:pPr>
       <w:rPr>
-        <w:rFonts w:asciiTheme="majorHAnsi" w:cstheme="majorBidi" w:eastAsiaTheme="majorEastAsia" w:hAnsiTheme="majorHAnsi"/>
+        <w:rFonts w:asciiTheme="majorHAnsi" w:cstheme="majorBidi" w:hAnsiTheme="majorHAnsi" w:eastAsia="黑体"/>
         <w:b/>
         <w:bCs/>
       </w:rPr>
@@ -5565,7 +5847,7 @@
         <w:spacing w:after="0" w:before="0" w:line="240" w:lineRule="auto"/>
       </w:pPr>
       <w:rPr>
-        <w:rFonts w:asciiTheme="majorHAnsi" w:cstheme="majorBidi" w:eastAsiaTheme="majorEastAsia" w:hAnsiTheme="majorHAnsi"/>
+        <w:rFonts w:asciiTheme="majorHAnsi" w:cstheme="majorBidi" w:hAnsiTheme="majorHAnsi" w:eastAsia="黑体"/>
         <w:b/>
         <w:bCs/>
       </w:rPr>
@@ -5583,14 +5865,14 @@
     </w:tblStylePr>
     <w:tblStylePr w:type="firstCol">
       <w:rPr>
-        <w:rFonts w:asciiTheme="majorHAnsi" w:cstheme="majorBidi" w:eastAsiaTheme="majorEastAsia" w:hAnsiTheme="majorHAnsi"/>
+        <w:rFonts w:asciiTheme="majorHAnsi" w:cstheme="majorBidi" w:hAnsiTheme="majorHAnsi" w:eastAsia="黑体"/>
         <w:b/>
         <w:bCs/>
       </w:rPr>
     </w:tblStylePr>
     <w:tblStylePr w:type="lastCol">
       <w:rPr>
-        <w:rFonts w:asciiTheme="majorHAnsi" w:cstheme="majorBidi" w:eastAsiaTheme="majorEastAsia" w:hAnsiTheme="majorHAnsi"/>
+        <w:rFonts w:asciiTheme="majorHAnsi" w:cstheme="majorBidi" w:hAnsiTheme="majorHAnsi" w:eastAsia="黑体"/>
         <w:b/>
         <w:bCs/>
       </w:rPr>
@@ -5674,7 +5956,7 @@
         <w:spacing w:after="0" w:before="0" w:line="240" w:lineRule="auto"/>
       </w:pPr>
       <w:rPr>
-        <w:rFonts w:asciiTheme="majorHAnsi" w:cstheme="majorBidi" w:eastAsiaTheme="majorEastAsia" w:hAnsiTheme="majorHAnsi"/>
+        <w:rFonts w:asciiTheme="majorHAnsi" w:cstheme="majorBidi" w:hAnsiTheme="majorHAnsi" w:eastAsia="黑体"/>
         <w:b/>
         <w:bCs/>
       </w:rPr>
@@ -5695,7 +5977,7 @@
         <w:spacing w:after="0" w:before="0" w:line="240" w:lineRule="auto"/>
       </w:pPr>
       <w:rPr>
-        <w:rFonts w:asciiTheme="majorHAnsi" w:cstheme="majorBidi" w:eastAsiaTheme="majorEastAsia" w:hAnsiTheme="majorHAnsi"/>
+        <w:rFonts w:asciiTheme="majorHAnsi" w:cstheme="majorBidi" w:hAnsiTheme="majorHAnsi" w:eastAsia="黑体"/>
         <w:b/>
         <w:bCs/>
       </w:rPr>
@@ -5713,14 +5995,14 @@
     </w:tblStylePr>
     <w:tblStylePr w:type="firstCol">
       <w:rPr>
-        <w:rFonts w:asciiTheme="majorHAnsi" w:cstheme="majorBidi" w:eastAsiaTheme="majorEastAsia" w:hAnsiTheme="majorHAnsi"/>
+        <w:rFonts w:asciiTheme="majorHAnsi" w:cstheme="majorBidi" w:hAnsiTheme="majorHAnsi" w:eastAsia="黑体"/>
         <w:b/>
         <w:bCs/>
       </w:rPr>
     </w:tblStylePr>
     <w:tblStylePr w:type="lastCol">
       <w:rPr>
-        <w:rFonts w:asciiTheme="majorHAnsi" w:cstheme="majorBidi" w:eastAsiaTheme="majorEastAsia" w:hAnsiTheme="majorHAnsi"/>
+        <w:rFonts w:asciiTheme="majorHAnsi" w:cstheme="majorBidi" w:hAnsiTheme="majorHAnsi" w:eastAsia="黑体"/>
         <w:b/>
         <w:bCs/>
       </w:rPr>
@@ -5804,7 +6086,7 @@
         <w:spacing w:after="0" w:before="0" w:line="240" w:lineRule="auto"/>
       </w:pPr>
       <w:rPr>
-        <w:rFonts w:asciiTheme="majorHAnsi" w:cstheme="majorBidi" w:eastAsiaTheme="majorEastAsia" w:hAnsiTheme="majorHAnsi"/>
+        <w:rFonts w:asciiTheme="majorHAnsi" w:cstheme="majorBidi" w:hAnsiTheme="majorHAnsi" w:eastAsia="黑体"/>
         <w:b/>
         <w:bCs/>
       </w:rPr>
@@ -5825,7 +6107,7 @@
         <w:spacing w:after="0" w:before="0" w:line="240" w:lineRule="auto"/>
       </w:pPr>
       <w:rPr>
-        <w:rFonts w:asciiTheme="majorHAnsi" w:cstheme="majorBidi" w:eastAsiaTheme="majorEastAsia" w:hAnsiTheme="majorHAnsi"/>
+        <w:rFonts w:asciiTheme="majorHAnsi" w:cstheme="majorBidi" w:hAnsiTheme="majorHAnsi" w:eastAsia="黑体"/>
         <w:b/>
         <w:bCs/>
       </w:rPr>
@@ -5843,14 +6125,14 @@
     </w:tblStylePr>
     <w:tblStylePr w:type="firstCol">
       <w:rPr>
-        <w:rFonts w:asciiTheme="majorHAnsi" w:cstheme="majorBidi" w:eastAsiaTheme="majorEastAsia" w:hAnsiTheme="majorHAnsi"/>
+        <w:rFonts w:asciiTheme="majorHAnsi" w:cstheme="majorBidi" w:hAnsiTheme="majorHAnsi" w:eastAsia="黑体"/>
         <w:b/>
         <w:bCs/>
       </w:rPr>
     </w:tblStylePr>
     <w:tblStylePr w:type="lastCol">
       <w:rPr>
-        <w:rFonts w:asciiTheme="majorHAnsi" w:cstheme="majorBidi" w:eastAsiaTheme="majorEastAsia" w:hAnsiTheme="majorHAnsi"/>
+        <w:rFonts w:asciiTheme="majorHAnsi" w:cstheme="majorBidi" w:hAnsiTheme="majorHAnsi" w:eastAsia="黑体"/>
         <w:b/>
         <w:bCs/>
       </w:rPr>
@@ -5934,7 +6216,7 @@
         <w:spacing w:after="0" w:before="0" w:line="240" w:lineRule="auto"/>
       </w:pPr>
       <w:rPr>
-        <w:rFonts w:asciiTheme="majorHAnsi" w:cstheme="majorBidi" w:eastAsiaTheme="majorEastAsia" w:hAnsiTheme="majorHAnsi"/>
+        <w:rFonts w:asciiTheme="majorHAnsi" w:cstheme="majorBidi" w:hAnsiTheme="majorHAnsi" w:eastAsia="黑体"/>
         <w:b/>
         <w:bCs/>
       </w:rPr>
@@ -5955,7 +6237,7 @@
         <w:spacing w:after="0" w:before="0" w:line="240" w:lineRule="auto"/>
       </w:pPr>
       <w:rPr>
-        <w:rFonts w:asciiTheme="majorHAnsi" w:cstheme="majorBidi" w:eastAsiaTheme="majorEastAsia" w:hAnsiTheme="majorHAnsi"/>
+        <w:rFonts w:asciiTheme="majorHAnsi" w:cstheme="majorBidi" w:hAnsiTheme="majorHAnsi" w:eastAsia="黑体"/>
         <w:b/>
         <w:bCs/>
       </w:rPr>
@@ -5973,14 +6255,14 @@
     </w:tblStylePr>
     <w:tblStylePr w:type="firstCol">
       <w:rPr>
-        <w:rFonts w:asciiTheme="majorHAnsi" w:cstheme="majorBidi" w:eastAsiaTheme="majorEastAsia" w:hAnsiTheme="majorHAnsi"/>
+        <w:rFonts w:asciiTheme="majorHAnsi" w:cstheme="majorBidi" w:hAnsiTheme="majorHAnsi" w:eastAsia="黑体"/>
         <w:b/>
         <w:bCs/>
       </w:rPr>
     </w:tblStylePr>
     <w:tblStylePr w:type="lastCol">
       <w:rPr>
-        <w:rFonts w:asciiTheme="majorHAnsi" w:cstheme="majorBidi" w:eastAsiaTheme="majorEastAsia" w:hAnsiTheme="majorHAnsi"/>
+        <w:rFonts w:asciiTheme="majorHAnsi" w:cstheme="majorBidi" w:hAnsiTheme="majorHAnsi" w:eastAsia="黑体"/>
         <w:b/>
         <w:bCs/>
       </w:rPr>
@@ -6064,7 +6346,7 @@
         <w:spacing w:after="0" w:before="0" w:line="240" w:lineRule="auto"/>
       </w:pPr>
       <w:rPr>
-        <w:rFonts w:asciiTheme="majorHAnsi" w:cstheme="majorBidi" w:eastAsiaTheme="majorEastAsia" w:hAnsiTheme="majorHAnsi"/>
+        <w:rFonts w:asciiTheme="majorHAnsi" w:cstheme="majorBidi" w:hAnsiTheme="majorHAnsi" w:eastAsia="黑体"/>
         <w:b/>
         <w:bCs/>
       </w:rPr>
@@ -6085,7 +6367,7 @@
         <w:spacing w:after="0" w:before="0" w:line="240" w:lineRule="auto"/>
       </w:pPr>
       <w:rPr>
-        <w:rFonts w:asciiTheme="majorHAnsi" w:cstheme="majorBidi" w:eastAsiaTheme="majorEastAsia" w:hAnsiTheme="majorHAnsi"/>
+        <w:rFonts w:asciiTheme="majorHAnsi" w:cstheme="majorBidi" w:hAnsiTheme="majorHAnsi" w:eastAsia="黑体"/>
         <w:b/>
         <w:bCs/>
       </w:rPr>
@@ -6103,14 +6385,14 @@
     </w:tblStylePr>
     <w:tblStylePr w:type="firstCol">
       <w:rPr>
-        <w:rFonts w:asciiTheme="majorHAnsi" w:cstheme="majorBidi" w:eastAsiaTheme="majorEastAsia" w:hAnsiTheme="majorHAnsi"/>
+        <w:rFonts w:asciiTheme="majorHAnsi" w:cstheme="majorBidi" w:hAnsiTheme="majorHAnsi" w:eastAsia="黑体"/>
         <w:b/>
         <w:bCs/>
       </w:rPr>
     </w:tblStylePr>
     <w:tblStylePr w:type="lastCol">
       <w:rPr>
-        <w:rFonts w:asciiTheme="majorHAnsi" w:cstheme="majorBidi" w:eastAsiaTheme="majorEastAsia" w:hAnsiTheme="majorHAnsi"/>
+        <w:rFonts w:asciiTheme="majorHAnsi" w:cstheme="majorBidi" w:hAnsiTheme="majorHAnsi" w:eastAsia="黑体"/>
         <w:b/>
         <w:bCs/>
       </w:rPr>
@@ -6194,7 +6476,7 @@
         <w:spacing w:after="0" w:before="0" w:line="240" w:lineRule="auto"/>
       </w:pPr>
       <w:rPr>
-        <w:rFonts w:asciiTheme="majorHAnsi" w:cstheme="majorBidi" w:eastAsiaTheme="majorEastAsia" w:hAnsiTheme="majorHAnsi"/>
+        <w:rFonts w:asciiTheme="majorHAnsi" w:cstheme="majorBidi" w:hAnsiTheme="majorHAnsi" w:eastAsia="黑体"/>
         <w:b/>
         <w:bCs/>
       </w:rPr>
@@ -6215,7 +6497,7 @@
         <w:spacing w:after="0" w:before="0" w:line="240" w:lineRule="auto"/>
       </w:pPr>
       <w:rPr>
-        <w:rFonts w:asciiTheme="majorHAnsi" w:cstheme="majorBidi" w:eastAsiaTheme="majorEastAsia" w:hAnsiTheme="majorHAnsi"/>
+        <w:rFonts w:asciiTheme="majorHAnsi" w:cstheme="majorBidi" w:hAnsiTheme="majorHAnsi" w:eastAsia="黑体"/>
         <w:b/>
         <w:bCs/>
       </w:rPr>
@@ -6233,14 +6515,14 @@
     </w:tblStylePr>
     <w:tblStylePr w:type="firstCol">
       <w:rPr>
-        <w:rFonts w:asciiTheme="majorHAnsi" w:cstheme="majorBidi" w:eastAsiaTheme="majorEastAsia" w:hAnsiTheme="majorHAnsi"/>
+        <w:rFonts w:asciiTheme="majorHAnsi" w:cstheme="majorBidi" w:hAnsiTheme="majorHAnsi" w:eastAsia="黑体"/>
         <w:b/>
         <w:bCs/>
       </w:rPr>
     </w:tblStylePr>
     <w:tblStylePr w:type="lastCol">
       <w:rPr>
-        <w:rFonts w:asciiTheme="majorHAnsi" w:cstheme="majorBidi" w:eastAsiaTheme="majorEastAsia" w:hAnsiTheme="majorHAnsi"/>
+        <w:rFonts w:asciiTheme="majorHAnsi" w:cstheme="majorBidi" w:hAnsiTheme="majorHAnsi" w:eastAsia="黑体"/>
         <w:b/>
         <w:bCs/>
       </w:rPr>
@@ -6324,7 +6606,7 @@
         <w:spacing w:after="0" w:before="0" w:line="240" w:lineRule="auto"/>
       </w:pPr>
       <w:rPr>
-        <w:rFonts w:asciiTheme="majorHAnsi" w:cstheme="majorBidi" w:eastAsiaTheme="majorEastAsia" w:hAnsiTheme="majorHAnsi"/>
+        <w:rFonts w:asciiTheme="majorHAnsi" w:cstheme="majorBidi" w:hAnsiTheme="majorHAnsi" w:eastAsia="黑体"/>
         <w:b/>
         <w:bCs/>
       </w:rPr>
@@ -6345,7 +6627,7 @@
         <w:spacing w:after="0" w:before="0" w:line="240" w:lineRule="auto"/>
       </w:pPr>
       <w:rPr>
-        <w:rFonts w:asciiTheme="majorHAnsi" w:cstheme="majorBidi" w:eastAsiaTheme="majorEastAsia" w:hAnsiTheme="majorHAnsi"/>
+        <w:rFonts w:asciiTheme="majorHAnsi" w:cstheme="majorBidi" w:hAnsiTheme="majorHAnsi" w:eastAsia="黑体"/>
         <w:b/>
         <w:bCs/>
       </w:rPr>
@@ -6363,14 +6645,14 @@
     </w:tblStylePr>
     <w:tblStylePr w:type="firstCol">
       <w:rPr>
-        <w:rFonts w:asciiTheme="majorHAnsi" w:cstheme="majorBidi" w:eastAsiaTheme="majorEastAsia" w:hAnsiTheme="majorHAnsi"/>
+        <w:rFonts w:asciiTheme="majorHAnsi" w:cstheme="majorBidi" w:hAnsiTheme="majorHAnsi" w:eastAsia="黑体"/>
         <w:b/>
         <w:bCs/>
       </w:rPr>
     </w:tblStylePr>
     <w:tblStylePr w:type="lastCol">
       <w:rPr>
-        <w:rFonts w:asciiTheme="majorHAnsi" w:cstheme="majorBidi" w:eastAsiaTheme="majorEastAsia" w:hAnsiTheme="majorHAnsi"/>
+        <w:rFonts w:asciiTheme="majorHAnsi" w:cstheme="majorBidi" w:hAnsiTheme="majorHAnsi" w:eastAsia="黑体"/>
         <w:b/>
         <w:bCs/>
       </w:rPr>
@@ -6453,6 +6735,7 @@
         <w:spacing w:after="0" w:before="0" w:line="240" w:lineRule="auto"/>
       </w:pPr>
       <w:rPr>
+        <w:rFonts w:eastAsia="黑体"/>
         <w:b/>
         <w:bCs/>
         <w:color w:themeColor="background1" w:val="FFFFFF"/>
@@ -6475,6 +6758,7 @@
         <w:spacing w:after="0" w:before="0" w:line="240" w:lineRule="auto"/>
       </w:pPr>
       <w:rPr>
+        <w:rFonts w:eastAsia="黑体"/>
         <w:b/>
         <w:bCs/>
       </w:rPr>
@@ -6492,12 +6776,14 @@
     </w:tblStylePr>
     <w:tblStylePr w:type="firstCol">
       <w:rPr>
+        <w:rFonts w:eastAsia="黑体"/>
         <w:b/>
         <w:bCs/>
       </w:rPr>
     </w:tblStylePr>
     <w:tblStylePr w:type="lastCol">
       <w:rPr>
+        <w:rFonts w:eastAsia="黑体"/>
         <w:b/>
         <w:bCs/>
       </w:rPr>
@@ -6559,6 +6845,7 @@
         <w:spacing w:after="0" w:before="0" w:line="240" w:lineRule="auto"/>
       </w:pPr>
       <w:rPr>
+        <w:rFonts w:eastAsia="黑体"/>
         <w:b/>
         <w:bCs/>
         <w:color w:themeColor="background1" w:val="FFFFFF"/>
@@ -6581,6 +6868,7 @@
         <w:spacing w:after="0" w:before="0" w:line="240" w:lineRule="auto"/>
       </w:pPr>
       <w:rPr>
+        <w:rFonts w:eastAsia="黑体"/>
         <w:b/>
         <w:bCs/>
       </w:rPr>
@@ -6598,12 +6886,14 @@
     </w:tblStylePr>
     <w:tblStylePr w:type="firstCol">
       <w:rPr>
+        <w:rFonts w:eastAsia="黑体"/>
         <w:b/>
         <w:bCs/>
       </w:rPr>
     </w:tblStylePr>
     <w:tblStylePr w:type="lastCol">
       <w:rPr>
+        <w:rFonts w:eastAsia="黑体"/>
         <w:b/>
         <w:bCs/>
       </w:rPr>
@@ -6665,6 +6955,7 @@
         <w:spacing w:after="0" w:before="0" w:line="240" w:lineRule="auto"/>
       </w:pPr>
       <w:rPr>
+        <w:rFonts w:eastAsia="黑体"/>
         <w:b/>
         <w:bCs/>
         <w:color w:themeColor="background1" w:val="FFFFFF"/>
@@ -6687,6 +6978,7 @@
         <w:spacing w:after="0" w:before="0" w:line="240" w:lineRule="auto"/>
       </w:pPr>
       <w:rPr>
+        <w:rFonts w:eastAsia="黑体"/>
         <w:b/>
         <w:bCs/>
       </w:rPr>
@@ -6704,12 +6996,14 @@
     </w:tblStylePr>
     <w:tblStylePr w:type="firstCol">
       <w:rPr>
+        <w:rFonts w:eastAsia="黑体"/>
         <w:b/>
         <w:bCs/>
       </w:rPr>
     </w:tblStylePr>
     <w:tblStylePr w:type="lastCol">
       <w:rPr>
+        <w:rFonts w:eastAsia="黑体"/>
         <w:b/>
         <w:bCs/>
       </w:rPr>
@@ -6771,6 +7065,7 @@
         <w:spacing w:after="0" w:before="0" w:line="240" w:lineRule="auto"/>
       </w:pPr>
       <w:rPr>
+        <w:rFonts w:eastAsia="黑体"/>
         <w:b/>
         <w:bCs/>
         <w:color w:themeColor="background1" w:val="FFFFFF"/>
@@ -6793,6 +7088,7 @@
         <w:spacing w:after="0" w:before="0" w:line="240" w:lineRule="auto"/>
       </w:pPr>
       <w:rPr>
+        <w:rFonts w:eastAsia="黑体"/>
         <w:b/>
         <w:bCs/>
       </w:rPr>
@@ -6810,12 +7106,14 @@
     </w:tblStylePr>
     <w:tblStylePr w:type="firstCol">
       <w:rPr>
+        <w:rFonts w:eastAsia="黑体"/>
         <w:b/>
         <w:bCs/>
       </w:rPr>
     </w:tblStylePr>
     <w:tblStylePr w:type="lastCol">
       <w:rPr>
+        <w:rFonts w:eastAsia="黑体"/>
         <w:b/>
         <w:bCs/>
       </w:rPr>
@@ -6877,6 +7175,7 @@
         <w:spacing w:after="0" w:before="0" w:line="240" w:lineRule="auto"/>
       </w:pPr>
       <w:rPr>
+        <w:rFonts w:eastAsia="黑体"/>
         <w:b/>
         <w:bCs/>
         <w:color w:themeColor="background1" w:val="FFFFFF"/>
@@ -6899,6 +7198,7 @@
         <w:spacing w:after="0" w:before="0" w:line="240" w:lineRule="auto"/>
       </w:pPr>
       <w:rPr>
+        <w:rFonts w:eastAsia="黑体"/>
         <w:b/>
         <w:bCs/>
       </w:rPr>
@@ -6916,12 +7216,14 @@
     </w:tblStylePr>
     <w:tblStylePr w:type="firstCol">
       <w:rPr>
+        <w:rFonts w:eastAsia="黑体"/>
         <w:b/>
         <w:bCs/>
       </w:rPr>
     </w:tblStylePr>
     <w:tblStylePr w:type="lastCol">
       <w:rPr>
+        <w:rFonts w:eastAsia="黑体"/>
         <w:b/>
         <w:bCs/>
       </w:rPr>
@@ -6983,6 +7285,7 @@
         <w:spacing w:after="0" w:before="0" w:line="240" w:lineRule="auto"/>
       </w:pPr>
       <w:rPr>
+        <w:rFonts w:eastAsia="黑体"/>
         <w:b/>
         <w:bCs/>
         <w:color w:themeColor="background1" w:val="FFFFFF"/>
@@ -7005,6 +7308,7 @@
         <w:spacing w:after="0" w:before="0" w:line="240" w:lineRule="auto"/>
       </w:pPr>
       <w:rPr>
+        <w:rFonts w:eastAsia="黑体"/>
         <w:b/>
         <w:bCs/>
       </w:rPr>
@@ -7022,12 +7326,14 @@
     </w:tblStylePr>
     <w:tblStylePr w:type="firstCol">
       <w:rPr>
+        <w:rFonts w:eastAsia="黑体"/>
         <w:b/>
         <w:bCs/>
       </w:rPr>
     </w:tblStylePr>
     <w:tblStylePr w:type="lastCol">
       <w:rPr>
+        <w:rFonts w:eastAsia="黑体"/>
         <w:b/>
         <w:bCs/>
       </w:rPr>
@@ -7089,6 +7395,7 @@
         <w:spacing w:after="0" w:before="0" w:line="240" w:lineRule="auto"/>
       </w:pPr>
       <w:rPr>
+        <w:rFonts w:eastAsia="黑体"/>
         <w:b/>
         <w:bCs/>
         <w:color w:themeColor="background1" w:val="FFFFFF"/>
@@ -7111,6 +7418,7 @@
         <w:spacing w:after="0" w:before="0" w:line="240" w:lineRule="auto"/>
       </w:pPr>
       <w:rPr>
+        <w:rFonts w:eastAsia="黑体"/>
         <w:b/>
         <w:bCs/>
       </w:rPr>
@@ -7128,12 +7436,14 @@
     </w:tblStylePr>
     <w:tblStylePr w:type="firstCol">
       <w:rPr>
+        <w:rFonts w:eastAsia="黑体"/>
         <w:b/>
         <w:bCs/>
       </w:rPr>
     </w:tblStylePr>
     <w:tblStylePr w:type="lastCol">
       <w:rPr>
+        <w:rFonts w:eastAsia="黑体"/>
         <w:b/>
         <w:bCs/>
       </w:rPr>
@@ -7192,6 +7502,7 @@
         <w:spacing w:after="0" w:before="0" w:line="240" w:lineRule="auto"/>
       </w:pPr>
       <w:rPr>
+        <w:rFonts w:eastAsia="黑体"/>
         <w:b/>
         <w:bCs/>
         <w:color w:themeColor="background1" w:val="FFFFFF"/>
@@ -7214,6 +7525,7 @@
         <w:spacing w:after="0" w:before="0" w:line="240" w:lineRule="auto"/>
       </w:pPr>
       <w:rPr>
+        <w:rFonts w:eastAsia="黑体"/>
         <w:color w:val="auto"/>
       </w:rPr>
       <w:tblPr/>
@@ -7231,6 +7543,7 @@
     </w:tblStylePr>
     <w:tblStylePr w:type="firstCol">
       <w:rPr>
+        <w:rFonts w:eastAsia="黑体"/>
         <w:b/>
         <w:bCs/>
         <w:color w:themeColor="background1" w:val="FFFFFF"/>
@@ -7250,6 +7563,7 @@
     </w:tblStylePr>
     <w:tblStylePr w:type="lastCol">
       <w:rPr>
+        <w:rFonts w:eastAsia="黑体"/>
         <w:b/>
         <w:bCs/>
         <w:color w:themeColor="background1" w:val="FFFFFF"/>
@@ -7298,6 +7612,7 @@
     </w:tblStylePr>
     <w:tblStylePr w:type="nwCell">
       <w:rPr>
+        <w:rFonts w:eastAsia="黑体"/>
         <w:color w:themeColor="background1" w:val="FFFFFF"/>
       </w:rPr>
       <w:tblPr/>
@@ -7341,6 +7656,7 @@
         <w:spacing w:after="0" w:before="0" w:line="240" w:lineRule="auto"/>
       </w:pPr>
       <w:rPr>
+        <w:rFonts w:eastAsia="黑体"/>
         <w:b/>
         <w:bCs/>
         <w:color w:themeColor="background1" w:val="FFFFFF"/>
@@ -7363,6 +7679,7 @@
         <w:spacing w:after="0" w:before="0" w:line="240" w:lineRule="auto"/>
       </w:pPr>
       <w:rPr>
+        <w:rFonts w:eastAsia="黑体"/>
         <w:color w:val="auto"/>
       </w:rPr>
       <w:tblPr/>
@@ -7380,6 +7697,7 @@
     </w:tblStylePr>
     <w:tblStylePr w:type="firstCol">
       <w:rPr>
+        <w:rFonts w:eastAsia="黑体"/>
         <w:b/>
         <w:bCs/>
         <w:color w:themeColor="background1" w:val="FFFFFF"/>
@@ -7399,6 +7717,7 @@
     </w:tblStylePr>
     <w:tblStylePr w:type="lastCol">
       <w:rPr>
+        <w:rFonts w:eastAsia="黑体"/>
         <w:b/>
         <w:bCs/>
         <w:color w:themeColor="background1" w:val="FFFFFF"/>
@@ -7447,6 +7766,7 @@
     </w:tblStylePr>
     <w:tblStylePr w:type="nwCell">
       <w:rPr>
+        <w:rFonts w:eastAsia="黑体"/>
         <w:color w:themeColor="background1" w:val="FFFFFF"/>
       </w:rPr>
       <w:tblPr/>
@@ -7490,6 +7810,7 @@
         <w:spacing w:after="0" w:before="0" w:line="240" w:lineRule="auto"/>
       </w:pPr>
       <w:rPr>
+        <w:rFonts w:eastAsia="黑体"/>
         <w:b/>
         <w:bCs/>
         <w:color w:themeColor="background1" w:val="FFFFFF"/>
@@ -7512,6 +7833,7 @@
         <w:spacing w:after="0" w:before="0" w:line="240" w:lineRule="auto"/>
       </w:pPr>
       <w:rPr>
+        <w:rFonts w:eastAsia="黑体"/>
         <w:color w:val="auto"/>
       </w:rPr>
       <w:tblPr/>
@@ -7529,6 +7851,7 @@
     </w:tblStylePr>
     <w:tblStylePr w:type="firstCol">
       <w:rPr>
+        <w:rFonts w:eastAsia="黑体"/>
         <w:b/>
         <w:bCs/>
         <w:color w:themeColor="background1" w:val="FFFFFF"/>
@@ -7548,6 +7871,7 @@
     </w:tblStylePr>
     <w:tblStylePr w:type="lastCol">
       <w:rPr>
+        <w:rFonts w:eastAsia="黑体"/>
         <w:b/>
         <w:bCs/>
         <w:color w:themeColor="background1" w:val="FFFFFF"/>
@@ -7596,6 +7920,7 @@
     </w:tblStylePr>
     <w:tblStylePr w:type="nwCell">
       <w:rPr>
+        <w:rFonts w:eastAsia="黑体"/>
         <w:color w:themeColor="background1" w:val="FFFFFF"/>
       </w:rPr>
       <w:tblPr/>
@@ -7639,6 +7964,7 @@
         <w:spacing w:after="0" w:before="0" w:line="240" w:lineRule="auto"/>
       </w:pPr>
       <w:rPr>
+        <w:rFonts w:eastAsia="黑体"/>
         <w:b/>
         <w:bCs/>
         <w:color w:themeColor="background1" w:val="FFFFFF"/>
@@ -7661,6 +7987,7 @@
         <w:spacing w:after="0" w:before="0" w:line="240" w:lineRule="auto"/>
       </w:pPr>
       <w:rPr>
+        <w:rFonts w:eastAsia="黑体"/>
         <w:color w:val="auto"/>
       </w:rPr>
       <w:tblPr/>
@@ -7678,6 +8005,7 @@
     </w:tblStylePr>
     <w:tblStylePr w:type="firstCol">
       <w:rPr>
+        <w:rFonts w:eastAsia="黑体"/>
         <w:b/>
         <w:bCs/>
         <w:color w:themeColor="background1" w:val="FFFFFF"/>
@@ -7697,6 +8025,7 @@
     </w:tblStylePr>
     <w:tblStylePr w:type="lastCol">
       <w:rPr>
+        <w:rFonts w:eastAsia="黑体"/>
         <w:b/>
         <w:bCs/>
         <w:color w:themeColor="background1" w:val="FFFFFF"/>
@@ -7745,6 +8074,7 @@
     </w:tblStylePr>
     <w:tblStylePr w:type="nwCell">
       <w:rPr>
+        <w:rFonts w:eastAsia="黑体"/>
         <w:color w:themeColor="background1" w:val="FFFFFF"/>
       </w:rPr>
       <w:tblPr/>
@@ -7788,6 +8118,7 @@
         <w:spacing w:after="0" w:before="0" w:line="240" w:lineRule="auto"/>
       </w:pPr>
       <w:rPr>
+        <w:rFonts w:eastAsia="黑体"/>
         <w:b/>
         <w:bCs/>
         <w:color w:themeColor="background1" w:val="FFFFFF"/>
@@ -7810,6 +8141,7 @@
         <w:spacing w:after="0" w:before="0" w:line="240" w:lineRule="auto"/>
       </w:pPr>
       <w:rPr>
+        <w:rFonts w:eastAsia="黑体"/>
         <w:color w:val="auto"/>
       </w:rPr>
       <w:tblPr/>
@@ -7827,6 +8159,7 @@
     </w:tblStylePr>
     <w:tblStylePr w:type="firstCol">
       <w:rPr>
+        <w:rFonts w:eastAsia="黑体"/>
         <w:b/>
         <w:bCs/>
         <w:color w:themeColor="background1" w:val="FFFFFF"/>
@@ -7846,6 +8179,7 @@
     </w:tblStylePr>
     <w:tblStylePr w:type="lastCol">
       <w:rPr>
+        <w:rFonts w:eastAsia="黑体"/>
         <w:b/>
         <w:bCs/>
         <w:color w:themeColor="background1" w:val="FFFFFF"/>
@@ -7894,6 +8228,7 @@
     </w:tblStylePr>
     <w:tblStylePr w:type="nwCell">
       <w:rPr>
+        <w:rFonts w:eastAsia="黑体"/>
         <w:color w:themeColor="background1" w:val="FFFFFF"/>
       </w:rPr>
       <w:tblPr/>
@@ -7937,6 +8272,7 @@
         <w:spacing w:after="0" w:before="0" w:line="240" w:lineRule="auto"/>
       </w:pPr>
       <w:rPr>
+        <w:rFonts w:eastAsia="黑体"/>
         <w:b/>
         <w:bCs/>
         <w:color w:themeColor="background1" w:val="FFFFFF"/>
@@ -7959,6 +8295,7 @@
         <w:spacing w:after="0" w:before="0" w:line="240" w:lineRule="auto"/>
       </w:pPr>
       <w:rPr>
+        <w:rFonts w:eastAsia="黑体"/>
         <w:color w:val="auto"/>
       </w:rPr>
       <w:tblPr/>
@@ -7976,6 +8313,7 @@
     </w:tblStylePr>
     <w:tblStylePr w:type="firstCol">
       <w:rPr>
+        <w:rFonts w:eastAsia="黑体"/>
         <w:b/>
         <w:bCs/>
         <w:color w:themeColor="background1" w:val="FFFFFF"/>
@@ -7995,6 +8333,7 @@
     </w:tblStylePr>
     <w:tblStylePr w:type="lastCol">
       <w:rPr>
+        <w:rFonts w:eastAsia="黑体"/>
         <w:b/>
         <w:bCs/>
         <w:color w:themeColor="background1" w:val="FFFFFF"/>
@@ -8043,6 +8382,7 @@
     </w:tblStylePr>
     <w:tblStylePr w:type="nwCell">
       <w:rPr>
+        <w:rFonts w:eastAsia="黑体"/>
         <w:color w:themeColor="background1" w:val="FFFFFF"/>
       </w:rPr>
       <w:tblPr/>
@@ -8086,6 +8426,7 @@
         <w:spacing w:after="0" w:before="0" w:line="240" w:lineRule="auto"/>
       </w:pPr>
       <w:rPr>
+        <w:rFonts w:eastAsia="黑体"/>
         <w:b/>
         <w:bCs/>
         <w:color w:themeColor="background1" w:val="FFFFFF"/>
@@ -8108,6 +8449,7 @@
         <w:spacing w:after="0" w:before="0" w:line="240" w:lineRule="auto"/>
       </w:pPr>
       <w:rPr>
+        <w:rFonts w:eastAsia="黑体"/>
         <w:color w:val="auto"/>
       </w:rPr>
       <w:tblPr/>
@@ -8125,6 +8467,7 @@
     </w:tblStylePr>
     <w:tblStylePr w:type="firstCol">
       <w:rPr>
+        <w:rFonts w:eastAsia="黑体"/>
         <w:b/>
         <w:bCs/>
         <w:color w:themeColor="background1" w:val="FFFFFF"/>
@@ -8144,6 +8487,7 @@
     </w:tblStylePr>
     <w:tblStylePr w:type="lastCol">
       <w:rPr>
+        <w:rFonts w:eastAsia="黑体"/>
         <w:b/>
         <w:bCs/>
         <w:color w:themeColor="background1" w:val="FFFFFF"/>
@@ -8192,6 +8536,7 @@
     </w:tblStylePr>
     <w:tblStylePr w:type="nwCell">
       <w:rPr>
+        <w:rFonts w:eastAsia="黑体"/>
         <w:color w:themeColor="background1" w:val="FFFFFF"/>
       </w:rPr>
       <w:tblPr/>
@@ -8216,6 +8561,7 @@
       <w:spacing w:after="0" w:line="240" w:lineRule="auto"/>
     </w:pPr>
     <w:rPr>
+      <w:rFonts w:eastAsia="黑体"/>
       <w:color w:themeColor="text1" w:val="000000"/>
     </w:rPr>
     <w:tblPr>
@@ -8235,7 +8581,7 @@
     </w:tblPr>
     <w:tblStylePr w:type="firstRow">
       <w:rPr>
-        <w:rFonts w:asciiTheme="majorHAnsi" w:cstheme="majorBidi" w:eastAsiaTheme="majorEastAsia" w:hAnsiTheme="majorHAnsi"/>
+        <w:rFonts w:asciiTheme="majorHAnsi" w:cstheme="majorBidi" w:hAnsiTheme="majorHAnsi" w:eastAsia="黑体"/>
       </w:rPr>
       <w:tblPr/>
       <w:tcPr>
@@ -8247,6 +8593,7 @@
     </w:tblStylePr>
     <w:tblStylePr w:type="lastRow">
       <w:rPr>
+        <w:rFonts w:eastAsia="黑体"/>
         <w:b/>
         <w:bCs/>
         <w:color w:themeColor="text2" w:val="1F497D"/>
@@ -8261,12 +8608,14 @@
     </w:tblStylePr>
     <w:tblStylePr w:type="firstCol">
       <w:rPr>
+        <w:rFonts w:eastAsia="黑体"/>
         <w:b/>
         <w:bCs/>
       </w:rPr>
     </w:tblStylePr>
     <w:tblStylePr w:type="lastCol">
       <w:rPr>
+        <w:rFonts w:eastAsia="黑体"/>
         <w:b/>
         <w:bCs/>
       </w:rPr>
@@ -8300,6 +8649,7 @@
       <w:spacing w:after="0" w:line="240" w:lineRule="auto"/>
     </w:pPr>
     <w:rPr>
+      <w:rFonts w:eastAsia="黑体"/>
       <w:color w:themeColor="text1" w:val="000000"/>
     </w:rPr>
     <w:tblPr>
@@ -8319,7 +8669,7 @@
     </w:tblPr>
     <w:tblStylePr w:type="firstRow">
       <w:rPr>
-        <w:rFonts w:asciiTheme="majorHAnsi" w:cstheme="majorBidi" w:eastAsiaTheme="majorEastAsia" w:hAnsiTheme="majorHAnsi"/>
+        <w:rFonts w:asciiTheme="majorHAnsi" w:cstheme="majorBidi" w:hAnsiTheme="majorHAnsi" w:eastAsia="黑体"/>
       </w:rPr>
       <w:tblPr/>
       <w:tcPr>
@@ -8331,6 +8681,7 @@
     </w:tblStylePr>
     <w:tblStylePr w:type="lastRow">
       <w:rPr>
+        <w:rFonts w:eastAsia="黑体"/>
         <w:b/>
         <w:bCs/>
         <w:color w:themeColor="text2" w:val="1F497D"/>
@@ -8345,12 +8696,14 @@
     </w:tblStylePr>
     <w:tblStylePr w:type="firstCol">
       <w:rPr>
+        <w:rFonts w:eastAsia="黑体"/>
         <w:b/>
         <w:bCs/>
       </w:rPr>
     </w:tblStylePr>
     <w:tblStylePr w:type="lastCol">
       <w:rPr>
+        <w:rFonts w:eastAsia="黑体"/>
         <w:b/>
         <w:bCs/>
       </w:rPr>
@@ -8384,6 +8737,7 @@
       <w:spacing w:after="0" w:line="240" w:lineRule="auto"/>
     </w:pPr>
     <w:rPr>
+      <w:rFonts w:eastAsia="黑体"/>
       <w:color w:themeColor="text1" w:val="000000"/>
     </w:rPr>
     <w:tblPr>
@@ -8403,7 +8757,7 @@
     </w:tblPr>
     <w:tblStylePr w:type="firstRow">
       <w:rPr>
-        <w:rFonts w:asciiTheme="majorHAnsi" w:cstheme="majorBidi" w:eastAsiaTheme="majorEastAsia" w:hAnsiTheme="majorHAnsi"/>
+        <w:rFonts w:asciiTheme="majorHAnsi" w:cstheme="majorBidi" w:hAnsiTheme="majorHAnsi" w:eastAsia="黑体"/>
       </w:rPr>
       <w:tblPr/>
       <w:tcPr>
@@ -8415,6 +8769,7 @@
     </w:tblStylePr>
     <w:tblStylePr w:type="lastRow">
       <w:rPr>
+        <w:rFonts w:eastAsia="黑体"/>
         <w:b/>
         <w:bCs/>
         <w:color w:themeColor="text2" w:val="1F497D"/>
@@ -8429,12 +8784,14 @@
     </w:tblStylePr>
     <w:tblStylePr w:type="firstCol">
       <w:rPr>
+        <w:rFonts w:eastAsia="黑体"/>
         <w:b/>
         <w:bCs/>
       </w:rPr>
     </w:tblStylePr>
     <w:tblStylePr w:type="lastCol">
       <w:rPr>
+        <w:rFonts w:eastAsia="黑体"/>
         <w:b/>
         <w:bCs/>
       </w:rPr>
@@ -8468,6 +8825,7 @@
       <w:spacing w:after="0" w:line="240" w:lineRule="auto"/>
     </w:pPr>
     <w:rPr>
+      <w:rFonts w:eastAsia="黑体"/>
       <w:color w:themeColor="text1" w:val="000000"/>
     </w:rPr>
     <w:tblPr>
@@ -8487,7 +8845,7 @@
     </w:tblPr>
     <w:tblStylePr w:type="firstRow">
       <w:rPr>
-        <w:rFonts w:asciiTheme="majorHAnsi" w:cstheme="majorBidi" w:eastAsiaTheme="majorEastAsia" w:hAnsiTheme="majorHAnsi"/>
+        <w:rFonts w:asciiTheme="majorHAnsi" w:cstheme="majorBidi" w:hAnsiTheme="majorHAnsi" w:eastAsia="黑体"/>
       </w:rPr>
       <w:tblPr/>
       <w:tcPr>
@@ -8499,6 +8857,7 @@
     </w:tblStylePr>
     <w:tblStylePr w:type="lastRow">
       <w:rPr>
+        <w:rFonts w:eastAsia="黑体"/>
         <w:b/>
         <w:bCs/>
         <w:color w:themeColor="text2" w:val="1F497D"/>
@@ -8513,12 +8872,14 @@
     </w:tblStylePr>
     <w:tblStylePr w:type="firstCol">
       <w:rPr>
+        <w:rFonts w:eastAsia="黑体"/>
         <w:b/>
         <w:bCs/>
       </w:rPr>
     </w:tblStylePr>
     <w:tblStylePr w:type="lastCol">
       <w:rPr>
+        <w:rFonts w:eastAsia="黑体"/>
         <w:b/>
         <w:bCs/>
       </w:rPr>
@@ -8552,6 +8913,7 @@
       <w:spacing w:after="0" w:line="240" w:lineRule="auto"/>
     </w:pPr>
     <w:rPr>
+      <w:rFonts w:eastAsia="黑体"/>
       <w:color w:themeColor="text1" w:val="000000"/>
     </w:rPr>
     <w:tblPr>
@@ -8571,7 +8933,7 @@
     </w:tblPr>
     <w:tblStylePr w:type="firstRow">
       <w:rPr>
-        <w:rFonts w:asciiTheme="majorHAnsi" w:cstheme="majorBidi" w:eastAsiaTheme="majorEastAsia" w:hAnsiTheme="majorHAnsi"/>
+        <w:rFonts w:asciiTheme="majorHAnsi" w:cstheme="majorBidi" w:hAnsiTheme="majorHAnsi" w:eastAsia="黑体"/>
       </w:rPr>
       <w:tblPr/>
       <w:tcPr>
@@ -8583,6 +8945,7 @@
     </w:tblStylePr>
     <w:tblStylePr w:type="lastRow">
       <w:rPr>
+        <w:rFonts w:eastAsia="黑体"/>
         <w:b/>
         <w:bCs/>
         <w:color w:themeColor="text2" w:val="1F497D"/>
@@ -8597,12 +8960,14 @@
     </w:tblStylePr>
     <w:tblStylePr w:type="firstCol">
       <w:rPr>
+        <w:rFonts w:eastAsia="黑体"/>
         <w:b/>
         <w:bCs/>
       </w:rPr>
     </w:tblStylePr>
     <w:tblStylePr w:type="lastCol">
       <w:rPr>
+        <w:rFonts w:eastAsia="黑体"/>
         <w:b/>
         <w:bCs/>
       </w:rPr>
@@ -8636,6 +9001,7 @@
       <w:spacing w:after="0" w:line="240" w:lineRule="auto"/>
     </w:pPr>
     <w:rPr>
+      <w:rFonts w:eastAsia="黑体"/>
       <w:color w:themeColor="text1" w:val="000000"/>
     </w:rPr>
     <w:tblPr>
@@ -8655,7 +9021,7 @@
     </w:tblPr>
     <w:tblStylePr w:type="firstRow">
       <w:rPr>
-        <w:rFonts w:asciiTheme="majorHAnsi" w:cstheme="majorBidi" w:eastAsiaTheme="majorEastAsia" w:hAnsiTheme="majorHAnsi"/>
+        <w:rFonts w:asciiTheme="majorHAnsi" w:cstheme="majorBidi" w:hAnsiTheme="majorHAnsi" w:eastAsia="黑体"/>
       </w:rPr>
       <w:tblPr/>
       <w:tcPr>
@@ -8667,6 +9033,7 @@
     </w:tblStylePr>
     <w:tblStylePr w:type="lastRow">
       <w:rPr>
+        <w:rFonts w:eastAsia="黑体"/>
         <w:b/>
         <w:bCs/>
         <w:color w:themeColor="text2" w:val="1F497D"/>
@@ -8681,12 +9048,14 @@
     </w:tblStylePr>
     <w:tblStylePr w:type="firstCol">
       <w:rPr>
+        <w:rFonts w:eastAsia="黑体"/>
         <w:b/>
         <w:bCs/>
       </w:rPr>
     </w:tblStylePr>
     <w:tblStylePr w:type="lastCol">
       <w:rPr>
+        <w:rFonts w:eastAsia="黑体"/>
         <w:b/>
         <w:bCs/>
       </w:rPr>
@@ -8720,6 +9089,7 @@
       <w:spacing w:after="0" w:line="240" w:lineRule="auto"/>
     </w:pPr>
     <w:rPr>
+      <w:rFonts w:eastAsia="黑体"/>
       <w:color w:themeColor="text1" w:val="000000"/>
     </w:rPr>
     <w:tblPr>
@@ -8739,7 +9109,7 @@
     </w:tblPr>
     <w:tblStylePr w:type="firstRow">
       <w:rPr>
-        <w:rFonts w:asciiTheme="majorHAnsi" w:cstheme="majorBidi" w:eastAsiaTheme="majorEastAsia" w:hAnsiTheme="majorHAnsi"/>
+        <w:rFonts w:asciiTheme="majorHAnsi" w:cstheme="majorBidi" w:hAnsiTheme="majorHAnsi" w:eastAsia="黑体"/>
       </w:rPr>
       <w:tblPr/>
       <w:tcPr>
@@ -8751,6 +9121,7 @@
     </w:tblStylePr>
     <w:tblStylePr w:type="lastRow">
       <w:rPr>
+        <w:rFonts w:eastAsia="黑体"/>
         <w:b/>
         <w:bCs/>
         <w:color w:themeColor="text2" w:val="1F497D"/>
@@ -8765,12 +9136,14 @@
     </w:tblStylePr>
     <w:tblStylePr w:type="firstCol">
       <w:rPr>
+        <w:rFonts w:eastAsia="黑体"/>
         <w:b/>
         <w:bCs/>
       </w:rPr>
     </w:tblStylePr>
     <w:tblStylePr w:type="lastCol">
       <w:rPr>
+        <w:rFonts w:eastAsia="黑体"/>
         <w:b/>
         <w:bCs/>
       </w:rPr>
@@ -8804,7 +9177,7 @@
       <w:spacing w:after="0" w:line="240" w:lineRule="auto"/>
     </w:pPr>
     <w:rPr>
-      <w:rFonts w:asciiTheme="majorHAnsi" w:cstheme="majorBidi" w:eastAsiaTheme="majorEastAsia" w:hAnsiTheme="majorHAnsi"/>
+      <w:rFonts w:asciiTheme="majorHAnsi" w:cstheme="majorBidi" w:hAnsiTheme="majorHAnsi" w:eastAsia="黑体"/>
       <w:color w:themeColor="text1" w:val="000000"/>
     </w:rPr>
     <w:tblPr>
@@ -8826,6 +9199,7 @@
     </w:tblPr>
     <w:tblStylePr w:type="firstRow">
       <w:rPr>
+        <w:rFonts w:eastAsia="黑体"/>
         <w:sz w:val="24"/>
         <w:szCs w:val="24"/>
       </w:rPr>
@@ -8932,7 +9306,7 @@
       <w:spacing w:after="0" w:line="240" w:lineRule="auto"/>
     </w:pPr>
     <w:rPr>
-      <w:rFonts w:asciiTheme="majorHAnsi" w:cstheme="majorBidi" w:eastAsiaTheme="majorEastAsia" w:hAnsiTheme="majorHAnsi"/>
+      <w:rFonts w:asciiTheme="majorHAnsi" w:cstheme="majorBidi" w:hAnsiTheme="majorHAnsi" w:eastAsia="黑体"/>
       <w:color w:themeColor="text1" w:val="000000"/>
     </w:rPr>
     <w:tblPr>
@@ -8954,6 +9328,7 @@
     </w:tblPr>
     <w:tblStylePr w:type="firstRow">
       <w:rPr>
+        <w:rFonts w:eastAsia="黑体"/>
         <w:sz w:val="24"/>
         <w:szCs w:val="24"/>
       </w:rPr>
@@ -9060,7 +9435,7 @@
       <w:spacing w:after="0" w:line="240" w:lineRule="auto"/>
     </w:pPr>
     <w:rPr>
-      <w:rFonts w:asciiTheme="majorHAnsi" w:cstheme="majorBidi" w:eastAsiaTheme="majorEastAsia" w:hAnsiTheme="majorHAnsi"/>
+      <w:rFonts w:asciiTheme="majorHAnsi" w:cstheme="majorBidi" w:hAnsiTheme="majorHAnsi" w:eastAsia="黑体"/>
       <w:color w:themeColor="text1" w:val="000000"/>
     </w:rPr>
     <w:tblPr>
@@ -9082,6 +9457,7 @@
     </w:tblPr>
     <w:tblStylePr w:type="firstRow">
       <w:rPr>
+        <w:rFonts w:eastAsia="黑体"/>
         <w:sz w:val="24"/>
         <w:szCs w:val="24"/>
       </w:rPr>
@@ -9188,7 +9564,7 @@
       <w:spacing w:after="0" w:line="240" w:lineRule="auto"/>
     </w:pPr>
     <w:rPr>
-      <w:rFonts w:asciiTheme="majorHAnsi" w:cstheme="majorBidi" w:eastAsiaTheme="majorEastAsia" w:hAnsiTheme="majorHAnsi"/>
+      <w:rFonts w:asciiTheme="majorHAnsi" w:cstheme="majorBidi" w:hAnsiTheme="majorHAnsi" w:eastAsia="黑体"/>
       <w:color w:themeColor="text1" w:val="000000"/>
     </w:rPr>
     <w:tblPr>
@@ -9210,6 +9586,7 @@
     </w:tblPr>
     <w:tblStylePr w:type="firstRow">
       <w:rPr>
+        <w:rFonts w:eastAsia="黑体"/>
         <w:sz w:val="24"/>
         <w:szCs w:val="24"/>
       </w:rPr>
@@ -9316,7 +9693,7 @@
       <w:spacing w:after="0" w:line="240" w:lineRule="auto"/>
     </w:pPr>
     <w:rPr>
-      <w:rFonts w:asciiTheme="majorHAnsi" w:cstheme="majorBidi" w:eastAsiaTheme="majorEastAsia" w:hAnsiTheme="majorHAnsi"/>
+      <w:rFonts w:asciiTheme="majorHAnsi" w:cstheme="majorBidi" w:hAnsiTheme="majorHAnsi" w:eastAsia="黑体"/>
       <w:color w:themeColor="text1" w:val="000000"/>
     </w:rPr>
     <w:tblPr>
@@ -9338,6 +9715,7 @@
     </w:tblPr>
     <w:tblStylePr w:type="firstRow">
       <w:rPr>
+        <w:rFonts w:eastAsia="黑体"/>
         <w:sz w:val="24"/>
         <w:szCs w:val="24"/>
       </w:rPr>
@@ -9444,7 +9822,7 @@
       <w:spacing w:after="0" w:line="240" w:lineRule="auto"/>
     </w:pPr>
     <w:rPr>
-      <w:rFonts w:asciiTheme="majorHAnsi" w:cstheme="majorBidi" w:eastAsiaTheme="majorEastAsia" w:hAnsiTheme="majorHAnsi"/>
+      <w:rFonts w:asciiTheme="majorHAnsi" w:cstheme="majorBidi" w:hAnsiTheme="majorHAnsi" w:eastAsia="黑体"/>
       <w:color w:themeColor="text1" w:val="000000"/>
     </w:rPr>
     <w:tblPr>
@@ -9466,6 +9844,7 @@
     </w:tblPr>
     <w:tblStylePr w:type="firstRow">
       <w:rPr>
+        <w:rFonts w:eastAsia="黑体"/>
         <w:sz w:val="24"/>
         <w:szCs w:val="24"/>
       </w:rPr>
@@ -9572,7 +9951,7 @@
       <w:spacing w:after="0" w:line="240" w:lineRule="auto"/>
     </w:pPr>
     <w:rPr>
-      <w:rFonts w:asciiTheme="majorHAnsi" w:cstheme="majorBidi" w:eastAsiaTheme="majorEastAsia" w:hAnsiTheme="majorHAnsi"/>
+      <w:rFonts w:asciiTheme="majorHAnsi" w:cstheme="majorBidi" w:hAnsiTheme="majorHAnsi" w:eastAsia="黑体"/>
       <w:color w:themeColor="text1" w:val="000000"/>
     </w:rPr>
     <w:tblPr>
@@ -9594,6 +9973,7 @@
     </w:tblPr>
     <w:tblStylePr w:type="firstRow">
       <w:rPr>
+        <w:rFonts w:eastAsia="黑体"/>
         <w:sz w:val="24"/>
         <w:szCs w:val="24"/>
       </w:rPr>
@@ -9723,12 +10103,14 @@
     </w:tcPr>
     <w:tblStylePr w:type="firstRow">
       <w:rPr>
+        <w:rFonts w:eastAsia="黑体"/>
         <w:b/>
         <w:bCs/>
       </w:rPr>
     </w:tblStylePr>
     <w:tblStylePr w:type="lastRow">
       <w:rPr>
+        <w:rFonts w:eastAsia="黑体"/>
         <w:b/>
         <w:bCs/>
       </w:rPr>
@@ -9741,12 +10123,14 @@
     </w:tblStylePr>
     <w:tblStylePr w:type="firstCol">
       <w:rPr>
+        <w:rFonts w:eastAsia="黑体"/>
         <w:b/>
         <w:bCs/>
       </w:rPr>
     </w:tblStylePr>
     <w:tblStylePr w:type="lastCol">
       <w:rPr>
+        <w:rFonts w:eastAsia="黑体"/>
         <w:b/>
         <w:bCs/>
       </w:rPr>
@@ -9796,12 +10180,14 @@
     </w:tcPr>
     <w:tblStylePr w:type="firstRow">
       <w:rPr>
+        <w:rFonts w:eastAsia="黑体"/>
         <w:b/>
         <w:bCs/>
       </w:rPr>
     </w:tblStylePr>
     <w:tblStylePr w:type="lastRow">
       <w:rPr>
+        <w:rFonts w:eastAsia="黑体"/>
         <w:b/>
         <w:bCs/>
       </w:rPr>
@@ -9814,12 +10200,14 @@
     </w:tblStylePr>
     <w:tblStylePr w:type="firstCol">
       <w:rPr>
+        <w:rFonts w:eastAsia="黑体"/>
         <w:b/>
         <w:bCs/>
       </w:rPr>
     </w:tblStylePr>
     <w:tblStylePr w:type="lastCol">
       <w:rPr>
+        <w:rFonts w:eastAsia="黑体"/>
         <w:b/>
         <w:bCs/>
       </w:rPr>
@@ -9869,12 +10257,14 @@
     </w:tcPr>
     <w:tblStylePr w:type="firstRow">
       <w:rPr>
+        <w:rFonts w:eastAsia="黑体"/>
         <w:b/>
         <w:bCs/>
       </w:rPr>
     </w:tblStylePr>
     <w:tblStylePr w:type="lastRow">
       <w:rPr>
+        <w:rFonts w:eastAsia="黑体"/>
         <w:b/>
         <w:bCs/>
       </w:rPr>
@@ -9887,12 +10277,14 @@
     </w:tblStylePr>
     <w:tblStylePr w:type="firstCol">
       <w:rPr>
+        <w:rFonts w:eastAsia="黑体"/>
         <w:b/>
         <w:bCs/>
       </w:rPr>
     </w:tblStylePr>
     <w:tblStylePr w:type="lastCol">
       <w:rPr>
+        <w:rFonts w:eastAsia="黑体"/>
         <w:b/>
         <w:bCs/>
       </w:rPr>
@@ -9942,12 +10334,14 @@
     </w:tcPr>
     <w:tblStylePr w:type="firstRow">
       <w:rPr>
+        <w:rFonts w:eastAsia="黑体"/>
         <w:b/>
         <w:bCs/>
       </w:rPr>
     </w:tblStylePr>
     <w:tblStylePr w:type="lastRow">
       <w:rPr>
+        <w:rFonts w:eastAsia="黑体"/>
         <w:b/>
         <w:bCs/>
       </w:rPr>
@@ -9960,12 +10354,14 @@
     </w:tblStylePr>
     <w:tblStylePr w:type="firstCol">
       <w:rPr>
+        <w:rFonts w:eastAsia="黑体"/>
         <w:b/>
         <w:bCs/>
       </w:rPr>
     </w:tblStylePr>
     <w:tblStylePr w:type="lastCol">
       <w:rPr>
+        <w:rFonts w:eastAsia="黑体"/>
         <w:b/>
         <w:bCs/>
       </w:rPr>
@@ -10015,12 +10411,14 @@
     </w:tcPr>
     <w:tblStylePr w:type="firstRow">
       <w:rPr>
+        <w:rFonts w:eastAsia="黑体"/>
         <w:b/>
         <w:bCs/>
       </w:rPr>
     </w:tblStylePr>
     <w:tblStylePr w:type="lastRow">
       <w:rPr>
+        <w:rFonts w:eastAsia="黑体"/>
         <w:b/>
         <w:bCs/>
       </w:rPr>
@@ -10033,12 +10431,14 @@
     </w:tblStylePr>
     <w:tblStylePr w:type="firstCol">
       <w:rPr>
+        <w:rFonts w:eastAsia="黑体"/>
         <w:b/>
         <w:bCs/>
       </w:rPr>
     </w:tblStylePr>
     <w:tblStylePr w:type="lastCol">
       <w:rPr>
+        <w:rFonts w:eastAsia="黑体"/>
         <w:b/>
         <w:bCs/>
       </w:rPr>
@@ -10088,12 +10488,14 @@
     </w:tcPr>
     <w:tblStylePr w:type="firstRow">
       <w:rPr>
+        <w:rFonts w:eastAsia="黑体"/>
         <w:b/>
         <w:bCs/>
       </w:rPr>
     </w:tblStylePr>
     <w:tblStylePr w:type="lastRow">
       <w:rPr>
+        <w:rFonts w:eastAsia="黑体"/>
         <w:b/>
         <w:bCs/>
       </w:rPr>
@@ -10106,12 +10508,14 @@
     </w:tblStylePr>
     <w:tblStylePr w:type="firstCol">
       <w:rPr>
+        <w:rFonts w:eastAsia="黑体"/>
         <w:b/>
         <w:bCs/>
       </w:rPr>
     </w:tblStylePr>
     <w:tblStylePr w:type="lastCol">
       <w:rPr>
+        <w:rFonts w:eastAsia="黑体"/>
         <w:b/>
         <w:bCs/>
       </w:rPr>
@@ -10161,12 +10565,14 @@
     </w:tcPr>
     <w:tblStylePr w:type="firstRow">
       <w:rPr>
+        <w:rFonts w:eastAsia="黑体"/>
         <w:b/>
         <w:bCs/>
       </w:rPr>
     </w:tblStylePr>
     <w:tblStylePr w:type="lastRow">
       <w:rPr>
+        <w:rFonts w:eastAsia="黑体"/>
         <w:b/>
         <w:bCs/>
       </w:rPr>
@@ -10179,12 +10585,14 @@
     </w:tblStylePr>
     <w:tblStylePr w:type="firstCol">
       <w:rPr>
+        <w:rFonts w:eastAsia="黑体"/>
         <w:b/>
         <w:bCs/>
       </w:rPr>
     </w:tblStylePr>
     <w:tblStylePr w:type="lastCol">
       <w:rPr>
+        <w:rFonts w:eastAsia="黑体"/>
         <w:b/>
         <w:bCs/>
       </w:rPr>
@@ -10211,7 +10619,7 @@
       <w:spacing w:after="0" w:line="240" w:lineRule="auto"/>
     </w:pPr>
     <w:rPr>
-      <w:rFonts w:asciiTheme="majorHAnsi" w:cstheme="majorBidi" w:eastAsiaTheme="majorEastAsia" w:hAnsiTheme="majorHAnsi"/>
+      <w:rFonts w:asciiTheme="majorHAnsi" w:cstheme="majorBidi" w:hAnsiTheme="majorHAnsi" w:eastAsia="黑体"/>
       <w:color w:themeColor="text1" w:val="000000"/>
     </w:rPr>
     <w:tblPr>
@@ -10238,6 +10646,7 @@
     </w:tcPr>
     <w:tblStylePr w:type="firstRow">
       <w:rPr>
+        <w:rFonts w:eastAsia="黑体"/>
         <w:b/>
         <w:bCs/>
         <w:color w:themeColor="text1" w:val="000000"/>
@@ -10249,6 +10658,7 @@
     </w:tblStylePr>
     <w:tblStylePr w:type="lastRow">
       <w:rPr>
+        <w:rFonts w:eastAsia="黑体"/>
         <w:b/>
         <w:bCs/>
         <w:color w:themeColor="text1" w:val="000000"/>
@@ -10268,6 +10678,7 @@
     </w:tblStylePr>
     <w:tblStylePr w:type="firstCol">
       <w:rPr>
+        <w:rFonts w:eastAsia="黑体"/>
         <w:b/>
         <w:bCs/>
         <w:color w:themeColor="text1" w:val="000000"/>
@@ -10287,6 +10698,7 @@
     </w:tblStylePr>
     <w:tblStylePr w:type="lastCol">
       <w:rPr>
+        <w:rFonts w:eastAsia="黑体"/>
         <w:b w:val="0"/>
         <w:bCs w:val="0"/>
         <w:color w:themeColor="text1" w:val="000000"/>
@@ -10336,7 +10748,7 @@
       <w:spacing w:after="0" w:line="240" w:lineRule="auto"/>
     </w:pPr>
     <w:rPr>
-      <w:rFonts w:asciiTheme="majorHAnsi" w:cstheme="majorBidi" w:eastAsiaTheme="majorEastAsia" w:hAnsiTheme="majorHAnsi"/>
+      <w:rFonts w:asciiTheme="majorHAnsi" w:cstheme="majorBidi" w:hAnsiTheme="majorHAnsi" w:eastAsia="黑体"/>
       <w:color w:themeColor="text1" w:val="000000"/>
     </w:rPr>
     <w:tblPr>
@@ -10363,6 +10775,7 @@
     </w:tcPr>
     <w:tblStylePr w:type="firstRow">
       <w:rPr>
+        <w:rFonts w:eastAsia="黑体"/>
         <w:b/>
         <w:bCs/>
         <w:color w:themeColor="text1" w:val="000000"/>
@@ -10374,6 +10787,7 @@
     </w:tblStylePr>
     <w:tblStylePr w:type="lastRow">
       <w:rPr>
+        <w:rFonts w:eastAsia="黑体"/>
         <w:b/>
         <w:bCs/>
         <w:color w:themeColor="text1" w:val="000000"/>
@@ -10393,6 +10807,7 @@
     </w:tblStylePr>
     <w:tblStylePr w:type="firstCol">
       <w:rPr>
+        <w:rFonts w:eastAsia="黑体"/>
         <w:b/>
         <w:bCs/>
         <w:color w:themeColor="text1" w:val="000000"/>
@@ -10412,6 +10827,7 @@
     </w:tblStylePr>
     <w:tblStylePr w:type="lastCol">
       <w:rPr>
+        <w:rFonts w:eastAsia="黑体"/>
         <w:b w:val="0"/>
         <w:bCs w:val="0"/>
         <w:color w:themeColor="text1" w:val="000000"/>
@@ -10461,7 +10877,7 @@
       <w:spacing w:after="0" w:line="240" w:lineRule="auto"/>
     </w:pPr>
     <w:rPr>
-      <w:rFonts w:asciiTheme="majorHAnsi" w:cstheme="majorBidi" w:eastAsiaTheme="majorEastAsia" w:hAnsiTheme="majorHAnsi"/>
+      <w:rFonts w:asciiTheme="majorHAnsi" w:cstheme="majorBidi" w:hAnsiTheme="majorHAnsi" w:eastAsia="黑体"/>
       <w:color w:themeColor="text1" w:val="000000"/>
     </w:rPr>
     <w:tblPr>
@@ -10488,6 +10904,7 @@
     </w:tcPr>
     <w:tblStylePr w:type="firstRow">
       <w:rPr>
+        <w:rFonts w:eastAsia="黑体"/>
         <w:b/>
         <w:bCs/>
         <w:color w:themeColor="text1" w:val="000000"/>
@@ -10499,6 +10916,7 @@
     </w:tblStylePr>
     <w:tblStylePr w:type="lastRow">
       <w:rPr>
+        <w:rFonts w:eastAsia="黑体"/>
         <w:b/>
         <w:bCs/>
         <w:color w:themeColor="text1" w:val="000000"/>
@@ -10518,6 +10936,7 @@
     </w:tblStylePr>
     <w:tblStylePr w:type="firstCol">
       <w:rPr>
+        <w:rFonts w:eastAsia="黑体"/>
         <w:b/>
         <w:bCs/>
         <w:color w:themeColor="text1" w:val="000000"/>
@@ -10537,6 +10956,7 @@
     </w:tblStylePr>
     <w:tblStylePr w:type="lastCol">
       <w:rPr>
+        <w:rFonts w:eastAsia="黑体"/>
         <w:b w:val="0"/>
         <w:bCs w:val="0"/>
         <w:color w:themeColor="text1" w:val="000000"/>
@@ -10586,7 +11006,7 @@
       <w:spacing w:after="0" w:line="240" w:lineRule="auto"/>
     </w:pPr>
     <w:rPr>
-      <w:rFonts w:asciiTheme="majorHAnsi" w:cstheme="majorBidi" w:eastAsiaTheme="majorEastAsia" w:hAnsiTheme="majorHAnsi"/>
+      <w:rFonts w:asciiTheme="majorHAnsi" w:cstheme="majorBidi" w:hAnsiTheme="majorHAnsi" w:eastAsia="黑体"/>
       <w:color w:themeColor="text1" w:val="000000"/>
     </w:rPr>
     <w:tblPr>
@@ -10613,6 +11033,7 @@
     </w:tcPr>
     <w:tblStylePr w:type="firstRow">
       <w:rPr>
+        <w:rFonts w:eastAsia="黑体"/>
         <w:b/>
         <w:bCs/>
         <w:color w:themeColor="text1" w:val="000000"/>
@@ -10624,6 +11045,7 @@
     </w:tblStylePr>
     <w:tblStylePr w:type="lastRow">
       <w:rPr>
+        <w:rFonts w:eastAsia="黑体"/>
         <w:b/>
         <w:bCs/>
         <w:color w:themeColor="text1" w:val="000000"/>
@@ -10643,6 +11065,7 @@
     </w:tblStylePr>
     <w:tblStylePr w:type="firstCol">
       <w:rPr>
+        <w:rFonts w:eastAsia="黑体"/>
         <w:b/>
         <w:bCs/>
         <w:color w:themeColor="text1" w:val="000000"/>
@@ -10662,6 +11085,7 @@
     </w:tblStylePr>
     <w:tblStylePr w:type="lastCol">
       <w:rPr>
+        <w:rFonts w:eastAsia="黑体"/>
         <w:b w:val="0"/>
         <w:bCs w:val="0"/>
         <w:color w:themeColor="text1" w:val="000000"/>
@@ -10711,7 +11135,7 @@
       <w:spacing w:after="0" w:line="240" w:lineRule="auto"/>
     </w:pPr>
     <w:rPr>
-      <w:rFonts w:asciiTheme="majorHAnsi" w:cstheme="majorBidi" w:eastAsiaTheme="majorEastAsia" w:hAnsiTheme="majorHAnsi"/>
+      <w:rFonts w:asciiTheme="majorHAnsi" w:cstheme="majorBidi" w:hAnsiTheme="majorHAnsi" w:eastAsia="黑体"/>
       <w:color w:themeColor="text1" w:val="000000"/>
     </w:rPr>
     <w:tblPr>
@@ -10738,6 +11162,7 @@
     </w:tcPr>
     <w:tblStylePr w:type="firstRow">
       <w:rPr>
+        <w:rFonts w:eastAsia="黑体"/>
         <w:b/>
         <w:bCs/>
         <w:color w:themeColor="text1" w:val="000000"/>
@@ -10749,6 +11174,7 @@
     </w:tblStylePr>
     <w:tblStylePr w:type="lastRow">
       <w:rPr>
+        <w:rFonts w:eastAsia="黑体"/>
         <w:b/>
         <w:bCs/>
         <w:color w:themeColor="text1" w:val="000000"/>
@@ -10768,6 +11194,7 @@
     </w:tblStylePr>
     <w:tblStylePr w:type="firstCol">
       <w:rPr>
+        <w:rFonts w:eastAsia="黑体"/>
         <w:b/>
         <w:bCs/>
         <w:color w:themeColor="text1" w:val="000000"/>
@@ -10787,6 +11214,7 @@
     </w:tblStylePr>
     <w:tblStylePr w:type="lastCol">
       <w:rPr>
+        <w:rFonts w:eastAsia="黑体"/>
         <w:b w:val="0"/>
         <w:bCs w:val="0"/>
         <w:color w:themeColor="text1" w:val="000000"/>
@@ -10836,7 +11264,7 @@
       <w:spacing w:after="0" w:line="240" w:lineRule="auto"/>
     </w:pPr>
     <w:rPr>
-      <w:rFonts w:asciiTheme="majorHAnsi" w:cstheme="majorBidi" w:eastAsiaTheme="majorEastAsia" w:hAnsiTheme="majorHAnsi"/>
+      <w:rFonts w:asciiTheme="majorHAnsi" w:cstheme="majorBidi" w:hAnsiTheme="majorHAnsi" w:eastAsia="黑体"/>
       <w:color w:themeColor="text1" w:val="000000"/>
     </w:rPr>
     <w:tblPr>
@@ -10863,6 +11291,7 @@
     </w:tcPr>
     <w:tblStylePr w:type="firstRow">
       <w:rPr>
+        <w:rFonts w:eastAsia="黑体"/>
         <w:b/>
         <w:bCs/>
         <w:color w:themeColor="text1" w:val="000000"/>
@@ -10874,6 +11303,7 @@
     </w:tblStylePr>
     <w:tblStylePr w:type="lastRow">
       <w:rPr>
+        <w:rFonts w:eastAsia="黑体"/>
         <w:b/>
         <w:bCs/>
         <w:color w:themeColor="text1" w:val="000000"/>
@@ -10893,6 +11323,7 @@
     </w:tblStylePr>
     <w:tblStylePr w:type="firstCol">
       <w:rPr>
+        <w:rFonts w:eastAsia="黑体"/>
         <w:b/>
         <w:bCs/>
         <w:color w:themeColor="text1" w:val="000000"/>
@@ -10912,6 +11343,7 @@
     </w:tblStylePr>
     <w:tblStylePr w:type="lastCol">
       <w:rPr>
+        <w:rFonts w:eastAsia="黑体"/>
         <w:b w:val="0"/>
         <w:bCs w:val="0"/>
         <w:color w:themeColor="text1" w:val="000000"/>
@@ -10961,7 +11393,7 @@
       <w:spacing w:after="0" w:line="240" w:lineRule="auto"/>
     </w:pPr>
     <w:rPr>
-      <w:rFonts w:asciiTheme="majorHAnsi" w:cstheme="majorBidi" w:eastAsiaTheme="majorEastAsia" w:hAnsiTheme="majorHAnsi"/>
+      <w:rFonts w:asciiTheme="majorHAnsi" w:cstheme="majorBidi" w:hAnsiTheme="majorHAnsi" w:eastAsia="黑体"/>
       <w:color w:themeColor="text1" w:val="000000"/>
     </w:rPr>
     <w:tblPr>
@@ -10988,6 +11420,7 @@
     </w:tcPr>
     <w:tblStylePr w:type="firstRow">
       <w:rPr>
+        <w:rFonts w:eastAsia="黑体"/>
         <w:b/>
         <w:bCs/>
         <w:color w:themeColor="text1" w:val="000000"/>
@@ -10999,6 +11432,7 @@
     </w:tblStylePr>
     <w:tblStylePr w:type="lastRow">
       <w:rPr>
+        <w:rFonts w:eastAsia="黑体"/>
         <w:b/>
         <w:bCs/>
         <w:color w:themeColor="text1" w:val="000000"/>
@@ -11018,6 +11452,7 @@
     </w:tblStylePr>
     <w:tblStylePr w:type="firstCol">
       <w:rPr>
+        <w:rFonts w:eastAsia="黑体"/>
         <w:b/>
         <w:bCs/>
         <w:color w:themeColor="text1" w:val="000000"/>
@@ -11037,6 +11472,7 @@
     </w:tblStylePr>
     <w:tblStylePr w:type="lastCol">
       <w:rPr>
+        <w:rFonts w:eastAsia="黑体"/>
         <w:b w:val="0"/>
         <w:bCs w:val="0"/>
         <w:color w:themeColor="text1" w:val="000000"/>
@@ -11109,6 +11545,7 @@
     </w:tcPr>
     <w:tblStylePr w:type="firstRow">
       <w:rPr>
+        <w:rFonts w:eastAsia="黑体"/>
         <w:b/>
         <w:bCs/>
         <w:i w:val="0"/>
@@ -11130,6 +11567,7 @@
     </w:tblStylePr>
     <w:tblStylePr w:type="lastRow">
       <w:rPr>
+        <w:rFonts w:eastAsia="黑体"/>
         <w:b/>
         <w:bCs/>
         <w:i w:val="0"/>
@@ -11151,6 +11589,7 @@
     </w:tblStylePr>
     <w:tblStylePr w:type="firstCol">
       <w:rPr>
+        <w:rFonts w:eastAsia="黑体"/>
         <w:b/>
         <w:bCs/>
         <w:i w:val="0"/>
@@ -11170,6 +11609,7 @@
     </w:tblStylePr>
     <w:tblStylePr w:type="lastCol">
       <w:rPr>
+        <w:rFonts w:eastAsia="黑体"/>
         <w:b/>
         <w:bCs/>
         <w:i w:val="0"/>
@@ -11250,6 +11690,7 @@
     </w:tcPr>
     <w:tblStylePr w:type="firstRow">
       <w:rPr>
+        <w:rFonts w:eastAsia="黑体"/>
         <w:b/>
         <w:bCs/>
         <w:i w:val="0"/>
@@ -11271,6 +11712,7 @@
     </w:tblStylePr>
     <w:tblStylePr w:type="lastRow">
       <w:rPr>
+        <w:rFonts w:eastAsia="黑体"/>
         <w:b/>
         <w:bCs/>
         <w:i w:val="0"/>
@@ -11292,6 +11734,7 @@
     </w:tblStylePr>
     <w:tblStylePr w:type="firstCol">
       <w:rPr>
+        <w:rFonts w:eastAsia="黑体"/>
         <w:b/>
         <w:bCs/>
         <w:i w:val="0"/>
@@ -11311,6 +11754,7 @@
     </w:tblStylePr>
     <w:tblStylePr w:type="lastCol">
       <w:rPr>
+        <w:rFonts w:eastAsia="黑体"/>
         <w:b/>
         <w:bCs/>
         <w:i w:val="0"/>
@@ -11391,6 +11835,7 @@
     </w:tcPr>
     <w:tblStylePr w:type="firstRow">
       <w:rPr>
+        <w:rFonts w:eastAsia="黑体"/>
         <w:b/>
         <w:bCs/>
         <w:i w:val="0"/>
@@ -11412,6 +11857,7 @@
     </w:tblStylePr>
     <w:tblStylePr w:type="lastRow">
       <w:rPr>
+        <w:rFonts w:eastAsia="黑体"/>
         <w:b/>
         <w:bCs/>
         <w:i w:val="0"/>
@@ -11433,6 +11879,7 @@
     </w:tblStylePr>
     <w:tblStylePr w:type="firstCol">
       <w:rPr>
+        <w:rFonts w:eastAsia="黑体"/>
         <w:b/>
         <w:bCs/>
         <w:i w:val="0"/>
@@ -11452,6 +11899,7 @@
     </w:tblStylePr>
     <w:tblStylePr w:type="lastCol">
       <w:rPr>
+        <w:rFonts w:eastAsia="黑体"/>
         <w:b/>
         <w:bCs/>
         <w:i w:val="0"/>
@@ -11532,6 +11980,7 @@
     </w:tcPr>
     <w:tblStylePr w:type="firstRow">
       <w:rPr>
+        <w:rFonts w:eastAsia="黑体"/>
         <w:b/>
         <w:bCs/>
         <w:i w:val="0"/>
@@ -11553,6 +12002,7 @@
     </w:tblStylePr>
     <w:tblStylePr w:type="lastRow">
       <w:rPr>
+        <w:rFonts w:eastAsia="黑体"/>
         <w:b/>
         <w:bCs/>
         <w:i w:val="0"/>
@@ -11574,6 +12024,7 @@
     </w:tblStylePr>
     <w:tblStylePr w:type="firstCol">
       <w:rPr>
+        <w:rFonts w:eastAsia="黑体"/>
         <w:b/>
         <w:bCs/>
         <w:i w:val="0"/>
@@ -11593,6 +12044,7 @@
     </w:tblStylePr>
     <w:tblStylePr w:type="lastCol">
       <w:rPr>
+        <w:rFonts w:eastAsia="黑体"/>
         <w:b/>
         <w:bCs/>
         <w:i w:val="0"/>
@@ -11673,6 +12125,7 @@
     </w:tcPr>
     <w:tblStylePr w:type="firstRow">
       <w:rPr>
+        <w:rFonts w:eastAsia="黑体"/>
         <w:b/>
         <w:bCs/>
         <w:i w:val="0"/>
@@ -11694,6 +12147,7 @@
     </w:tblStylePr>
     <w:tblStylePr w:type="lastRow">
       <w:rPr>
+        <w:rFonts w:eastAsia="黑体"/>
         <w:b/>
         <w:bCs/>
         <w:i w:val="0"/>
@@ -11715,6 +12169,7 @@
     </w:tblStylePr>
     <w:tblStylePr w:type="firstCol">
       <w:rPr>
+        <w:rFonts w:eastAsia="黑体"/>
         <w:b/>
         <w:bCs/>
         <w:i w:val="0"/>
@@ -11734,6 +12189,7 @@
     </w:tblStylePr>
     <w:tblStylePr w:type="lastCol">
       <w:rPr>
+        <w:rFonts w:eastAsia="黑体"/>
         <w:b/>
         <w:bCs/>
         <w:i w:val="0"/>
@@ -11814,6 +12270,7 @@
     </w:tcPr>
     <w:tblStylePr w:type="firstRow">
       <w:rPr>
+        <w:rFonts w:eastAsia="黑体"/>
         <w:b/>
         <w:bCs/>
         <w:i w:val="0"/>
@@ -11835,6 +12292,7 @@
     </w:tblStylePr>
     <w:tblStylePr w:type="lastRow">
       <w:rPr>
+        <w:rFonts w:eastAsia="黑体"/>
         <w:b/>
         <w:bCs/>
         <w:i w:val="0"/>
@@ -11856,6 +12314,7 @@
     </w:tblStylePr>
     <w:tblStylePr w:type="firstCol">
       <w:rPr>
+        <w:rFonts w:eastAsia="黑体"/>
         <w:b/>
         <w:bCs/>
         <w:i w:val="0"/>
@@ -11875,6 +12334,7 @@
     </w:tblStylePr>
     <w:tblStylePr w:type="lastCol">
       <w:rPr>
+        <w:rFonts w:eastAsia="黑体"/>
         <w:b/>
         <w:bCs/>
         <w:i w:val="0"/>
@@ -11955,6 +12415,7 @@
     </w:tcPr>
     <w:tblStylePr w:type="firstRow">
       <w:rPr>
+        <w:rFonts w:eastAsia="黑体"/>
         <w:b/>
         <w:bCs/>
         <w:i w:val="0"/>
@@ -11976,6 +12437,7 @@
     </w:tblStylePr>
     <w:tblStylePr w:type="lastRow">
       <w:rPr>
+        <w:rFonts w:eastAsia="黑体"/>
         <w:b/>
         <w:bCs/>
         <w:i w:val="0"/>
@@ -11997,6 +12459,7 @@
     </w:tblStylePr>
     <w:tblStylePr w:type="firstCol">
       <w:rPr>
+        <w:rFonts w:eastAsia="黑体"/>
         <w:b/>
         <w:bCs/>
         <w:i w:val="0"/>
@@ -12016,6 +12479,7 @@
     </w:tblStylePr>
     <w:tblStylePr w:type="lastCol">
       <w:rPr>
+        <w:rFonts w:eastAsia="黑体"/>
         <w:b/>
         <w:bCs/>
         <w:i w:val="0"/>
@@ -12073,6 +12537,7 @@
       <w:spacing w:after="0" w:line="240" w:lineRule="auto"/>
     </w:pPr>
     <w:rPr>
+      <w:rFonts w:eastAsia="黑体"/>
       <w:color w:themeColor="background1" w:val="FFFFFF"/>
     </w:rPr>
     <w:tblPr>
@@ -12091,6 +12556,7 @@
     </w:tcPr>
     <w:tblStylePr w:type="firstRow">
       <w:rPr>
+        <w:rFonts w:eastAsia="黑体"/>
         <w:b/>
         <w:bCs/>
       </w:rPr>
@@ -12187,6 +12653,7 @@
       <w:spacing w:after="0" w:line="240" w:lineRule="auto"/>
     </w:pPr>
     <w:rPr>
+      <w:rFonts w:eastAsia="黑体"/>
       <w:color w:themeColor="background1" w:val="FFFFFF"/>
     </w:rPr>
     <w:tblPr>
@@ -12205,6 +12672,7 @@
     </w:tcPr>
     <w:tblStylePr w:type="firstRow">
       <w:rPr>
+        <w:rFonts w:eastAsia="黑体"/>
         <w:b/>
         <w:bCs/>
       </w:rPr>
@@ -12301,6 +12769,7 @@
       <w:spacing w:after="0" w:line="240" w:lineRule="auto"/>
     </w:pPr>
     <w:rPr>
+      <w:rFonts w:eastAsia="黑体"/>
       <w:color w:themeColor="background1" w:val="FFFFFF"/>
     </w:rPr>
     <w:tblPr>
@@ -12319,6 +12788,7 @@
     </w:tcPr>
     <w:tblStylePr w:type="firstRow">
       <w:rPr>
+        <w:rFonts w:eastAsia="黑体"/>
         <w:b/>
         <w:bCs/>
       </w:rPr>
@@ -12415,6 +12885,7 @@
       <w:spacing w:after="0" w:line="240" w:lineRule="auto"/>
     </w:pPr>
     <w:rPr>
+      <w:rFonts w:eastAsia="黑体"/>
       <w:color w:themeColor="background1" w:val="FFFFFF"/>
     </w:rPr>
     <w:tblPr>
@@ -12433,6 +12904,7 @@
     </w:tcPr>
     <w:tblStylePr w:type="firstRow">
       <w:rPr>
+        <w:rFonts w:eastAsia="黑体"/>
         <w:b/>
         <w:bCs/>
       </w:rPr>
@@ -12529,6 +13001,7 @@
       <w:spacing w:after="0" w:line="240" w:lineRule="auto"/>
     </w:pPr>
     <w:rPr>
+      <w:rFonts w:eastAsia="黑体"/>
       <w:color w:themeColor="background1" w:val="FFFFFF"/>
     </w:rPr>
     <w:tblPr>
@@ -12547,6 +13020,7 @@
     </w:tcPr>
     <w:tblStylePr w:type="firstRow">
       <w:rPr>
+        <w:rFonts w:eastAsia="黑体"/>
         <w:b/>
         <w:bCs/>
       </w:rPr>
@@ -12643,6 +13117,7 @@
       <w:spacing w:after="0" w:line="240" w:lineRule="auto"/>
     </w:pPr>
     <w:rPr>
+      <w:rFonts w:eastAsia="黑体"/>
       <w:color w:themeColor="background1" w:val="FFFFFF"/>
     </w:rPr>
     <w:tblPr>
@@ -12661,6 +13136,7 @@
     </w:tcPr>
     <w:tblStylePr w:type="firstRow">
       <w:rPr>
+        <w:rFonts w:eastAsia="黑体"/>
         <w:b/>
         <w:bCs/>
       </w:rPr>
@@ -12757,6 +13233,7 @@
       <w:spacing w:after="0" w:line="240" w:lineRule="auto"/>
     </w:pPr>
     <w:rPr>
+      <w:rFonts w:eastAsia="黑体"/>
       <w:color w:themeColor="background1" w:val="FFFFFF"/>
     </w:rPr>
     <w:tblPr>
@@ -12775,6 +13252,7 @@
     </w:tcPr>
     <w:tblStylePr w:type="firstRow">
       <w:rPr>
+        <w:rFonts w:eastAsia="黑体"/>
         <w:b/>
         <w:bCs/>
       </w:rPr>
@@ -12871,6 +13349,7 @@
       <w:spacing w:after="0" w:line="240" w:lineRule="auto"/>
     </w:pPr>
     <w:rPr>
+      <w:rFonts w:eastAsia="黑体"/>
       <w:color w:themeColor="text1" w:val="000000"/>
     </w:rPr>
     <w:tblPr>
@@ -12897,6 +13376,7 @@
     </w:tcPr>
     <w:tblStylePr w:type="firstRow">
       <w:rPr>
+        <w:rFonts w:eastAsia="黑体"/>
         <w:b/>
         <w:bCs/>
       </w:rPr>
@@ -12915,6 +13395,7 @@
     </w:tblStylePr>
     <w:tblStylePr w:type="lastRow">
       <w:rPr>
+        <w:rFonts w:eastAsia="黑体"/>
         <w:b/>
         <w:bCs/>
         <w:color w:themeColor="background1" w:val="FFFFFF"/>
@@ -12929,6 +13410,7 @@
     </w:tblStylePr>
     <w:tblStylePr w:type="firstCol">
       <w:rPr>
+        <w:rFonts w:eastAsia="黑体"/>
         <w:color w:themeColor="background1" w:val="FFFFFF"/>
       </w:rPr>
       <w:tblPr/>
@@ -12946,6 +13428,7 @@
     </w:tblStylePr>
     <w:tblStylePr w:type="lastCol">
       <w:rPr>
+        <w:rFonts w:eastAsia="黑体"/>
         <w:color w:themeColor="background1" w:val="FFFFFF"/>
       </w:rPr>
       <w:tblPr/>
@@ -12975,11 +13458,13 @@
     </w:tblStylePr>
     <w:tblStylePr w:type="neCell">
       <w:rPr>
+        <w:rFonts w:eastAsia="黑体"/>
         <w:color w:themeColor="text1" w:val="000000"/>
       </w:rPr>
     </w:tblStylePr>
     <w:tblStylePr w:type="nwCell">
       <w:rPr>
+        <w:rFonts w:eastAsia="黑体"/>
         <w:color w:themeColor="text1" w:val="000000"/>
       </w:rPr>
     </w:tblStylePr>
@@ -12993,6 +13478,7 @@
       <w:spacing w:after="0" w:line="240" w:lineRule="auto"/>
     </w:pPr>
     <w:rPr>
+      <w:rFonts w:eastAsia="黑体"/>
       <w:color w:themeColor="text1" w:val="000000"/>
     </w:rPr>
     <w:tblPr>
@@ -13019,6 +13505,7 @@
     </w:tcPr>
     <w:tblStylePr w:type="firstRow">
       <w:rPr>
+        <w:rFonts w:eastAsia="黑体"/>
         <w:b/>
         <w:bCs/>
       </w:rPr>
@@ -13037,6 +13524,7 @@
     </w:tblStylePr>
     <w:tblStylePr w:type="lastRow">
       <w:rPr>
+        <w:rFonts w:eastAsia="黑体"/>
         <w:b/>
         <w:bCs/>
         <w:color w:themeColor="background1" w:val="FFFFFF"/>
@@ -13051,6 +13539,7 @@
     </w:tblStylePr>
     <w:tblStylePr w:type="firstCol">
       <w:rPr>
+        <w:rFonts w:eastAsia="黑体"/>
         <w:color w:themeColor="background1" w:val="FFFFFF"/>
       </w:rPr>
       <w:tblPr/>
@@ -13068,6 +13557,7 @@
     </w:tblStylePr>
     <w:tblStylePr w:type="lastCol">
       <w:rPr>
+        <w:rFonts w:eastAsia="黑体"/>
         <w:color w:themeColor="background1" w:val="FFFFFF"/>
       </w:rPr>
       <w:tblPr/>
@@ -13097,11 +13587,13 @@
     </w:tblStylePr>
     <w:tblStylePr w:type="neCell">
       <w:rPr>
+        <w:rFonts w:eastAsia="黑体"/>
         <w:color w:themeColor="text1" w:val="000000"/>
       </w:rPr>
     </w:tblStylePr>
     <w:tblStylePr w:type="nwCell">
       <w:rPr>
+        <w:rFonts w:eastAsia="黑体"/>
         <w:color w:themeColor="text1" w:val="000000"/>
       </w:rPr>
     </w:tblStylePr>
@@ -13115,6 +13607,7 @@
       <w:spacing w:after="0" w:line="240" w:lineRule="auto"/>
     </w:pPr>
     <w:rPr>
+      <w:rFonts w:eastAsia="黑体"/>
       <w:color w:themeColor="text1" w:val="000000"/>
     </w:rPr>
     <w:tblPr>
@@ -13141,6 +13634,7 @@
     </w:tcPr>
     <w:tblStylePr w:type="firstRow">
       <w:rPr>
+        <w:rFonts w:eastAsia="黑体"/>
         <w:b/>
         <w:bCs/>
       </w:rPr>
@@ -13159,6 +13653,7 @@
     </w:tblStylePr>
     <w:tblStylePr w:type="lastRow">
       <w:rPr>
+        <w:rFonts w:eastAsia="黑体"/>
         <w:b/>
         <w:bCs/>
         <w:color w:themeColor="background1" w:val="FFFFFF"/>
@@ -13173,6 +13668,7 @@
     </w:tblStylePr>
     <w:tblStylePr w:type="firstCol">
       <w:rPr>
+        <w:rFonts w:eastAsia="黑体"/>
         <w:color w:themeColor="background1" w:val="FFFFFF"/>
       </w:rPr>
       <w:tblPr/>
@@ -13190,6 +13686,7 @@
     </w:tblStylePr>
     <w:tblStylePr w:type="lastCol">
       <w:rPr>
+        <w:rFonts w:eastAsia="黑体"/>
         <w:color w:themeColor="background1" w:val="FFFFFF"/>
       </w:rPr>
       <w:tblPr/>
@@ -13219,11 +13716,13 @@
     </w:tblStylePr>
     <w:tblStylePr w:type="neCell">
       <w:rPr>
+        <w:rFonts w:eastAsia="黑体"/>
         <w:color w:themeColor="text1" w:val="000000"/>
       </w:rPr>
     </w:tblStylePr>
     <w:tblStylePr w:type="nwCell">
       <w:rPr>
+        <w:rFonts w:eastAsia="黑体"/>
         <w:color w:themeColor="text1" w:val="000000"/>
       </w:rPr>
     </w:tblStylePr>
@@ -13237,6 +13736,7 @@
       <w:spacing w:after="0" w:line="240" w:lineRule="auto"/>
     </w:pPr>
     <w:rPr>
+      <w:rFonts w:eastAsia="黑体"/>
       <w:color w:themeColor="text1" w:val="000000"/>
     </w:rPr>
     <w:tblPr>
@@ -13263,6 +13763,7 @@
     </w:tcPr>
     <w:tblStylePr w:type="firstRow">
       <w:rPr>
+        <w:rFonts w:eastAsia="黑体"/>
         <w:b/>
         <w:bCs/>
       </w:rPr>
@@ -13281,6 +13782,7 @@
     </w:tblStylePr>
     <w:tblStylePr w:type="lastRow">
       <w:rPr>
+        <w:rFonts w:eastAsia="黑体"/>
         <w:b/>
         <w:bCs/>
         <w:color w:themeColor="background1" w:val="FFFFFF"/>
@@ -13295,6 +13797,7 @@
     </w:tblStylePr>
     <w:tblStylePr w:type="firstCol">
       <w:rPr>
+        <w:rFonts w:eastAsia="黑体"/>
         <w:color w:themeColor="background1" w:val="FFFFFF"/>
       </w:rPr>
       <w:tblPr/>
@@ -13312,6 +13815,7 @@
     </w:tblStylePr>
     <w:tblStylePr w:type="lastCol">
       <w:rPr>
+        <w:rFonts w:eastAsia="黑体"/>
         <w:color w:themeColor="background1" w:val="FFFFFF"/>
       </w:rPr>
       <w:tblPr/>
@@ -13349,6 +13853,7 @@
       <w:spacing w:after="0" w:line="240" w:lineRule="auto"/>
     </w:pPr>
     <w:rPr>
+      <w:rFonts w:eastAsia="黑体"/>
       <w:color w:themeColor="text1" w:val="000000"/>
     </w:rPr>
     <w:tblPr>
@@ -13375,6 +13880,7 @@
     </w:tcPr>
     <w:tblStylePr w:type="firstRow">
       <w:rPr>
+        <w:rFonts w:eastAsia="黑体"/>
         <w:b/>
         <w:bCs/>
       </w:rPr>
@@ -13393,6 +13899,7 @@
     </w:tblStylePr>
     <w:tblStylePr w:type="lastRow">
       <w:rPr>
+        <w:rFonts w:eastAsia="黑体"/>
         <w:b/>
         <w:bCs/>
         <w:color w:themeColor="background1" w:val="FFFFFF"/>
@@ -13407,6 +13914,7 @@
     </w:tblStylePr>
     <w:tblStylePr w:type="firstCol">
       <w:rPr>
+        <w:rFonts w:eastAsia="黑体"/>
         <w:color w:themeColor="background1" w:val="FFFFFF"/>
       </w:rPr>
       <w:tblPr/>
@@ -13424,6 +13932,7 @@
     </w:tblStylePr>
     <w:tblStylePr w:type="lastCol">
       <w:rPr>
+        <w:rFonts w:eastAsia="黑体"/>
         <w:color w:themeColor="background1" w:val="FFFFFF"/>
       </w:rPr>
       <w:tblPr/>
@@ -13453,11 +13962,13 @@
     </w:tblStylePr>
     <w:tblStylePr w:type="neCell">
       <w:rPr>
+        <w:rFonts w:eastAsia="黑体"/>
         <w:color w:themeColor="text1" w:val="000000"/>
       </w:rPr>
     </w:tblStylePr>
     <w:tblStylePr w:type="nwCell">
       <w:rPr>
+        <w:rFonts w:eastAsia="黑体"/>
         <w:color w:themeColor="text1" w:val="000000"/>
       </w:rPr>
     </w:tblStylePr>
@@ -13471,6 +13982,7 @@
       <w:spacing w:after="0" w:line="240" w:lineRule="auto"/>
     </w:pPr>
     <w:rPr>
+      <w:rFonts w:eastAsia="黑体"/>
       <w:color w:themeColor="text1" w:val="000000"/>
     </w:rPr>
     <w:tblPr>
@@ -13497,6 +14009,7 @@
     </w:tcPr>
     <w:tblStylePr w:type="firstRow">
       <w:rPr>
+        <w:rFonts w:eastAsia="黑体"/>
         <w:b/>
         <w:bCs/>
       </w:rPr>
@@ -13515,6 +14028,7 @@
     </w:tblStylePr>
     <w:tblStylePr w:type="lastRow">
       <w:rPr>
+        <w:rFonts w:eastAsia="黑体"/>
         <w:b/>
         <w:bCs/>
         <w:color w:themeColor="background1" w:val="FFFFFF"/>
@@ -13529,6 +14043,7 @@
     </w:tblStylePr>
     <w:tblStylePr w:type="firstCol">
       <w:rPr>
+        <w:rFonts w:eastAsia="黑体"/>
         <w:color w:themeColor="background1" w:val="FFFFFF"/>
       </w:rPr>
       <w:tblPr/>
@@ -13546,6 +14061,7 @@
     </w:tblStylePr>
     <w:tblStylePr w:type="lastCol">
       <w:rPr>
+        <w:rFonts w:eastAsia="黑体"/>
         <w:color w:themeColor="background1" w:val="FFFFFF"/>
       </w:rPr>
       <w:tblPr/>
@@ -13575,11 +14091,13 @@
     </w:tblStylePr>
     <w:tblStylePr w:type="neCell">
       <w:rPr>
+        <w:rFonts w:eastAsia="黑体"/>
         <w:color w:themeColor="text1" w:val="000000"/>
       </w:rPr>
     </w:tblStylePr>
     <w:tblStylePr w:type="nwCell">
       <w:rPr>
+        <w:rFonts w:eastAsia="黑体"/>
         <w:color w:themeColor="text1" w:val="000000"/>
       </w:rPr>
     </w:tblStylePr>
@@ -13593,6 +14111,7 @@
       <w:spacing w:after="0" w:line="240" w:lineRule="auto"/>
     </w:pPr>
     <w:rPr>
+      <w:rFonts w:eastAsia="黑体"/>
       <w:color w:themeColor="text1" w:val="000000"/>
     </w:rPr>
     <w:tblPr>
@@ -13619,6 +14138,7 @@
     </w:tcPr>
     <w:tblStylePr w:type="firstRow">
       <w:rPr>
+        <w:rFonts w:eastAsia="黑体"/>
         <w:b/>
         <w:bCs/>
       </w:rPr>
@@ -13637,6 +14157,7 @@
     </w:tblStylePr>
     <w:tblStylePr w:type="lastRow">
       <w:rPr>
+        <w:rFonts w:eastAsia="黑体"/>
         <w:b/>
         <w:bCs/>
         <w:color w:themeColor="background1" w:val="FFFFFF"/>
@@ -13651,6 +14172,7 @@
     </w:tblStylePr>
     <w:tblStylePr w:type="firstCol">
       <w:rPr>
+        <w:rFonts w:eastAsia="黑体"/>
         <w:color w:themeColor="background1" w:val="FFFFFF"/>
       </w:rPr>
       <w:tblPr/>
@@ -13668,6 +14190,7 @@
     </w:tblStylePr>
     <w:tblStylePr w:type="lastCol">
       <w:rPr>
+        <w:rFonts w:eastAsia="黑体"/>
         <w:color w:themeColor="background1" w:val="FFFFFF"/>
       </w:rPr>
       <w:tblPr/>
@@ -13697,11 +14220,13 @@
     </w:tblStylePr>
     <w:tblStylePr w:type="neCell">
       <w:rPr>
+        <w:rFonts w:eastAsia="黑体"/>
         <w:color w:themeColor="text1" w:val="000000"/>
       </w:rPr>
     </w:tblStylePr>
     <w:tblStylePr w:type="nwCell">
       <w:rPr>
+        <w:rFonts w:eastAsia="黑体"/>
         <w:color w:themeColor="text1" w:val="000000"/>
       </w:rPr>
     </w:tblStylePr>
@@ -13715,6 +14240,7 @@
       <w:spacing w:after="0" w:line="240" w:lineRule="auto"/>
     </w:pPr>
     <w:rPr>
+      <w:rFonts w:eastAsia="黑体"/>
       <w:color w:themeColor="text1" w:val="000000"/>
     </w:rPr>
     <w:tblPr>
@@ -13733,6 +14259,7 @@
     </w:tcPr>
     <w:tblStylePr w:type="firstRow">
       <w:rPr>
+        <w:rFonts w:eastAsia="黑体"/>
         <w:b/>
         <w:bCs/>
         <w:color w:themeColor="background1" w:val="FFFFFF"/>
@@ -13747,6 +14274,7 @@
     </w:tblStylePr>
     <w:tblStylePr w:type="lastRow">
       <w:rPr>
+        <w:rFonts w:eastAsia="黑体"/>
         <w:b/>
         <w:bCs/>
         <w:color w:themeColor="accent2" w:themeShade="CC" w:val="9E3A38"/>
@@ -13761,12 +14289,14 @@
     </w:tblStylePr>
     <w:tblStylePr w:type="firstCol">
       <w:rPr>
+        <w:rFonts w:eastAsia="黑体"/>
         <w:b/>
         <w:bCs/>
       </w:rPr>
     </w:tblStylePr>
     <w:tblStylePr w:type="lastCol">
       <w:rPr>
+        <w:rFonts w:eastAsia="黑体"/>
         <w:b/>
         <w:bCs/>
       </w:rPr>
@@ -13801,6 +14331,7 @@
       <w:spacing w:after="0" w:line="240" w:lineRule="auto"/>
     </w:pPr>
     <w:rPr>
+      <w:rFonts w:eastAsia="黑体"/>
       <w:color w:themeColor="text1" w:val="000000"/>
     </w:rPr>
     <w:tblPr>
@@ -13819,6 +14350,7 @@
     </w:tcPr>
     <w:tblStylePr w:type="firstRow">
       <w:rPr>
+        <w:rFonts w:eastAsia="黑体"/>
         <w:b/>
         <w:bCs/>
         <w:color w:themeColor="background1" w:val="FFFFFF"/>
@@ -13833,6 +14365,7 @@
     </w:tblStylePr>
     <w:tblStylePr w:type="lastRow">
       <w:rPr>
+        <w:rFonts w:eastAsia="黑体"/>
         <w:b/>
         <w:bCs/>
         <w:color w:themeColor="accent2" w:themeShade="CC" w:val="9E3A38"/>
@@ -13847,12 +14380,14 @@
     </w:tblStylePr>
     <w:tblStylePr w:type="firstCol">
       <w:rPr>
+        <w:rFonts w:eastAsia="黑体"/>
         <w:b/>
         <w:bCs/>
       </w:rPr>
     </w:tblStylePr>
     <w:tblStylePr w:type="lastCol">
       <w:rPr>
+        <w:rFonts w:eastAsia="黑体"/>
         <w:b/>
         <w:bCs/>
       </w:rPr>
@@ -13887,6 +14422,7 @@
       <w:spacing w:after="0" w:line="240" w:lineRule="auto"/>
     </w:pPr>
     <w:rPr>
+      <w:rFonts w:eastAsia="黑体"/>
       <w:color w:themeColor="text1" w:val="000000"/>
     </w:rPr>
     <w:tblPr>
@@ -13905,6 +14441,7 @@
     </w:tcPr>
     <w:tblStylePr w:type="firstRow">
       <w:rPr>
+        <w:rFonts w:eastAsia="黑体"/>
         <w:b/>
         <w:bCs/>
         <w:color w:themeColor="background1" w:val="FFFFFF"/>
@@ -13919,6 +14456,7 @@
     </w:tblStylePr>
     <w:tblStylePr w:type="lastRow">
       <w:rPr>
+        <w:rFonts w:eastAsia="黑体"/>
         <w:b/>
         <w:bCs/>
         <w:color w:themeColor="accent2" w:themeShade="CC" w:val="9E3A38"/>
@@ -13933,12 +14471,14 @@
     </w:tblStylePr>
     <w:tblStylePr w:type="firstCol">
       <w:rPr>
+        <w:rFonts w:eastAsia="黑体"/>
         <w:b/>
         <w:bCs/>
       </w:rPr>
     </w:tblStylePr>
     <w:tblStylePr w:type="lastCol">
       <w:rPr>
+        <w:rFonts w:eastAsia="黑体"/>
         <w:b/>
         <w:bCs/>
       </w:rPr>
@@ -13973,6 +14513,7 @@
       <w:spacing w:after="0" w:line="240" w:lineRule="auto"/>
     </w:pPr>
     <w:rPr>
+      <w:rFonts w:eastAsia="黑体"/>
       <w:color w:themeColor="text1" w:val="000000"/>
     </w:rPr>
     <w:tblPr>
@@ -13991,6 +14532,7 @@
     </w:tcPr>
     <w:tblStylePr w:type="firstRow">
       <w:rPr>
+        <w:rFonts w:eastAsia="黑体"/>
         <w:b/>
         <w:bCs/>
         <w:color w:themeColor="background1" w:val="FFFFFF"/>
@@ -14005,6 +14547,7 @@
     </w:tblStylePr>
     <w:tblStylePr w:type="lastRow">
       <w:rPr>
+        <w:rFonts w:eastAsia="黑体"/>
         <w:b/>
         <w:bCs/>
         <w:color w:themeColor="accent4" w:themeShade="CC" w:val="664E82"/>
@@ -14019,12 +14562,14 @@
     </w:tblStylePr>
     <w:tblStylePr w:type="firstCol">
       <w:rPr>
+        <w:rFonts w:eastAsia="黑体"/>
         <w:b/>
         <w:bCs/>
       </w:rPr>
     </w:tblStylePr>
     <w:tblStylePr w:type="lastCol">
       <w:rPr>
+        <w:rFonts w:eastAsia="黑体"/>
         <w:b/>
         <w:bCs/>
       </w:rPr>
@@ -14059,6 +14604,7 @@
       <w:spacing w:after="0" w:line="240" w:lineRule="auto"/>
     </w:pPr>
     <w:rPr>
+      <w:rFonts w:eastAsia="黑体"/>
       <w:color w:themeColor="text1" w:val="000000"/>
     </w:rPr>
     <w:tblPr>
@@ -14077,6 +14623,7 @@
     </w:tcPr>
     <w:tblStylePr w:type="firstRow">
       <w:rPr>
+        <w:rFonts w:eastAsia="黑体"/>
         <w:b/>
         <w:bCs/>
         <w:color w:themeColor="background1" w:val="FFFFFF"/>
@@ -14091,6 +14638,7 @@
     </w:tblStylePr>
     <w:tblStylePr w:type="lastRow">
       <w:rPr>
+        <w:rFonts w:eastAsia="黑体"/>
         <w:b/>
         <w:bCs/>
         <w:color w:themeColor="accent3" w:themeShade="CC" w:val="7E9C40"/>
@@ -14105,12 +14653,14 @@
     </w:tblStylePr>
     <w:tblStylePr w:type="firstCol">
       <w:rPr>
+        <w:rFonts w:eastAsia="黑体"/>
         <w:b/>
         <w:bCs/>
       </w:rPr>
     </w:tblStylePr>
     <w:tblStylePr w:type="lastCol">
       <w:rPr>
+        <w:rFonts w:eastAsia="黑体"/>
         <w:b/>
         <w:bCs/>
       </w:rPr>
@@ -14145,6 +14695,7 @@
       <w:spacing w:after="0" w:line="240" w:lineRule="auto"/>
     </w:pPr>
     <w:rPr>
+      <w:rFonts w:eastAsia="黑体"/>
       <w:color w:themeColor="text1" w:val="000000"/>
     </w:rPr>
     <w:tblPr>
@@ -14163,6 +14714,7 @@
     </w:tcPr>
     <w:tblStylePr w:type="firstRow">
       <w:rPr>
+        <w:rFonts w:eastAsia="黑体"/>
         <w:b/>
         <w:bCs/>
         <w:color w:themeColor="background1" w:val="FFFFFF"/>
@@ -14177,6 +14729,7 @@
     </w:tblStylePr>
     <w:tblStylePr w:type="lastRow">
       <w:rPr>
+        <w:rFonts w:eastAsia="黑体"/>
         <w:b/>
         <w:bCs/>
         <w:color w:themeColor="accent6" w:themeShade="CC" w:val="F2730A"/>
@@ -14191,12 +14744,14 @@
     </w:tblStylePr>
     <w:tblStylePr w:type="firstCol">
       <w:rPr>
+        <w:rFonts w:eastAsia="黑体"/>
         <w:b/>
         <w:bCs/>
       </w:rPr>
     </w:tblStylePr>
     <w:tblStylePr w:type="lastCol">
       <w:rPr>
+        <w:rFonts w:eastAsia="黑体"/>
         <w:b/>
         <w:bCs/>
       </w:rPr>
@@ -14231,6 +14786,7 @@
       <w:spacing w:after="0" w:line="240" w:lineRule="auto"/>
     </w:pPr>
     <w:rPr>
+      <w:rFonts w:eastAsia="黑体"/>
       <w:color w:themeColor="text1" w:val="000000"/>
     </w:rPr>
     <w:tblPr>
@@ -14249,6 +14805,7 @@
     </w:tcPr>
     <w:tblStylePr w:type="firstRow">
       <w:rPr>
+        <w:rFonts w:eastAsia="黑体"/>
         <w:b/>
         <w:bCs/>
         <w:color w:themeColor="background1" w:val="FFFFFF"/>
@@ -14263,6 +14820,7 @@
     </w:tblStylePr>
     <w:tblStylePr w:type="lastRow">
       <w:rPr>
+        <w:rFonts w:eastAsia="黑体"/>
         <w:b/>
         <w:bCs/>
         <w:color w:themeColor="accent5" w:themeShade="CC" w:val="348DA5"/>
@@ -14277,12 +14835,14 @@
     </w:tblStylePr>
     <w:tblStylePr w:type="firstCol">
       <w:rPr>
+        <w:rFonts w:eastAsia="黑体"/>
         <w:b/>
         <w:bCs/>
       </w:rPr>
     </w:tblStylePr>
     <w:tblStylePr w:type="lastCol">
       <w:rPr>
+        <w:rFonts w:eastAsia="黑体"/>
         <w:b/>
         <w:bCs/>
       </w:rPr>
@@ -14317,6 +14877,7 @@
       <w:spacing w:after="0" w:line="240" w:lineRule="auto"/>
     </w:pPr>
     <w:rPr>
+      <w:rFonts w:eastAsia="黑体"/>
       <w:color w:themeColor="text1" w:val="000000"/>
     </w:rPr>
     <w:tblPr>
@@ -14338,6 +14899,7 @@
     </w:tcPr>
     <w:tblStylePr w:type="firstRow">
       <w:rPr>
+        <w:rFonts w:eastAsia="黑体"/>
         <w:b/>
         <w:bCs/>
       </w:rPr>
@@ -14348,6 +14910,7 @@
     </w:tblStylePr>
     <w:tblStylePr w:type="lastRow">
       <w:rPr>
+        <w:rFonts w:eastAsia="黑体"/>
         <w:b/>
         <w:bCs/>
         <w:color w:themeColor="text1" w:val="000000"/>
@@ -14359,6 +14922,7 @@
     </w:tblStylePr>
     <w:tblStylePr w:type="firstCol">
       <w:rPr>
+        <w:rFonts w:eastAsia="黑体"/>
         <w:color w:themeColor="background1" w:val="FFFFFF"/>
       </w:rPr>
       <w:tblPr/>
@@ -14368,6 +14932,7 @@
     </w:tblStylePr>
     <w:tblStylePr w:type="lastCol">
       <w:rPr>
+        <w:rFonts w:eastAsia="黑体"/>
         <w:color w:themeColor="background1" w:val="FFFFFF"/>
       </w:rPr>
       <w:tblPr/>
@@ -14397,6 +14962,7 @@
       <w:spacing w:after="0" w:line="240" w:lineRule="auto"/>
     </w:pPr>
     <w:rPr>
+      <w:rFonts w:eastAsia="黑体"/>
       <w:color w:themeColor="text1" w:val="000000"/>
     </w:rPr>
     <w:tblPr>
@@ -14418,6 +14984,7 @@
     </w:tcPr>
     <w:tblStylePr w:type="firstRow">
       <w:rPr>
+        <w:rFonts w:eastAsia="黑体"/>
         <w:b/>
         <w:bCs/>
       </w:rPr>
@@ -14428,6 +14995,7 @@
     </w:tblStylePr>
     <w:tblStylePr w:type="lastRow">
       <w:rPr>
+        <w:rFonts w:eastAsia="黑体"/>
         <w:b/>
         <w:bCs/>
         <w:color w:themeColor="text1" w:val="000000"/>
@@ -14439,6 +15007,7 @@
     </w:tblStylePr>
     <w:tblStylePr w:type="firstCol">
       <w:rPr>
+        <w:rFonts w:eastAsia="黑体"/>
         <w:color w:themeColor="background1" w:val="FFFFFF"/>
       </w:rPr>
       <w:tblPr/>
@@ -14448,6 +15017,7 @@
     </w:tblStylePr>
     <w:tblStylePr w:type="lastCol">
       <w:rPr>
+        <w:rFonts w:eastAsia="黑体"/>
         <w:color w:themeColor="background1" w:val="FFFFFF"/>
       </w:rPr>
       <w:tblPr/>
@@ -14477,6 +15047,7 @@
       <w:spacing w:after="0" w:line="240" w:lineRule="auto"/>
     </w:pPr>
     <w:rPr>
+      <w:rFonts w:eastAsia="黑体"/>
       <w:color w:themeColor="text1" w:val="000000"/>
     </w:rPr>
     <w:tblPr>
@@ -14498,6 +15069,7 @@
     </w:tcPr>
     <w:tblStylePr w:type="firstRow">
       <w:rPr>
+        <w:rFonts w:eastAsia="黑体"/>
         <w:b/>
         <w:bCs/>
       </w:rPr>
@@ -14508,6 +15080,7 @@
     </w:tblStylePr>
     <w:tblStylePr w:type="lastRow">
       <w:rPr>
+        <w:rFonts w:eastAsia="黑体"/>
         <w:b/>
         <w:bCs/>
         <w:color w:themeColor="text1" w:val="000000"/>
@@ -14519,6 +15092,7 @@
     </w:tblStylePr>
     <w:tblStylePr w:type="firstCol">
       <w:rPr>
+        <w:rFonts w:eastAsia="黑体"/>
         <w:color w:themeColor="background1" w:val="FFFFFF"/>
       </w:rPr>
       <w:tblPr/>
@@ -14528,6 +15102,7 @@
     </w:tblStylePr>
     <w:tblStylePr w:type="lastCol">
       <w:rPr>
+        <w:rFonts w:eastAsia="黑体"/>
         <w:color w:themeColor="background1" w:val="FFFFFF"/>
       </w:rPr>
       <w:tblPr/>
@@ -14557,6 +15132,7 @@
       <w:spacing w:after="0" w:line="240" w:lineRule="auto"/>
     </w:pPr>
     <w:rPr>
+      <w:rFonts w:eastAsia="黑体"/>
       <w:color w:themeColor="text1" w:val="000000"/>
     </w:rPr>
     <w:tblPr>
@@ -14578,6 +15154,7 @@
     </w:tcPr>
     <w:tblStylePr w:type="firstRow">
       <w:rPr>
+        <w:rFonts w:eastAsia="黑体"/>
         <w:b/>
         <w:bCs/>
       </w:rPr>
@@ -14588,6 +15165,7 @@
     </w:tblStylePr>
     <w:tblStylePr w:type="lastRow">
       <w:rPr>
+        <w:rFonts w:eastAsia="黑体"/>
         <w:b/>
         <w:bCs/>
         <w:color w:themeColor="text1" w:val="000000"/>
@@ -14599,6 +15177,7 @@
     </w:tblStylePr>
     <w:tblStylePr w:type="firstCol">
       <w:rPr>
+        <w:rFonts w:eastAsia="黑体"/>
         <w:color w:themeColor="background1" w:val="FFFFFF"/>
       </w:rPr>
       <w:tblPr/>
@@ -14608,6 +15187,7 @@
     </w:tblStylePr>
     <w:tblStylePr w:type="lastCol">
       <w:rPr>
+        <w:rFonts w:eastAsia="黑体"/>
         <w:color w:themeColor="background1" w:val="FFFFFF"/>
       </w:rPr>
       <w:tblPr/>
@@ -14637,6 +15217,7 @@
       <w:spacing w:after="0" w:line="240" w:lineRule="auto"/>
     </w:pPr>
     <w:rPr>
+      <w:rFonts w:eastAsia="黑体"/>
       <w:color w:themeColor="text1" w:val="000000"/>
     </w:rPr>
     <w:tblPr>
@@ -14658,6 +15239,7 @@
     </w:tcPr>
     <w:tblStylePr w:type="firstRow">
       <w:rPr>
+        <w:rFonts w:eastAsia="黑体"/>
         <w:b/>
         <w:bCs/>
       </w:rPr>
@@ -14668,6 +15250,7 @@
     </w:tblStylePr>
     <w:tblStylePr w:type="lastRow">
       <w:rPr>
+        <w:rFonts w:eastAsia="黑体"/>
         <w:b/>
         <w:bCs/>
         <w:color w:themeColor="text1" w:val="000000"/>
@@ -14679,6 +15262,7 @@
     </w:tblStylePr>
     <w:tblStylePr w:type="firstCol">
       <w:rPr>
+        <w:rFonts w:eastAsia="黑体"/>
         <w:color w:themeColor="background1" w:val="FFFFFF"/>
       </w:rPr>
       <w:tblPr/>
@@ -14688,6 +15272,7 @@
     </w:tblStylePr>
     <w:tblStylePr w:type="lastCol">
       <w:rPr>
+        <w:rFonts w:eastAsia="黑体"/>
         <w:color w:themeColor="background1" w:val="FFFFFF"/>
       </w:rPr>
       <w:tblPr/>
@@ -14717,6 +15302,7 @@
       <w:spacing w:after="0" w:line="240" w:lineRule="auto"/>
     </w:pPr>
     <w:rPr>
+      <w:rFonts w:eastAsia="黑体"/>
       <w:color w:themeColor="text1" w:val="000000"/>
     </w:rPr>
     <w:tblPr>
@@ -14738,6 +15324,7 @@
     </w:tcPr>
     <w:tblStylePr w:type="firstRow">
       <w:rPr>
+        <w:rFonts w:eastAsia="黑体"/>
         <w:b/>
         <w:bCs/>
       </w:rPr>
@@ -14748,6 +15335,7 @@
     </w:tblStylePr>
     <w:tblStylePr w:type="lastRow">
       <w:rPr>
+        <w:rFonts w:eastAsia="黑体"/>
         <w:b/>
         <w:bCs/>
         <w:color w:themeColor="text1" w:val="000000"/>
@@ -14759,6 +15347,7 @@
     </w:tblStylePr>
     <w:tblStylePr w:type="firstCol">
       <w:rPr>
+        <w:rFonts w:eastAsia="黑体"/>
         <w:color w:themeColor="background1" w:val="FFFFFF"/>
       </w:rPr>
       <w:tblPr/>
@@ -14768,6 +15357,7 @@
     </w:tblStylePr>
     <w:tblStylePr w:type="lastCol">
       <w:rPr>
+        <w:rFonts w:eastAsia="黑体"/>
         <w:color w:themeColor="background1" w:val="FFFFFF"/>
       </w:rPr>
       <w:tblPr/>
@@ -14797,6 +15387,7 @@
       <w:spacing w:after="0" w:line="240" w:lineRule="auto"/>
     </w:pPr>
     <w:rPr>
+      <w:rFonts w:eastAsia="黑体"/>
       <w:color w:themeColor="text1" w:val="000000"/>
     </w:rPr>
     <w:tblPr>
@@ -14818,6 +15409,7 @@
     </w:tcPr>
     <w:tblStylePr w:type="firstRow">
       <w:rPr>
+        <w:rFonts w:eastAsia="黑体"/>
         <w:b/>
         <w:bCs/>
       </w:rPr>
@@ -14828,6 +15420,7 @@
     </w:tblStylePr>
     <w:tblStylePr w:type="lastRow">
       <w:rPr>
+        <w:rFonts w:eastAsia="黑体"/>
         <w:b/>
         <w:bCs/>
         <w:color w:themeColor="text1" w:val="000000"/>
@@ -14839,6 +15432,7 @@
     </w:tblStylePr>
     <w:tblStylePr w:type="firstCol">
       <w:rPr>
+        <w:rFonts w:eastAsia="黑体"/>
         <w:color w:themeColor="background1" w:val="FFFFFF"/>
       </w:rPr>
       <w:tblPr/>
@@ -14848,6 +15442,7 @@
     </w:tblStylePr>
     <w:tblStylePr w:type="lastCol">
       <w:rPr>
+        <w:rFonts w:eastAsia="黑体"/>
         <w:color w:themeColor="background1" w:val="FFFFFF"/>
       </w:rPr>
       <w:tblPr/>
@@ -14880,6 +15475,7 @@
     <w:name w:val="KeywordTok"/>
     <w:basedOn w:val="VerbatimChar"/>
     <w:rPr>
+      <w:rFonts w:eastAsia="黑体"/>
       <w:b/>
       <w:color w:val="007020"/>
     </w:rPr>
@@ -14888,6 +15484,7 @@
     <w:name w:val="DataTypeTok"/>
     <w:basedOn w:val="VerbatimChar"/>
     <w:rPr>
+      <w:rFonts w:eastAsia="黑体"/>
       <w:color w:val="902000"/>
     </w:rPr>
   </w:style>
@@ -14895,6 +15492,7 @@
     <w:name w:val="DecValTok"/>
     <w:basedOn w:val="VerbatimChar"/>
     <w:rPr>
+      <w:rFonts w:eastAsia="黑体"/>
       <w:color w:val="40a070"/>
     </w:rPr>
   </w:style>
@@ -14902,6 +15500,7 @@
     <w:name w:val="BaseNTok"/>
     <w:basedOn w:val="VerbatimChar"/>
     <w:rPr>
+      <w:rFonts w:eastAsia="黑体"/>
       <w:color w:val="40a070"/>
     </w:rPr>
   </w:style>
@@ -14909,6 +15508,7 @@
     <w:name w:val="FloatTok"/>
     <w:basedOn w:val="VerbatimChar"/>
     <w:rPr>
+      <w:rFonts w:eastAsia="黑体"/>
       <w:color w:val="40a070"/>
     </w:rPr>
   </w:style>
@@ -14916,6 +15516,7 @@
     <w:name w:val="ConstantTok"/>
     <w:basedOn w:val="VerbatimChar"/>
     <w:rPr>
+      <w:rFonts w:eastAsia="黑体"/>
       <w:color w:val="880000"/>
     </w:rPr>
   </w:style>
@@ -14923,6 +15524,7 @@
     <w:name w:val="CharTok"/>
     <w:basedOn w:val="VerbatimChar"/>
     <w:rPr>
+      <w:rFonts w:eastAsia="黑体"/>
       <w:color w:val="4070a0"/>
     </w:rPr>
   </w:style>
@@ -14930,6 +15532,7 @@
     <w:name w:val="SpecialCharTok"/>
     <w:basedOn w:val="VerbatimChar"/>
     <w:rPr>
+      <w:rFonts w:eastAsia="黑体"/>
       <w:color w:val="4070a0"/>
     </w:rPr>
   </w:style>
@@ -14937,6 +15540,7 @@
     <w:name w:val="StringTok"/>
     <w:basedOn w:val="VerbatimChar"/>
     <w:rPr>
+      <w:rFonts w:eastAsia="黑体"/>
       <w:color w:val="4070a0"/>
     </w:rPr>
   </w:style>
@@ -14944,6 +15548,7 @@
     <w:name w:val="VerbatimStringTok"/>
     <w:basedOn w:val="VerbatimChar"/>
     <w:rPr>
+      <w:rFonts w:eastAsia="黑体"/>
       <w:color w:val="4070a0"/>
     </w:rPr>
   </w:style>
@@ -14951,6 +15556,7 @@
     <w:name w:val="SpecialStringTok"/>
     <w:basedOn w:val="VerbatimChar"/>
     <w:rPr>
+      <w:rFonts w:eastAsia="黑体"/>
       <w:color w:val="bb6688"/>
     </w:rPr>
   </w:style>
@@ -14958,6 +15564,7 @@
     <w:name w:val="ImportTok"/>
     <w:basedOn w:val="VerbatimChar"/>
     <w:rPr>
+      <w:rFonts w:eastAsia="黑体"/>
       <w:b/>
       <w:color w:val="008000"/>
     </w:rPr>
@@ -14966,6 +15573,7 @@
     <w:name w:val="CommentTok"/>
     <w:basedOn w:val="VerbatimChar"/>
     <w:rPr>
+      <w:rFonts w:eastAsia="黑体"/>
       <w:i/>
       <w:color w:val="60a0b0"/>
     </w:rPr>
@@ -14974,6 +15582,7 @@
     <w:name w:val="DocumentationTok"/>
     <w:basedOn w:val="VerbatimChar"/>
     <w:rPr>
+      <w:rFonts w:eastAsia="黑体"/>
       <w:i/>
       <w:color w:val="ba2121"/>
     </w:rPr>
@@ -14982,6 +15591,7 @@
     <w:name w:val="AnnotationTok"/>
     <w:basedOn w:val="VerbatimChar"/>
     <w:rPr>
+      <w:rFonts w:eastAsia="黑体"/>
       <w:b/>
       <w:i/>
       <w:color w:val="60a0b0"/>
@@ -14991,6 +15601,7 @@
     <w:name w:val="CommentVarTok"/>
     <w:basedOn w:val="VerbatimChar"/>
     <w:rPr>
+      <w:rFonts w:eastAsia="黑体"/>
       <w:b/>
       <w:i/>
       <w:color w:val="60a0b0"/>
@@ -15000,6 +15611,7 @@
     <w:name w:val="OtherTok"/>
     <w:basedOn w:val="VerbatimChar"/>
     <w:rPr>
+      <w:rFonts w:eastAsia="黑体"/>
       <w:color w:val="007020"/>
     </w:rPr>
   </w:style>
@@ -15007,6 +15619,7 @@
     <w:name w:val="FunctionTok"/>
     <w:basedOn w:val="VerbatimChar"/>
     <w:rPr>
+      <w:rFonts w:eastAsia="黑体"/>
       <w:color w:val="06287e"/>
     </w:rPr>
   </w:style>
@@ -15014,6 +15627,7 @@
     <w:name w:val="VariableTok"/>
     <w:basedOn w:val="VerbatimChar"/>
     <w:rPr>
+      <w:rFonts w:eastAsia="黑体"/>
       <w:color w:val="19177c"/>
     </w:rPr>
   </w:style>
@@ -15021,6 +15635,7 @@
     <w:name w:val="ControlFlowTok"/>
     <w:basedOn w:val="VerbatimChar"/>
     <w:rPr>
+      <w:rFonts w:eastAsia="黑体"/>
       <w:b/>
       <w:color w:val="007020"/>
     </w:rPr>
@@ -15029,6 +15644,7 @@
     <w:name w:val="OperatorTok"/>
     <w:basedOn w:val="VerbatimChar"/>
     <w:rPr>
+      <w:rFonts w:eastAsia="黑体"/>
       <w:color w:val="666666"/>
     </w:rPr>
   </w:style>
@@ -15036,18 +15652,22 @@
     <w:name w:val="BuiltInTok"/>
     <w:basedOn w:val="VerbatimChar"/>
     <w:rPr>
+      <w:rFonts w:eastAsia="黑体"/>
       <w:color w:val="008000"/>
     </w:rPr>
   </w:style>
   <w:style w:type="character" w:customStyle="1" w:styleId="ExtensionTok">
     <w:name w:val="ExtensionTok"/>
     <w:basedOn w:val="VerbatimChar"/>
-    <w:rPr/>
+    <w:rPr>
+      <w:rFonts w:eastAsia="黑体"/>
+    </w:rPr>
   </w:style>
   <w:style w:type="character" w:customStyle="1" w:styleId="PreprocessorTok">
     <w:name w:val="PreprocessorTok"/>
     <w:basedOn w:val="VerbatimChar"/>
     <w:rPr>
+      <w:rFonts w:eastAsia="黑体"/>
       <w:color w:val="bc7a00"/>
     </w:rPr>
   </w:style>
@@ -15055,18 +15675,22 @@
     <w:name w:val="AttributeTok"/>
     <w:basedOn w:val="VerbatimChar"/>
     <w:rPr>
+      <w:rFonts w:eastAsia="黑体"/>
       <w:color w:val="7d9029"/>
     </w:rPr>
   </w:style>
   <w:style w:type="character" w:customStyle="1" w:styleId="RegionMarkerTok">
     <w:name w:val="RegionMarkerTok"/>
     <w:basedOn w:val="VerbatimChar"/>
-    <w:rPr/>
+    <w:rPr>
+      <w:rFonts w:eastAsia="黑体"/>
+    </w:rPr>
   </w:style>
   <w:style w:type="character" w:customStyle="1" w:styleId="InformationTok">
     <w:name w:val="InformationTok"/>
     <w:basedOn w:val="VerbatimChar"/>
     <w:rPr>
+      <w:rFonts w:eastAsia="黑体"/>
       <w:b/>
       <w:i/>
       <w:color w:val="60a0b0"/>
@@ -15076,6 +15700,7 @@
     <w:name w:val="WarningTok"/>
     <w:basedOn w:val="VerbatimChar"/>
     <w:rPr>
+      <w:rFonts w:eastAsia="黑体"/>
       <w:b/>
       <w:i/>
       <w:color w:val="60a0b0"/>
@@ -15085,6 +15710,7 @@
     <w:name w:val="AlertTok"/>
     <w:basedOn w:val="VerbatimChar"/>
     <w:rPr>
+      <w:rFonts w:eastAsia="黑体"/>
       <w:b/>
       <w:color w:val="ff0000"/>
     </w:rPr>
@@ -15093,6 +15719,7 @@
     <w:name w:val="ErrorTok"/>
     <w:basedOn w:val="VerbatimChar"/>
     <w:rPr>
+      <w:rFonts w:eastAsia="黑体"/>
       <w:b/>
       <w:color w:val="ff0000"/>
     </w:rPr>
@@ -15100,7 +15727,9 @@
   <w:style w:type="character" w:customStyle="1" w:styleId="NormalTok">
     <w:name w:val="NormalTok"/>
     <w:basedOn w:val="VerbatimChar"/>
-    <w:rPr/>
+    <w:rPr>
+      <w:rFonts w:eastAsia="黑体"/>
+    </w:rPr>
   </w:style>
 </w:styles>
 </file>
@@ -15149,12 +15778,12 @@
     <a:fontScheme name="Office">
       <a:majorFont>
         <a:latin typeface="Calibri"/>
-        <a:ea typeface=""/>
+        <a:ea typeface="黑体"/>
         <a:cs typeface=""/>
         <a:font script="Jpan" typeface="ＭＳ ゴシック"/>
         <a:font script="Hang" typeface="맑은 고딕"/>
-        <a:font script="Hans" typeface="宋体"/>
-        <a:font script="Hant" typeface="新細明體"/>
+        <a:font script="Hans" typeface="黑体"/>
+        <a:font script="Hant" typeface="黑体"/>
         <a:font script="Arab" typeface="Times New Roman"/>
         <a:font script="Hebr" typeface="Times New Roman"/>
         <a:font script="Thai" typeface="Angsana New"/>
@@ -15184,12 +15813,12 @@
       </a:majorFont>
       <a:minorFont>
         <a:latin typeface="Cambria"/>
-        <a:ea typeface=""/>
+        <a:ea typeface="黑体"/>
         <a:cs typeface=""/>
         <a:font script="Jpan" typeface="ＭＳ 明朝"/>
         <a:font script="Hang" typeface="맑은 고딕"/>
-        <a:font script="Hans" typeface="宋体"/>
-        <a:font script="Hant" typeface="新細明體"/>
+        <a:font script="Hans" typeface="黑体"/>
+        <a:font script="Hant" typeface="黑体"/>
         <a:font script="Arab" typeface="Arial"/>
         <a:font script="Hebr" typeface="Arial"/>
         <a:font script="Thai" typeface="Cordia New"/>

--- a/01-电源电路/02-开关电源/推挽/推挽逆变电路/推挽逆变电路.docx
+++ b/01-电源电路/02-开关电源/推挽/推挽逆变电路/推挽逆变电路.docx
@@ -2707,7 +2707,7 @@
           <w:color w:val="555555"/>
           <w:sz w:val="21"/>
         </w:rPr>
-        <w:t>材料收集者：杜文杰，WX手机：19519196569，QQ:3478827729</w:t>
+        <w:t>材料收集者：杜文杰，微信/手机：19519196569，QQ:3478827729</w:t>
       </w:r>
     </w:p>
     <w:sectPr>
